--- a/docs/plantillaTFM_MUIINF.docx
+++ b/docs/plantillaTFM_MUIINF.docx
@@ -2833,7 +2833,11 @@
             </w:tabs>
             <w:rPr>
               <w:noProof/>
-              <w:lang w:val="es-ES" w:eastAsia="es-ES" w:bidi="ar-SA"/>
+              <w:kern w:val="2"/>
+              <w:sz w:val="24"/>
+              <w:szCs w:val="24"/>
+              <w:lang w:bidi="ar-SA"/>
+              <w14:ligatures w14:val="standardContextual"/>
             </w:rPr>
           </w:pPr>
           <w:r>
@@ -2855,7 +2859,7 @@
             </w:rPr>
             <w:fldChar w:fldCharType="separate"/>
           </w:r>
-          <w:hyperlink w:anchor="_Toc325362195" w:history="1">
+          <w:hyperlink w:anchor="_Toc234421515" w:history="1">
             <w:r>
               <w:rPr>
                 <w:rStyle w:val="Hyperlink"/>
@@ -2867,7 +2871,11 @@
             <w:r>
               <w:rPr>
                 <w:noProof/>
-                <w:lang w:val="es-ES" w:eastAsia="es-ES" w:bidi="ar-SA"/>
+                <w:kern w:val="2"/>
+                <w:sz w:val="24"/>
+                <w:szCs w:val="24"/>
+                <w:lang w:bidi="ar-SA"/>
+                <w14:ligatures w14:val="standardContextual"/>
               </w:rPr>
               <w:tab/>
             </w:r>
@@ -2898,7 +2906,7 @@
                 <w:noProof/>
                 <w:webHidden/>
               </w:rPr>
-              <w:instrText xml:space="preserve"> PAGEREF _Toc325362195 \h </w:instrText>
+              <w:instrText xml:space="preserve"> PAGEREF _Toc234421515 \h </w:instrText>
             </w:r>
             <w:r>
               <w:rPr>
@@ -2918,7 +2926,1595 @@
                 <w:noProof/>
                 <w:webHidden/>
               </w:rPr>
-              <w:t>7</w:t>
+              <w:t>8</w:t>
+            </w:r>
+            <w:r>
+              <w:rPr>
+                <w:noProof/>
+                <w:webHidden/>
+              </w:rPr>
+              <w:fldChar w:fldCharType="end"/>
+            </w:r>
+          </w:hyperlink>
+        </w:p>
+        <w:p>
+          <w:pPr>
+            <w:pStyle w:val="TOC2"/>
+            <w:tabs>
+              <w:tab w:val="right" w:leader="dot" w:pos="8494"/>
+            </w:tabs>
+            <w:rPr>
+              <w:noProof/>
+              <w:kern w:val="2"/>
+              <w:sz w:val="24"/>
+              <w:szCs w:val="24"/>
+              <w:lang w:bidi="ar-SA"/>
+              <w14:ligatures w14:val="standardContextual"/>
+            </w:rPr>
+          </w:pPr>
+          <w:hyperlink w:anchor="_Toc234421516" w:history="1">
+            <w:r>
+              <w:rPr>
+                <w:rStyle w:val="Hyperlink"/>
+                <w:rFonts w:ascii="Times New Roman" w:hAnsi="Times New Roman" w:cs="Times New Roman"/>
+                <w:noProof/>
+              </w:rPr>
+              <w:t>Motivación</w:t>
+            </w:r>
+            <w:r>
+              <w:rPr>
+                <w:noProof/>
+                <w:webHidden/>
+              </w:rPr>
+              <w:tab/>
+            </w:r>
+            <w:r>
+              <w:rPr>
+                <w:noProof/>
+                <w:webHidden/>
+              </w:rPr>
+              <w:fldChar w:fldCharType="begin"/>
+            </w:r>
+            <w:r>
+              <w:rPr>
+                <w:noProof/>
+                <w:webHidden/>
+              </w:rPr>
+              <w:instrText xml:space="preserve"> PAGEREF _Toc234421516 \h </w:instrText>
+            </w:r>
+            <w:r>
+              <w:rPr>
+                <w:noProof/>
+                <w:webHidden/>
+              </w:rPr>
+            </w:r>
+            <w:r>
+              <w:rPr>
+                <w:noProof/>
+                <w:webHidden/>
+              </w:rPr>
+              <w:fldChar w:fldCharType="separate"/>
+            </w:r>
+            <w:r>
+              <w:rPr>
+                <w:noProof/>
+                <w:webHidden/>
+              </w:rPr>
+              <w:t>8</w:t>
+            </w:r>
+            <w:r>
+              <w:rPr>
+                <w:noProof/>
+                <w:webHidden/>
+              </w:rPr>
+              <w:fldChar w:fldCharType="end"/>
+            </w:r>
+          </w:hyperlink>
+        </w:p>
+        <w:p>
+          <w:pPr>
+            <w:pStyle w:val="TOC2"/>
+            <w:tabs>
+              <w:tab w:val="right" w:leader="dot" w:pos="8494"/>
+            </w:tabs>
+            <w:rPr>
+              <w:noProof/>
+              <w:kern w:val="2"/>
+              <w:sz w:val="24"/>
+              <w:szCs w:val="24"/>
+              <w:lang w:bidi="ar-SA"/>
+              <w14:ligatures w14:val="standardContextual"/>
+            </w:rPr>
+          </w:pPr>
+          <w:hyperlink w:anchor="_Toc234421517" w:history="1">
+            <w:r>
+              <w:rPr>
+                <w:rStyle w:val="Hyperlink"/>
+                <w:rFonts w:ascii="Times New Roman" w:hAnsi="Times New Roman" w:cs="Times New Roman"/>
+                <w:noProof/>
+              </w:rPr>
+              <w:t>Objetivos</w:t>
+            </w:r>
+            <w:r>
+              <w:rPr>
+                <w:noProof/>
+                <w:webHidden/>
+              </w:rPr>
+              <w:tab/>
+            </w:r>
+            <w:r>
+              <w:rPr>
+                <w:noProof/>
+                <w:webHidden/>
+              </w:rPr>
+              <w:fldChar w:fldCharType="begin"/>
+            </w:r>
+            <w:r>
+              <w:rPr>
+                <w:noProof/>
+                <w:webHidden/>
+              </w:rPr>
+              <w:instrText xml:space="preserve"> PAGEREF _Toc234421517 \h </w:instrText>
+            </w:r>
+            <w:r>
+              <w:rPr>
+                <w:noProof/>
+                <w:webHidden/>
+              </w:rPr>
+            </w:r>
+            <w:r>
+              <w:rPr>
+                <w:noProof/>
+                <w:webHidden/>
+              </w:rPr>
+              <w:fldChar w:fldCharType="separate"/>
+            </w:r>
+            <w:r>
+              <w:rPr>
+                <w:noProof/>
+                <w:webHidden/>
+              </w:rPr>
+              <w:t>8</w:t>
+            </w:r>
+            <w:r>
+              <w:rPr>
+                <w:noProof/>
+                <w:webHidden/>
+              </w:rPr>
+              <w:fldChar w:fldCharType="end"/>
+            </w:r>
+          </w:hyperlink>
+        </w:p>
+        <w:p>
+          <w:pPr>
+            <w:pStyle w:val="TOC2"/>
+            <w:tabs>
+              <w:tab w:val="right" w:leader="dot" w:pos="8494"/>
+            </w:tabs>
+            <w:rPr>
+              <w:noProof/>
+              <w:kern w:val="2"/>
+              <w:sz w:val="24"/>
+              <w:szCs w:val="24"/>
+              <w:lang w:bidi="ar-SA"/>
+              <w14:ligatures w14:val="standardContextual"/>
+            </w:rPr>
+          </w:pPr>
+          <w:hyperlink w:anchor="_Toc234421518" w:history="1">
+            <w:r>
+              <w:rPr>
+                <w:rStyle w:val="Hyperlink"/>
+                <w:rFonts w:ascii="Times New Roman" w:hAnsi="Times New Roman" w:cs="Times New Roman"/>
+                <w:noProof/>
+              </w:rPr>
+              <w:t>Impacto Esperado</w:t>
+            </w:r>
+            <w:r>
+              <w:rPr>
+                <w:noProof/>
+                <w:webHidden/>
+              </w:rPr>
+              <w:tab/>
+            </w:r>
+            <w:r>
+              <w:rPr>
+                <w:noProof/>
+                <w:webHidden/>
+              </w:rPr>
+              <w:fldChar w:fldCharType="begin"/>
+            </w:r>
+            <w:r>
+              <w:rPr>
+                <w:noProof/>
+                <w:webHidden/>
+              </w:rPr>
+              <w:instrText xml:space="preserve"> PAGEREF _Toc234421518 \h </w:instrText>
+            </w:r>
+            <w:r>
+              <w:rPr>
+                <w:noProof/>
+                <w:webHidden/>
+              </w:rPr>
+            </w:r>
+            <w:r>
+              <w:rPr>
+                <w:noProof/>
+                <w:webHidden/>
+              </w:rPr>
+              <w:fldChar w:fldCharType="separate"/>
+            </w:r>
+            <w:r>
+              <w:rPr>
+                <w:noProof/>
+                <w:webHidden/>
+              </w:rPr>
+              <w:t>9</w:t>
+            </w:r>
+            <w:r>
+              <w:rPr>
+                <w:noProof/>
+                <w:webHidden/>
+              </w:rPr>
+              <w:fldChar w:fldCharType="end"/>
+            </w:r>
+          </w:hyperlink>
+        </w:p>
+        <w:p>
+          <w:pPr>
+            <w:pStyle w:val="TOC2"/>
+            <w:tabs>
+              <w:tab w:val="right" w:leader="dot" w:pos="8494"/>
+            </w:tabs>
+            <w:rPr>
+              <w:noProof/>
+              <w:kern w:val="2"/>
+              <w:sz w:val="24"/>
+              <w:szCs w:val="24"/>
+              <w:lang w:bidi="ar-SA"/>
+              <w14:ligatures w14:val="standardContextual"/>
+            </w:rPr>
+          </w:pPr>
+          <w:hyperlink w:anchor="_Toc234421519" w:history="1">
+            <w:r>
+              <w:rPr>
+                <w:rStyle w:val="Hyperlink"/>
+                <w:rFonts w:ascii="Times New Roman" w:hAnsi="Times New Roman" w:cs="Times New Roman"/>
+                <w:noProof/>
+              </w:rPr>
+              <w:t>Metodología</w:t>
+            </w:r>
+            <w:r>
+              <w:rPr>
+                <w:noProof/>
+                <w:webHidden/>
+              </w:rPr>
+              <w:tab/>
+            </w:r>
+            <w:r>
+              <w:rPr>
+                <w:noProof/>
+                <w:webHidden/>
+              </w:rPr>
+              <w:fldChar w:fldCharType="begin"/>
+            </w:r>
+            <w:r>
+              <w:rPr>
+                <w:noProof/>
+                <w:webHidden/>
+              </w:rPr>
+              <w:instrText xml:space="preserve"> PAGEREF _Toc234421519 \h </w:instrText>
+            </w:r>
+            <w:r>
+              <w:rPr>
+                <w:noProof/>
+                <w:webHidden/>
+              </w:rPr>
+            </w:r>
+            <w:r>
+              <w:rPr>
+                <w:noProof/>
+                <w:webHidden/>
+              </w:rPr>
+              <w:fldChar w:fldCharType="separate"/>
+            </w:r>
+            <w:r>
+              <w:rPr>
+                <w:noProof/>
+                <w:webHidden/>
+              </w:rPr>
+              <w:t>9</w:t>
+            </w:r>
+            <w:r>
+              <w:rPr>
+                <w:noProof/>
+                <w:webHidden/>
+              </w:rPr>
+              <w:fldChar w:fldCharType="end"/>
+            </w:r>
+          </w:hyperlink>
+        </w:p>
+        <w:p>
+          <w:pPr>
+            <w:pStyle w:val="TOC2"/>
+            <w:tabs>
+              <w:tab w:val="right" w:leader="dot" w:pos="8494"/>
+            </w:tabs>
+            <w:rPr>
+              <w:noProof/>
+              <w:kern w:val="2"/>
+              <w:sz w:val="24"/>
+              <w:szCs w:val="24"/>
+              <w:lang w:bidi="ar-SA"/>
+              <w14:ligatures w14:val="standardContextual"/>
+            </w:rPr>
+          </w:pPr>
+          <w:hyperlink w:anchor="_Toc234421520" w:history="1">
+            <w:r>
+              <w:rPr>
+                <w:rStyle w:val="Hyperlink"/>
+                <w:rFonts w:ascii="Times New Roman" w:hAnsi="Times New Roman" w:cs="Times New Roman"/>
+                <w:noProof/>
+              </w:rPr>
+              <w:t>Estructura de la Memoria</w:t>
+            </w:r>
+            <w:r>
+              <w:rPr>
+                <w:noProof/>
+                <w:webHidden/>
+              </w:rPr>
+              <w:tab/>
+            </w:r>
+            <w:r>
+              <w:rPr>
+                <w:noProof/>
+                <w:webHidden/>
+              </w:rPr>
+              <w:fldChar w:fldCharType="begin"/>
+            </w:r>
+            <w:r>
+              <w:rPr>
+                <w:noProof/>
+                <w:webHidden/>
+              </w:rPr>
+              <w:instrText xml:space="preserve"> PAGEREF _Toc234421520 \h </w:instrText>
+            </w:r>
+            <w:r>
+              <w:rPr>
+                <w:noProof/>
+                <w:webHidden/>
+              </w:rPr>
+            </w:r>
+            <w:r>
+              <w:rPr>
+                <w:noProof/>
+                <w:webHidden/>
+              </w:rPr>
+              <w:fldChar w:fldCharType="separate"/>
+            </w:r>
+            <w:r>
+              <w:rPr>
+                <w:noProof/>
+                <w:webHidden/>
+              </w:rPr>
+              <w:t>10</w:t>
+            </w:r>
+            <w:r>
+              <w:rPr>
+                <w:noProof/>
+                <w:webHidden/>
+              </w:rPr>
+              <w:fldChar w:fldCharType="end"/>
+            </w:r>
+          </w:hyperlink>
+        </w:p>
+        <w:p>
+          <w:pPr>
+            <w:pStyle w:val="TOC1"/>
+            <w:tabs>
+              <w:tab w:val="left" w:pos="440"/>
+              <w:tab w:val="right" w:leader="dot" w:pos="8494"/>
+            </w:tabs>
+            <w:rPr>
+              <w:noProof/>
+              <w:kern w:val="2"/>
+              <w:sz w:val="24"/>
+              <w:szCs w:val="24"/>
+              <w:lang w:bidi="ar-SA"/>
+              <w14:ligatures w14:val="standardContextual"/>
+            </w:rPr>
+          </w:pPr>
+          <w:hyperlink w:anchor="_Toc234421521" w:history="1">
+            <w:r>
+              <w:rPr>
+                <w:rStyle w:val="Hyperlink"/>
+                <w:rFonts w:ascii="Times New Roman" w:hAnsi="Times New Roman" w:cs="Times New Roman"/>
+                <w:noProof/>
+              </w:rPr>
+              <w:t>2.</w:t>
+            </w:r>
+            <w:r>
+              <w:rPr>
+                <w:noProof/>
+                <w:kern w:val="2"/>
+                <w:sz w:val="24"/>
+                <w:szCs w:val="24"/>
+                <w:lang w:bidi="ar-SA"/>
+                <w14:ligatures w14:val="standardContextual"/>
+              </w:rPr>
+              <w:tab/>
+            </w:r>
+            <w:r>
+              <w:rPr>
+                <w:rStyle w:val="Hyperlink"/>
+                <w:rFonts w:ascii="Times New Roman" w:hAnsi="Times New Roman" w:cs="Times New Roman"/>
+                <w:noProof/>
+              </w:rPr>
+              <w:t>Estado del Arte</w:t>
+            </w:r>
+            <w:r>
+              <w:rPr>
+                <w:noProof/>
+                <w:webHidden/>
+              </w:rPr>
+              <w:tab/>
+            </w:r>
+            <w:r>
+              <w:rPr>
+                <w:noProof/>
+                <w:webHidden/>
+              </w:rPr>
+              <w:fldChar w:fldCharType="begin"/>
+            </w:r>
+            <w:r>
+              <w:rPr>
+                <w:noProof/>
+                <w:webHidden/>
+              </w:rPr>
+              <w:instrText xml:space="preserve"> PAGEREF _Toc234421521 \h </w:instrText>
+            </w:r>
+            <w:r>
+              <w:rPr>
+                <w:noProof/>
+                <w:webHidden/>
+              </w:rPr>
+            </w:r>
+            <w:r>
+              <w:rPr>
+                <w:noProof/>
+                <w:webHidden/>
+              </w:rPr>
+              <w:fldChar w:fldCharType="separate"/>
+            </w:r>
+            <w:r>
+              <w:rPr>
+                <w:noProof/>
+                <w:webHidden/>
+              </w:rPr>
+              <w:t>11</w:t>
+            </w:r>
+            <w:r>
+              <w:rPr>
+                <w:noProof/>
+                <w:webHidden/>
+              </w:rPr>
+              <w:fldChar w:fldCharType="end"/>
+            </w:r>
+          </w:hyperlink>
+        </w:p>
+        <w:p>
+          <w:pPr>
+            <w:pStyle w:val="TOC2"/>
+            <w:tabs>
+              <w:tab w:val="right" w:leader="dot" w:pos="8494"/>
+            </w:tabs>
+            <w:rPr>
+              <w:noProof/>
+              <w:kern w:val="2"/>
+              <w:sz w:val="24"/>
+              <w:szCs w:val="24"/>
+              <w:lang w:bidi="ar-SA"/>
+              <w14:ligatures w14:val="standardContextual"/>
+            </w:rPr>
+          </w:pPr>
+          <w:hyperlink w:anchor="_Toc234421522" w:history="1">
+            <w:r>
+              <w:rPr>
+                <w:rStyle w:val="Hyperlink"/>
+                <w:rFonts w:ascii="Times New Roman" w:hAnsi="Times New Roman" w:cs="Times New Roman"/>
+                <w:noProof/>
+              </w:rPr>
+              <w:t>Trading Algorítmico y Sistemas de Gestión Cuantitativa de Carteras</w:t>
+            </w:r>
+            <w:r>
+              <w:rPr>
+                <w:noProof/>
+                <w:webHidden/>
+              </w:rPr>
+              <w:tab/>
+            </w:r>
+            <w:r>
+              <w:rPr>
+                <w:noProof/>
+                <w:webHidden/>
+              </w:rPr>
+              <w:fldChar w:fldCharType="begin"/>
+            </w:r>
+            <w:r>
+              <w:rPr>
+                <w:noProof/>
+                <w:webHidden/>
+              </w:rPr>
+              <w:instrText xml:space="preserve"> PAGEREF _Toc234421522 \h </w:instrText>
+            </w:r>
+            <w:r>
+              <w:rPr>
+                <w:noProof/>
+                <w:webHidden/>
+              </w:rPr>
+            </w:r>
+            <w:r>
+              <w:rPr>
+                <w:noProof/>
+                <w:webHidden/>
+              </w:rPr>
+              <w:fldChar w:fldCharType="separate"/>
+            </w:r>
+            <w:r>
+              <w:rPr>
+                <w:noProof/>
+                <w:webHidden/>
+              </w:rPr>
+              <w:t>11</w:t>
+            </w:r>
+            <w:r>
+              <w:rPr>
+                <w:noProof/>
+                <w:webHidden/>
+              </w:rPr>
+              <w:fldChar w:fldCharType="end"/>
+            </w:r>
+          </w:hyperlink>
+        </w:p>
+        <w:p>
+          <w:pPr>
+            <w:pStyle w:val="TOC2"/>
+            <w:tabs>
+              <w:tab w:val="right" w:leader="dot" w:pos="8494"/>
+            </w:tabs>
+            <w:rPr>
+              <w:noProof/>
+              <w:kern w:val="2"/>
+              <w:sz w:val="24"/>
+              <w:szCs w:val="24"/>
+              <w:lang w:bidi="ar-SA"/>
+              <w14:ligatures w14:val="standardContextual"/>
+            </w:rPr>
+          </w:pPr>
+          <w:hyperlink w:anchor="_Toc234421523" w:history="1">
+            <w:r>
+              <w:rPr>
+                <w:rStyle w:val="Hyperlink"/>
+                <w:rFonts w:ascii="Times New Roman" w:hAnsi="Times New Roman" w:cs="Times New Roman"/>
+                <w:noProof/>
+              </w:rPr>
+              <w:t>Análisis Multi-Timeframe (MTF): Justificación y Ventajas</w:t>
+            </w:r>
+            <w:r>
+              <w:rPr>
+                <w:noProof/>
+                <w:webHidden/>
+              </w:rPr>
+              <w:tab/>
+            </w:r>
+            <w:r>
+              <w:rPr>
+                <w:noProof/>
+                <w:webHidden/>
+              </w:rPr>
+              <w:fldChar w:fldCharType="begin"/>
+            </w:r>
+            <w:r>
+              <w:rPr>
+                <w:noProof/>
+                <w:webHidden/>
+              </w:rPr>
+              <w:instrText xml:space="preserve"> PAGEREF _Toc234421523 \h </w:instrText>
+            </w:r>
+            <w:r>
+              <w:rPr>
+                <w:noProof/>
+                <w:webHidden/>
+              </w:rPr>
+            </w:r>
+            <w:r>
+              <w:rPr>
+                <w:noProof/>
+                <w:webHidden/>
+              </w:rPr>
+              <w:fldChar w:fldCharType="separate"/>
+            </w:r>
+            <w:r>
+              <w:rPr>
+                <w:noProof/>
+                <w:webHidden/>
+              </w:rPr>
+              <w:t>12</w:t>
+            </w:r>
+            <w:r>
+              <w:rPr>
+                <w:noProof/>
+                <w:webHidden/>
+              </w:rPr>
+              <w:fldChar w:fldCharType="end"/>
+            </w:r>
+          </w:hyperlink>
+        </w:p>
+        <w:p>
+          <w:pPr>
+            <w:pStyle w:val="TOC3"/>
+            <w:tabs>
+              <w:tab w:val="right" w:leader="dot" w:pos="8494"/>
+            </w:tabs>
+            <w:rPr>
+              <w:noProof/>
+              <w:kern w:val="2"/>
+              <w:sz w:val="24"/>
+              <w:szCs w:val="24"/>
+              <w:lang w:bidi="ar-SA"/>
+              <w14:ligatures w14:val="standardContextual"/>
+            </w:rPr>
+          </w:pPr>
+          <w:hyperlink w:anchor="_Toc234421524" w:history="1">
+            <w:r>
+              <w:rPr>
+                <w:rStyle w:val="Hyperlink"/>
+                <w:rFonts w:ascii="Times New Roman" w:hAnsi="Times New Roman" w:cs="Times New Roman"/>
+                <w:noProof/>
+              </w:rPr>
+              <w:t>El Problema del Lookahead Bias en Sistemas MTF</w:t>
+            </w:r>
+            <w:r>
+              <w:rPr>
+                <w:noProof/>
+                <w:webHidden/>
+              </w:rPr>
+              <w:tab/>
+            </w:r>
+            <w:r>
+              <w:rPr>
+                <w:noProof/>
+                <w:webHidden/>
+              </w:rPr>
+              <w:fldChar w:fldCharType="begin"/>
+            </w:r>
+            <w:r>
+              <w:rPr>
+                <w:noProof/>
+                <w:webHidden/>
+              </w:rPr>
+              <w:instrText xml:space="preserve"> PAGEREF _Toc234421524 \h </w:instrText>
+            </w:r>
+            <w:r>
+              <w:rPr>
+                <w:noProof/>
+                <w:webHidden/>
+              </w:rPr>
+            </w:r>
+            <w:r>
+              <w:rPr>
+                <w:noProof/>
+                <w:webHidden/>
+              </w:rPr>
+              <w:fldChar w:fldCharType="separate"/>
+            </w:r>
+            <w:r>
+              <w:rPr>
+                <w:noProof/>
+                <w:webHidden/>
+              </w:rPr>
+              <w:t>12</w:t>
+            </w:r>
+            <w:r>
+              <w:rPr>
+                <w:noProof/>
+                <w:webHidden/>
+              </w:rPr>
+              <w:fldChar w:fldCharType="end"/>
+            </w:r>
+          </w:hyperlink>
+        </w:p>
+        <w:p>
+          <w:pPr>
+            <w:pStyle w:val="TOC2"/>
+            <w:tabs>
+              <w:tab w:val="right" w:leader="dot" w:pos="8494"/>
+            </w:tabs>
+            <w:rPr>
+              <w:noProof/>
+              <w:kern w:val="2"/>
+              <w:sz w:val="24"/>
+              <w:szCs w:val="24"/>
+              <w:lang w:bidi="ar-SA"/>
+              <w14:ligatures w14:val="standardContextual"/>
+            </w:rPr>
+          </w:pPr>
+          <w:hyperlink w:anchor="_Toc234421525" w:history="1">
+            <w:r>
+              <w:rPr>
+                <w:rStyle w:val="Hyperlink"/>
+                <w:rFonts w:ascii="Times New Roman" w:hAnsi="Times New Roman" w:cs="Times New Roman"/>
+                <w:noProof/>
+              </w:rPr>
+              <w:t>Machine Learning en la Predicción de Señales de Trading</w:t>
+            </w:r>
+            <w:r>
+              <w:rPr>
+                <w:noProof/>
+                <w:webHidden/>
+              </w:rPr>
+              <w:tab/>
+            </w:r>
+            <w:r>
+              <w:rPr>
+                <w:noProof/>
+                <w:webHidden/>
+              </w:rPr>
+              <w:fldChar w:fldCharType="begin"/>
+            </w:r>
+            <w:r>
+              <w:rPr>
+                <w:noProof/>
+                <w:webHidden/>
+              </w:rPr>
+              <w:instrText xml:space="preserve"> PAGEREF _Toc234421525 \h </w:instrText>
+            </w:r>
+            <w:r>
+              <w:rPr>
+                <w:noProof/>
+                <w:webHidden/>
+              </w:rPr>
+            </w:r>
+            <w:r>
+              <w:rPr>
+                <w:noProof/>
+                <w:webHidden/>
+              </w:rPr>
+              <w:fldChar w:fldCharType="separate"/>
+            </w:r>
+            <w:r>
+              <w:rPr>
+                <w:noProof/>
+                <w:webHidden/>
+              </w:rPr>
+              <w:t>13</w:t>
+            </w:r>
+            <w:r>
+              <w:rPr>
+                <w:noProof/>
+                <w:webHidden/>
+              </w:rPr>
+              <w:fldChar w:fldCharType="end"/>
+            </w:r>
+          </w:hyperlink>
+        </w:p>
+        <w:p>
+          <w:pPr>
+            <w:pStyle w:val="TOC2"/>
+            <w:tabs>
+              <w:tab w:val="right" w:leader="dot" w:pos="8494"/>
+            </w:tabs>
+            <w:rPr>
+              <w:noProof/>
+              <w:kern w:val="2"/>
+              <w:sz w:val="24"/>
+              <w:szCs w:val="24"/>
+              <w:lang w:bidi="ar-SA"/>
+              <w14:ligatures w14:val="standardContextual"/>
+            </w:rPr>
+          </w:pPr>
+          <w:hyperlink w:anchor="_Toc234421526" w:history="1">
+            <w:r>
+              <w:rPr>
+                <w:rStyle w:val="Hyperlink"/>
+                <w:rFonts w:ascii="Times New Roman" w:hAnsi="Times New Roman" w:cs="Times New Roman"/>
+                <w:noProof/>
+              </w:rPr>
+              <w:t>Crítica al Estado del Arte y Contribución Original</w:t>
+            </w:r>
+            <w:r>
+              <w:rPr>
+                <w:noProof/>
+                <w:webHidden/>
+              </w:rPr>
+              <w:tab/>
+            </w:r>
+            <w:r>
+              <w:rPr>
+                <w:noProof/>
+                <w:webHidden/>
+              </w:rPr>
+              <w:fldChar w:fldCharType="begin"/>
+            </w:r>
+            <w:r>
+              <w:rPr>
+                <w:noProof/>
+                <w:webHidden/>
+              </w:rPr>
+              <w:instrText xml:space="preserve"> PAGEREF _Toc234421526 \h </w:instrText>
+            </w:r>
+            <w:r>
+              <w:rPr>
+                <w:noProof/>
+                <w:webHidden/>
+              </w:rPr>
+            </w:r>
+            <w:r>
+              <w:rPr>
+                <w:noProof/>
+                <w:webHidden/>
+              </w:rPr>
+              <w:fldChar w:fldCharType="separate"/>
+            </w:r>
+            <w:r>
+              <w:rPr>
+                <w:noProof/>
+                <w:webHidden/>
+              </w:rPr>
+              <w:t>13</w:t>
+            </w:r>
+            <w:r>
+              <w:rPr>
+                <w:noProof/>
+                <w:webHidden/>
+              </w:rPr>
+              <w:fldChar w:fldCharType="end"/>
+            </w:r>
+          </w:hyperlink>
+        </w:p>
+        <w:p>
+          <w:pPr>
+            <w:pStyle w:val="TOC1"/>
+            <w:tabs>
+              <w:tab w:val="left" w:pos="440"/>
+              <w:tab w:val="right" w:leader="dot" w:pos="8494"/>
+            </w:tabs>
+            <w:rPr>
+              <w:noProof/>
+              <w:kern w:val="2"/>
+              <w:sz w:val="24"/>
+              <w:szCs w:val="24"/>
+              <w:lang w:bidi="ar-SA"/>
+              <w14:ligatures w14:val="standardContextual"/>
+            </w:rPr>
+          </w:pPr>
+          <w:hyperlink w:anchor="_Toc234421527" w:history="1">
+            <w:r>
+              <w:rPr>
+                <w:rStyle w:val="Hyperlink"/>
+                <w:rFonts w:ascii="Times New Roman" w:hAnsi="Times New Roman" w:cs="Times New Roman"/>
+                <w:noProof/>
+              </w:rPr>
+              <w:t>3.</w:t>
+            </w:r>
+            <w:r>
+              <w:rPr>
+                <w:noProof/>
+                <w:kern w:val="2"/>
+                <w:sz w:val="24"/>
+                <w:szCs w:val="24"/>
+                <w:lang w:bidi="ar-SA"/>
+                <w14:ligatures w14:val="standardContextual"/>
+              </w:rPr>
+              <w:tab/>
+            </w:r>
+            <w:r>
+              <w:rPr>
+                <w:rStyle w:val="Hyperlink"/>
+                <w:rFonts w:ascii="Times New Roman" w:hAnsi="Times New Roman" w:cs="Times New Roman"/>
+                <w:noProof/>
+              </w:rPr>
+              <w:t>Análisis del Problema y Datos</w:t>
+            </w:r>
+            <w:r>
+              <w:rPr>
+                <w:noProof/>
+                <w:webHidden/>
+              </w:rPr>
+              <w:tab/>
+            </w:r>
+            <w:r>
+              <w:rPr>
+                <w:noProof/>
+                <w:webHidden/>
+              </w:rPr>
+              <w:fldChar w:fldCharType="begin"/>
+            </w:r>
+            <w:r>
+              <w:rPr>
+                <w:noProof/>
+                <w:webHidden/>
+              </w:rPr>
+              <w:instrText xml:space="preserve"> PAGEREF _Toc234421527 \h </w:instrText>
+            </w:r>
+            <w:r>
+              <w:rPr>
+                <w:noProof/>
+                <w:webHidden/>
+              </w:rPr>
+            </w:r>
+            <w:r>
+              <w:rPr>
+                <w:noProof/>
+                <w:webHidden/>
+              </w:rPr>
+              <w:fldChar w:fldCharType="separate"/>
+            </w:r>
+            <w:r>
+              <w:rPr>
+                <w:noProof/>
+                <w:webHidden/>
+              </w:rPr>
+              <w:t>15</w:t>
+            </w:r>
+            <w:r>
+              <w:rPr>
+                <w:noProof/>
+                <w:webHidden/>
+              </w:rPr>
+              <w:fldChar w:fldCharType="end"/>
+            </w:r>
+          </w:hyperlink>
+        </w:p>
+        <w:p>
+          <w:pPr>
+            <w:pStyle w:val="TOC2"/>
+            <w:tabs>
+              <w:tab w:val="right" w:leader="dot" w:pos="8494"/>
+            </w:tabs>
+            <w:rPr>
+              <w:noProof/>
+              <w:kern w:val="2"/>
+              <w:sz w:val="24"/>
+              <w:szCs w:val="24"/>
+              <w:lang w:bidi="ar-SA"/>
+              <w14:ligatures w14:val="standardContextual"/>
+            </w:rPr>
+          </w:pPr>
+          <w:hyperlink w:anchor="_Toc234421528" w:history="1">
+            <w:r>
+              <w:rPr>
+                <w:rStyle w:val="Hyperlink"/>
+                <w:noProof/>
+              </w:rPr>
+              <w:t>Definición del Problema</w:t>
+            </w:r>
+            <w:r>
+              <w:rPr>
+                <w:noProof/>
+                <w:webHidden/>
+              </w:rPr>
+              <w:tab/>
+            </w:r>
+            <w:r>
+              <w:rPr>
+                <w:noProof/>
+                <w:webHidden/>
+              </w:rPr>
+              <w:fldChar w:fldCharType="begin"/>
+            </w:r>
+            <w:r>
+              <w:rPr>
+                <w:noProof/>
+                <w:webHidden/>
+              </w:rPr>
+              <w:instrText xml:space="preserve"> PAGEREF _Toc234421528 \h </w:instrText>
+            </w:r>
+            <w:r>
+              <w:rPr>
+                <w:noProof/>
+                <w:webHidden/>
+              </w:rPr>
+            </w:r>
+            <w:r>
+              <w:rPr>
+                <w:noProof/>
+                <w:webHidden/>
+              </w:rPr>
+              <w:fldChar w:fldCharType="separate"/>
+            </w:r>
+            <w:r>
+              <w:rPr>
+                <w:noProof/>
+                <w:webHidden/>
+              </w:rPr>
+              <w:t>15</w:t>
+            </w:r>
+            <w:r>
+              <w:rPr>
+                <w:noProof/>
+                <w:webHidden/>
+              </w:rPr>
+              <w:fldChar w:fldCharType="end"/>
+            </w:r>
+          </w:hyperlink>
+        </w:p>
+        <w:p>
+          <w:pPr>
+            <w:pStyle w:val="TOC2"/>
+            <w:tabs>
+              <w:tab w:val="right" w:leader="dot" w:pos="8494"/>
+            </w:tabs>
+            <w:rPr>
+              <w:noProof/>
+              <w:kern w:val="2"/>
+              <w:sz w:val="24"/>
+              <w:szCs w:val="24"/>
+              <w:lang w:bidi="ar-SA"/>
+              <w14:ligatures w14:val="standardContextual"/>
+            </w:rPr>
+          </w:pPr>
+          <w:hyperlink w:anchor="_Toc234421529" w:history="1">
+            <w:r>
+              <w:rPr>
+                <w:rStyle w:val="Hyperlink"/>
+                <w:noProof/>
+              </w:rPr>
+              <w:t>Universo de Activos</w:t>
+            </w:r>
+            <w:r>
+              <w:rPr>
+                <w:noProof/>
+                <w:webHidden/>
+              </w:rPr>
+              <w:tab/>
+            </w:r>
+            <w:r>
+              <w:rPr>
+                <w:noProof/>
+                <w:webHidden/>
+              </w:rPr>
+              <w:fldChar w:fldCharType="begin"/>
+            </w:r>
+            <w:r>
+              <w:rPr>
+                <w:noProof/>
+                <w:webHidden/>
+              </w:rPr>
+              <w:instrText xml:space="preserve"> PAGEREF _Toc234421529 \h </w:instrText>
+            </w:r>
+            <w:r>
+              <w:rPr>
+                <w:noProof/>
+                <w:webHidden/>
+              </w:rPr>
+            </w:r>
+            <w:r>
+              <w:rPr>
+                <w:noProof/>
+                <w:webHidden/>
+              </w:rPr>
+              <w:fldChar w:fldCharType="separate"/>
+            </w:r>
+            <w:r>
+              <w:rPr>
+                <w:noProof/>
+                <w:webHidden/>
+              </w:rPr>
+              <w:t>15</w:t>
+            </w:r>
+            <w:r>
+              <w:rPr>
+                <w:noProof/>
+                <w:webHidden/>
+              </w:rPr>
+              <w:fldChar w:fldCharType="end"/>
+            </w:r>
+          </w:hyperlink>
+        </w:p>
+        <w:p>
+          <w:pPr>
+            <w:pStyle w:val="TOC2"/>
+            <w:tabs>
+              <w:tab w:val="right" w:leader="dot" w:pos="8494"/>
+            </w:tabs>
+            <w:rPr>
+              <w:noProof/>
+              <w:kern w:val="2"/>
+              <w:sz w:val="24"/>
+              <w:szCs w:val="24"/>
+              <w:lang w:bidi="ar-SA"/>
+              <w14:ligatures w14:val="standardContextual"/>
+            </w:rPr>
+          </w:pPr>
+          <w:hyperlink w:anchor="_Toc234421530" w:history="1">
+            <w:r>
+              <w:rPr>
+                <w:rStyle w:val="Hyperlink"/>
+                <w:noProof/>
+              </w:rPr>
+              <w:t>Fuentes de Datos</w:t>
+            </w:r>
+            <w:r>
+              <w:rPr>
+                <w:noProof/>
+                <w:webHidden/>
+              </w:rPr>
+              <w:tab/>
+            </w:r>
+            <w:r>
+              <w:rPr>
+                <w:noProof/>
+                <w:webHidden/>
+              </w:rPr>
+              <w:fldChar w:fldCharType="begin"/>
+            </w:r>
+            <w:r>
+              <w:rPr>
+                <w:noProof/>
+                <w:webHidden/>
+              </w:rPr>
+              <w:instrText xml:space="preserve"> PAGEREF _Toc234421530 \h </w:instrText>
+            </w:r>
+            <w:r>
+              <w:rPr>
+                <w:noProof/>
+                <w:webHidden/>
+              </w:rPr>
+            </w:r>
+            <w:r>
+              <w:rPr>
+                <w:noProof/>
+                <w:webHidden/>
+              </w:rPr>
+              <w:fldChar w:fldCharType="separate"/>
+            </w:r>
+            <w:r>
+              <w:rPr>
+                <w:noProof/>
+                <w:webHidden/>
+              </w:rPr>
+              <w:t>16</w:t>
+            </w:r>
+            <w:r>
+              <w:rPr>
+                <w:noProof/>
+                <w:webHidden/>
+              </w:rPr>
+              <w:fldChar w:fldCharType="end"/>
+            </w:r>
+          </w:hyperlink>
+        </w:p>
+        <w:p>
+          <w:pPr>
+            <w:pStyle w:val="TOC3"/>
+            <w:tabs>
+              <w:tab w:val="right" w:leader="dot" w:pos="8494"/>
+            </w:tabs>
+            <w:rPr>
+              <w:noProof/>
+              <w:kern w:val="2"/>
+              <w:sz w:val="24"/>
+              <w:szCs w:val="24"/>
+              <w:lang w:bidi="ar-SA"/>
+              <w14:ligatures w14:val="standardContextual"/>
+            </w:rPr>
+          </w:pPr>
+          <w:hyperlink w:anchor="_Toc234421531" w:history="1">
+            <w:r>
+              <w:rPr>
+                <w:rStyle w:val="Hyperlink"/>
+                <w:noProof/>
+              </w:rPr>
+              <w:t>Datos de Precio Intradiario: Tiingo IEX</w:t>
+            </w:r>
+            <w:r>
+              <w:rPr>
+                <w:noProof/>
+                <w:webHidden/>
+              </w:rPr>
+              <w:tab/>
+            </w:r>
+            <w:r>
+              <w:rPr>
+                <w:noProof/>
+                <w:webHidden/>
+              </w:rPr>
+              <w:fldChar w:fldCharType="begin"/>
+            </w:r>
+            <w:r>
+              <w:rPr>
+                <w:noProof/>
+                <w:webHidden/>
+              </w:rPr>
+              <w:instrText xml:space="preserve"> PAGEREF _Toc234421531 \h </w:instrText>
+            </w:r>
+            <w:r>
+              <w:rPr>
+                <w:noProof/>
+                <w:webHidden/>
+              </w:rPr>
+            </w:r>
+            <w:r>
+              <w:rPr>
+                <w:noProof/>
+                <w:webHidden/>
+              </w:rPr>
+              <w:fldChar w:fldCharType="separate"/>
+            </w:r>
+            <w:r>
+              <w:rPr>
+                <w:noProof/>
+                <w:webHidden/>
+              </w:rPr>
+              <w:t>16</w:t>
+            </w:r>
+            <w:r>
+              <w:rPr>
+                <w:noProof/>
+                <w:webHidden/>
+              </w:rPr>
+              <w:fldChar w:fldCharType="end"/>
+            </w:r>
+          </w:hyperlink>
+        </w:p>
+        <w:p>
+          <w:pPr>
+            <w:pStyle w:val="TOC3"/>
+            <w:tabs>
+              <w:tab w:val="right" w:leader="dot" w:pos="8494"/>
+            </w:tabs>
+            <w:rPr>
+              <w:noProof/>
+              <w:kern w:val="2"/>
+              <w:sz w:val="24"/>
+              <w:szCs w:val="24"/>
+              <w:lang w:bidi="ar-SA"/>
+              <w14:ligatures w14:val="standardContextual"/>
+            </w:rPr>
+          </w:pPr>
+          <w:hyperlink w:anchor="_Toc234421532" w:history="1">
+            <w:r>
+              <w:rPr>
+                <w:rStyle w:val="Hyperlink"/>
+                <w:noProof/>
+              </w:rPr>
+              <w:t>El Problema del Precalentamiento de la Media Móvil de 200 Períodos</w:t>
+            </w:r>
+            <w:r>
+              <w:rPr>
+                <w:noProof/>
+                <w:webHidden/>
+              </w:rPr>
+              <w:tab/>
+            </w:r>
+            <w:r>
+              <w:rPr>
+                <w:noProof/>
+                <w:webHidden/>
+              </w:rPr>
+              <w:fldChar w:fldCharType="begin"/>
+            </w:r>
+            <w:r>
+              <w:rPr>
+                <w:noProof/>
+                <w:webHidden/>
+              </w:rPr>
+              <w:instrText xml:space="preserve"> PAGEREF _Toc234421532 \h </w:instrText>
+            </w:r>
+            <w:r>
+              <w:rPr>
+                <w:noProof/>
+                <w:webHidden/>
+              </w:rPr>
+            </w:r>
+            <w:r>
+              <w:rPr>
+                <w:noProof/>
+                <w:webHidden/>
+              </w:rPr>
+              <w:fldChar w:fldCharType="separate"/>
+            </w:r>
+            <w:r>
+              <w:rPr>
+                <w:noProof/>
+                <w:webHidden/>
+              </w:rPr>
+              <w:t>16</w:t>
+            </w:r>
+            <w:r>
+              <w:rPr>
+                <w:noProof/>
+                <w:webHidden/>
+              </w:rPr>
+              <w:fldChar w:fldCharType="end"/>
+            </w:r>
+          </w:hyperlink>
+        </w:p>
+        <w:p>
+          <w:pPr>
+            <w:pStyle w:val="TOC3"/>
+            <w:tabs>
+              <w:tab w:val="right" w:leader="dot" w:pos="8494"/>
+            </w:tabs>
+            <w:rPr>
+              <w:noProof/>
+              <w:kern w:val="2"/>
+              <w:sz w:val="24"/>
+              <w:szCs w:val="24"/>
+              <w:lang w:bidi="ar-SA"/>
+              <w14:ligatures w14:val="standardContextual"/>
+            </w:rPr>
+          </w:pPr>
+          <w:hyperlink w:anchor="_Toc234421533" w:history="1">
+            <w:r>
+              <w:rPr>
+                <w:rStyle w:val="Hyperlink"/>
+                <w:noProof/>
+              </w:rPr>
+              <w:t>Datos Macroeconómicos: FRED</w:t>
+            </w:r>
+            <w:r>
+              <w:rPr>
+                <w:noProof/>
+                <w:webHidden/>
+              </w:rPr>
+              <w:tab/>
+            </w:r>
+            <w:r>
+              <w:rPr>
+                <w:noProof/>
+                <w:webHidden/>
+              </w:rPr>
+              <w:fldChar w:fldCharType="begin"/>
+            </w:r>
+            <w:r>
+              <w:rPr>
+                <w:noProof/>
+                <w:webHidden/>
+              </w:rPr>
+              <w:instrText xml:space="preserve"> PAGEREF _Toc234421533 \h </w:instrText>
+            </w:r>
+            <w:r>
+              <w:rPr>
+                <w:noProof/>
+                <w:webHidden/>
+              </w:rPr>
+            </w:r>
+            <w:r>
+              <w:rPr>
+                <w:noProof/>
+                <w:webHidden/>
+              </w:rPr>
+              <w:fldChar w:fldCharType="separate"/>
+            </w:r>
+            <w:r>
+              <w:rPr>
+                <w:noProof/>
+                <w:webHidden/>
+              </w:rPr>
+              <w:t>17</w:t>
+            </w:r>
+            <w:r>
+              <w:rPr>
+                <w:noProof/>
+                <w:webHidden/>
+              </w:rPr>
+              <w:fldChar w:fldCharType="end"/>
+            </w:r>
+          </w:hyperlink>
+        </w:p>
+        <w:p>
+          <w:pPr>
+            <w:pStyle w:val="TOC2"/>
+            <w:tabs>
+              <w:tab w:val="right" w:leader="dot" w:pos="8494"/>
+            </w:tabs>
+            <w:rPr>
+              <w:noProof/>
+              <w:kern w:val="2"/>
+              <w:sz w:val="24"/>
+              <w:szCs w:val="24"/>
+              <w:lang w:bidi="ar-SA"/>
+              <w14:ligatures w14:val="standardContextual"/>
+            </w:rPr>
+          </w:pPr>
+          <w:hyperlink w:anchor="_Toc234421534" w:history="1">
+            <w:r>
+              <w:rPr>
+                <w:rStyle w:val="Hyperlink"/>
+                <w:rFonts w:ascii="Times New Roman" w:hAnsi="Times New Roman" w:cs="Times New Roman"/>
+                <w:noProof/>
+              </w:rPr>
+              <w:t>Pipeline de Ingesta y Transformación de Datos (ETL)</w:t>
+            </w:r>
+            <w:r>
+              <w:rPr>
+                <w:noProof/>
+                <w:webHidden/>
+              </w:rPr>
+              <w:tab/>
+            </w:r>
+            <w:r>
+              <w:rPr>
+                <w:noProof/>
+                <w:webHidden/>
+              </w:rPr>
+              <w:fldChar w:fldCharType="begin"/>
+            </w:r>
+            <w:r>
+              <w:rPr>
+                <w:noProof/>
+                <w:webHidden/>
+              </w:rPr>
+              <w:instrText xml:space="preserve"> PAGEREF _Toc234421534 \h </w:instrText>
+            </w:r>
+            <w:r>
+              <w:rPr>
+                <w:noProof/>
+                <w:webHidden/>
+              </w:rPr>
+            </w:r>
+            <w:r>
+              <w:rPr>
+                <w:noProof/>
+                <w:webHidden/>
+              </w:rPr>
+              <w:fldChar w:fldCharType="separate"/>
+            </w:r>
+            <w:r>
+              <w:rPr>
+                <w:noProof/>
+                <w:webHidden/>
+              </w:rPr>
+              <w:t>18</w:t>
+            </w:r>
+            <w:r>
+              <w:rPr>
+                <w:noProof/>
+                <w:webHidden/>
+              </w:rPr>
+              <w:fldChar w:fldCharType="end"/>
+            </w:r>
+          </w:hyperlink>
+        </w:p>
+        <w:p>
+          <w:pPr>
+            <w:pStyle w:val="TOC3"/>
+            <w:tabs>
+              <w:tab w:val="right" w:leader="dot" w:pos="8494"/>
+            </w:tabs>
+            <w:rPr>
+              <w:noProof/>
+              <w:kern w:val="2"/>
+              <w:sz w:val="24"/>
+              <w:szCs w:val="24"/>
+              <w:lang w:bidi="ar-SA"/>
+              <w14:ligatures w14:val="standardContextual"/>
+            </w:rPr>
+          </w:pPr>
+          <w:hyperlink w:anchor="_Toc234421535" w:history="1">
+            <w:r>
+              <w:rPr>
+                <w:rStyle w:val="Hyperlink"/>
+                <w:rFonts w:ascii="Times New Roman" w:hAnsi="Times New Roman" w:cs="Times New Roman"/>
+                <w:noProof/>
+              </w:rPr>
+              <w:t>Construcción del Dataset Multi-Timeframe: `mtf_builder.py`</w:t>
+            </w:r>
+            <w:r>
+              <w:rPr>
+                <w:noProof/>
+                <w:webHidden/>
+              </w:rPr>
+              <w:tab/>
+            </w:r>
+            <w:r>
+              <w:rPr>
+                <w:noProof/>
+                <w:webHidden/>
+              </w:rPr>
+              <w:fldChar w:fldCharType="begin"/>
+            </w:r>
+            <w:r>
+              <w:rPr>
+                <w:noProof/>
+                <w:webHidden/>
+              </w:rPr>
+              <w:instrText xml:space="preserve"> PAGEREF _Toc234421535 \h </w:instrText>
+            </w:r>
+            <w:r>
+              <w:rPr>
+                <w:noProof/>
+                <w:webHidden/>
+              </w:rPr>
+            </w:r>
+            <w:r>
+              <w:rPr>
+                <w:noProof/>
+                <w:webHidden/>
+              </w:rPr>
+              <w:fldChar w:fldCharType="separate"/>
+            </w:r>
+            <w:r>
+              <w:rPr>
+                <w:noProof/>
+                <w:webHidden/>
+              </w:rPr>
+              <w:t>20</w:t>
+            </w:r>
+            <w:r>
+              <w:rPr>
+                <w:noProof/>
+                <w:webHidden/>
+              </w:rPr>
+              <w:fldChar w:fldCharType="end"/>
+            </w:r>
+          </w:hyperlink>
+        </w:p>
+        <w:p>
+          <w:pPr>
+            <w:pStyle w:val="TOC3"/>
+            <w:tabs>
+              <w:tab w:val="right" w:leader="dot" w:pos="8494"/>
+            </w:tabs>
+            <w:rPr>
+              <w:noProof/>
+              <w:kern w:val="2"/>
+              <w:sz w:val="24"/>
+              <w:szCs w:val="24"/>
+              <w:lang w:bidi="ar-SA"/>
+              <w14:ligatures w14:val="standardContextual"/>
+            </w:rPr>
+          </w:pPr>
+          <w:hyperlink w:anchor="_Toc234421536" w:history="1">
+            <w:r>
+              <w:rPr>
+                <w:rStyle w:val="Hyperlink"/>
+                <w:rFonts w:ascii="Times New Roman" w:hAnsi="Times New Roman" w:cs="Times New Roman"/>
+                <w:noProof/>
+              </w:rPr>
+              <w:t>Limpieza y Normalización: `dataset_cleaner.py`</w:t>
+            </w:r>
+            <w:r>
+              <w:rPr>
+                <w:noProof/>
+                <w:webHidden/>
+              </w:rPr>
+              <w:tab/>
+            </w:r>
+            <w:r>
+              <w:rPr>
+                <w:noProof/>
+                <w:webHidden/>
+              </w:rPr>
+              <w:fldChar w:fldCharType="begin"/>
+            </w:r>
+            <w:r>
+              <w:rPr>
+                <w:noProof/>
+                <w:webHidden/>
+              </w:rPr>
+              <w:instrText xml:space="preserve"> PAGEREF _Toc234421536 \h </w:instrText>
+            </w:r>
+            <w:r>
+              <w:rPr>
+                <w:noProof/>
+                <w:webHidden/>
+              </w:rPr>
+            </w:r>
+            <w:r>
+              <w:rPr>
+                <w:noProof/>
+                <w:webHidden/>
+              </w:rPr>
+              <w:fldChar w:fldCharType="separate"/>
+            </w:r>
+            <w:r>
+              <w:rPr>
+                <w:noProof/>
+                <w:webHidden/>
+              </w:rPr>
+              <w:t>20</w:t>
             </w:r>
             <w:r>
               <w:rPr>
@@ -2996,7 +4592,7 @@
           <w:szCs w:val="52"/>
         </w:rPr>
       </w:pPr>
-      <w:bookmarkStart w:id="0" w:name="_Toc325362195"/>
+      <w:bookmarkStart w:id="0" w:name="_Toc234421515"/>
       <w:proofErr w:type="spellStart"/>
       <w:r>
         <w:rPr>
@@ -3358,6 +4954,7 @@
       <w:pPr>
         <w:pStyle w:val="Heading2"/>
       </w:pPr>
+      <w:bookmarkStart w:id="1" w:name="_Toc234421516"/>
       <w:proofErr w:type="spellStart"/>
       <w:r>
         <w:rPr>
@@ -3365,6 +4962,7 @@
         </w:rPr>
         <w:t>Motivación</w:t>
       </w:r>
+      <w:bookmarkEnd w:id="1"/>
       <w:proofErr w:type="spellEnd"/>
     </w:p>
     <w:p>
@@ -4871,6 +6469,7 @@
           <w:rFonts w:ascii="Times New Roman" w:hAnsi="Times New Roman" w:cs="Times New Roman"/>
         </w:rPr>
       </w:pPr>
+      <w:bookmarkStart w:id="2" w:name="_Toc234421517"/>
       <w:proofErr w:type="spellStart"/>
       <w:r>
         <w:rPr>
@@ -4878,6 +6477,7 @@
         </w:rPr>
         <w:t>Objetivos</w:t>
       </w:r>
+      <w:bookmarkEnd w:id="2"/>
       <w:proofErr w:type="spellEnd"/>
     </w:p>
     <w:p>
@@ -6848,6 +8448,7 @@
           <w:rFonts w:ascii="Times New Roman" w:hAnsi="Times New Roman" w:cs="Times New Roman"/>
         </w:rPr>
       </w:pPr>
+      <w:bookmarkStart w:id="3" w:name="_Toc234421518"/>
       <w:r>
         <w:rPr>
           <w:rFonts w:ascii="Times New Roman" w:hAnsi="Times New Roman" w:cs="Times New Roman"/>
@@ -6861,6 +8462,7 @@
         </w:rPr>
         <w:t>Esperado</w:t>
       </w:r>
+      <w:bookmarkEnd w:id="3"/>
       <w:proofErr w:type="spellEnd"/>
     </w:p>
     <w:p>
@@ -7728,6 +9330,7 @@
           <w:rFonts w:ascii="Times New Roman" w:hAnsi="Times New Roman" w:cs="Times New Roman"/>
         </w:rPr>
       </w:pPr>
+      <w:bookmarkStart w:id="4" w:name="_Toc234421519"/>
       <w:proofErr w:type="spellStart"/>
       <w:r>
         <w:rPr>
@@ -7735,6 +9338,7 @@
         </w:rPr>
         <w:t>Metodología</w:t>
       </w:r>
+      <w:bookmarkEnd w:id="4"/>
       <w:proofErr w:type="spellEnd"/>
     </w:p>
     <w:p/>
@@ -8754,6 +10358,7 @@
           <w:rFonts w:ascii="Times New Roman" w:hAnsi="Times New Roman" w:cs="Times New Roman"/>
         </w:rPr>
       </w:pPr>
+      <w:bookmarkStart w:id="5" w:name="_Toc234421520"/>
       <w:proofErr w:type="spellStart"/>
       <w:r>
         <w:rPr>
@@ -8769,6 +10374,7 @@
         </w:rPr>
         <w:t xml:space="preserve"> de la Memoria</w:t>
       </w:r>
+      <w:bookmarkEnd w:id="5"/>
     </w:p>
     <w:p>
       <w:pPr>
@@ -10059,24 +11665,44 @@
     </w:p>
     <w:p>
       <w:pPr>
-        <w:pStyle w:val="Title"/>
+        <w:pStyle w:val="Heading1"/>
         <w:numPr>
           <w:ilvl w:val="0"/>
           <w:numId w:val="4"/>
         </w:numPr>
-      </w:pPr>
-      <w:r>
+        <w:pBdr>
+          <w:bottom w:val="single" w:sz="4" w:space="1" w:color="auto"/>
+        </w:pBdr>
+        <w:rPr>
+          <w:rFonts w:ascii="Times New Roman" w:hAnsi="Times New Roman" w:cs="Times New Roman"/>
+          <w:b w:val="0"/>
+          <w:bCs w:val="0"/>
+          <w:sz w:val="52"/>
+          <w:szCs w:val="52"/>
+        </w:rPr>
+      </w:pPr>
+      <w:bookmarkStart w:id="6" w:name="_Toc234421521"/>
+      <w:r>
+        <w:rPr>
+          <w:rFonts w:ascii="Times New Roman" w:hAnsi="Times New Roman" w:cs="Times New Roman"/>
+          <w:b w:val="0"/>
+          <w:bCs w:val="0"/>
+          <w:sz w:val="52"/>
+          <w:szCs w:val="52"/>
+        </w:rPr>
         <w:lastRenderedPageBreak/>
-        <w:t xml:space="preserve">Estado </w:t>
-      </w:r>
-      <w:r>
-        <w:rPr>
-          <w:rFonts w:ascii="Times New Roman" w:hAnsi="Times New Roman" w:cs="Times New Roman"/>
-        </w:rPr>
-        <w:t>del</w:t>
-      </w:r>
-      <w:r>
-        <w:t xml:space="preserve"> Arte</w:t>
+        <w:t>Estado del Arte</w:t>
+      </w:r>
+      <w:bookmarkEnd w:id="6"/>
+      <w:r>
+        <w:rPr>
+          <w:rFonts w:ascii="Times New Roman" w:hAnsi="Times New Roman" w:cs="Times New Roman"/>
+          <w:b w:val="0"/>
+          <w:bCs w:val="0"/>
+          <w:sz w:val="52"/>
+          <w:szCs w:val="52"/>
+        </w:rPr>
+        <w:t xml:space="preserve"> </w:t>
       </w:r>
     </w:p>
     <w:p/>
@@ -10087,6 +11713,7 @@
           <w:rFonts w:ascii="Times New Roman" w:hAnsi="Times New Roman" w:cs="Times New Roman"/>
         </w:rPr>
       </w:pPr>
+      <w:bookmarkStart w:id="7" w:name="_Toc234421522"/>
       <w:r>
         <w:rPr>
           <w:rFonts w:ascii="Times New Roman" w:hAnsi="Times New Roman" w:cs="Times New Roman"/>
@@ -10128,6 +11755,7 @@
         </w:rPr>
         <w:t>Carteras</w:t>
       </w:r>
+      <w:bookmarkEnd w:id="7"/>
       <w:proofErr w:type="spellEnd"/>
     </w:p>
     <w:p/>
@@ -12523,6 +14151,7 @@
           <w:rFonts w:ascii="Times New Roman" w:hAnsi="Times New Roman" w:cs="Times New Roman"/>
         </w:rPr>
       </w:pPr>
+      <w:bookmarkStart w:id="8" w:name="_Toc234421523"/>
       <w:proofErr w:type="spellStart"/>
       <w:r>
         <w:rPr>
@@ -12552,6 +14181,7 @@
         </w:rPr>
         <w:t xml:space="preserve"> y Ventajas</w:t>
       </w:r>
+      <w:bookmarkEnd w:id="8"/>
     </w:p>
     <w:p>
       <w:pPr>
@@ -14331,6 +15961,7 @@
           <w:rFonts w:ascii="Times New Roman" w:hAnsi="Times New Roman" w:cs="Times New Roman"/>
         </w:rPr>
       </w:pPr>
+      <w:bookmarkStart w:id="9" w:name="_Toc234421524"/>
       <w:r>
         <w:rPr>
           <w:rFonts w:ascii="Times New Roman" w:hAnsi="Times New Roman" w:cs="Times New Roman"/>
@@ -14365,6 +15996,7 @@
         </w:rPr>
         <w:t xml:space="preserve"> Sistemas MTF</w:t>
       </w:r>
+      <w:bookmarkEnd w:id="9"/>
     </w:p>
     <w:p>
       <w:pPr>
@@ -15806,6 +17438,7 @@
           <w:rFonts w:ascii="Times New Roman" w:hAnsi="Times New Roman" w:cs="Times New Roman"/>
         </w:rPr>
       </w:pPr>
+      <w:bookmarkStart w:id="10" w:name="_Toc234421525"/>
       <w:r>
         <w:rPr>
           <w:rFonts w:ascii="Times New Roman" w:hAnsi="Times New Roman" w:cs="Times New Roman"/>
@@ -15855,6 +17488,7 @@
         </w:rPr>
         <w:t xml:space="preserve"> de Trading</w:t>
       </w:r>
+      <w:bookmarkEnd w:id="10"/>
     </w:p>
     <w:p/>
     <w:p>
@@ -16460,7 +18094,7 @@
         <w:pStyle w:val="ListParagraph"/>
         <w:numPr>
           <w:ilvl w:val="1"/>
-          <w:numId w:val="7"/>
+          <w:numId w:val="4"/>
         </w:numPr>
         <w:ind w:left="720"/>
         <w:jc w:val="both"/>
@@ -16903,7 +18537,7 @@
         <w:pStyle w:val="ListParagraph"/>
         <w:numPr>
           <w:ilvl w:val="1"/>
-          <w:numId w:val="7"/>
+          <w:numId w:val="4"/>
         </w:numPr>
         <w:ind w:left="720"/>
         <w:jc w:val="both"/>
@@ -17705,6 +19339,7 @@
           <w:rFonts w:ascii="Times New Roman" w:hAnsi="Times New Roman" w:cs="Times New Roman"/>
         </w:rPr>
       </w:pPr>
+      <w:bookmarkStart w:id="11" w:name="_Toc234421526"/>
       <w:proofErr w:type="spellStart"/>
       <w:r>
         <w:rPr>
@@ -17733,6 +19368,7 @@
         </w:rPr>
         <w:t xml:space="preserve"> Original</w:t>
       </w:r>
+      <w:bookmarkEnd w:id="11"/>
     </w:p>
     <w:p>
       <w:pPr>
@@ -19506,19 +21142,31 @@
     </w:p>
     <w:p>
       <w:pPr>
-        <w:pStyle w:val="Title"/>
+        <w:pStyle w:val="Heading1"/>
         <w:numPr>
           <w:ilvl w:val="0"/>
-          <w:numId w:val="8"/>
+          <w:numId w:val="4"/>
         </w:numPr>
-        <w:rPr>
-          <w:rFonts w:ascii="Times New Roman" w:hAnsi="Times New Roman" w:cs="Times New Roman"/>
-        </w:rPr>
-      </w:pPr>
-      <w:proofErr w:type="spellStart"/>
-      <w:r>
-        <w:rPr>
-          <w:rFonts w:ascii="Times New Roman" w:hAnsi="Times New Roman" w:cs="Times New Roman"/>
+        <w:pBdr>
+          <w:bottom w:val="single" w:sz="4" w:space="1" w:color="auto"/>
+        </w:pBdr>
+        <w:rPr>
+          <w:rFonts w:ascii="Times New Roman" w:hAnsi="Times New Roman" w:cs="Times New Roman"/>
+          <w:b w:val="0"/>
+          <w:bCs w:val="0"/>
+          <w:sz w:val="52"/>
+          <w:szCs w:val="52"/>
+        </w:rPr>
+      </w:pPr>
+      <w:bookmarkStart w:id="12" w:name="_Toc234421527"/>
+      <w:proofErr w:type="spellStart"/>
+      <w:r>
+        <w:rPr>
+          <w:rFonts w:ascii="Times New Roman" w:hAnsi="Times New Roman" w:cs="Times New Roman"/>
+          <w:b w:val="0"/>
+          <w:bCs w:val="0"/>
+          <w:sz w:val="52"/>
+          <w:szCs w:val="52"/>
         </w:rPr>
         <w:lastRenderedPageBreak/>
         <w:t>Análisis</w:t>
@@ -19527,6 +21175,10 @@
       <w:r>
         <w:rPr>
           <w:rFonts w:ascii="Times New Roman" w:hAnsi="Times New Roman" w:cs="Times New Roman"/>
+          <w:b w:val="0"/>
+          <w:bCs w:val="0"/>
+          <w:sz w:val="52"/>
+          <w:szCs w:val="52"/>
         </w:rPr>
         <w:t xml:space="preserve"> del </w:t>
       </w:r>
@@ -19534,6 +21186,10 @@
       <w:r>
         <w:rPr>
           <w:rFonts w:ascii="Times New Roman" w:hAnsi="Times New Roman" w:cs="Times New Roman"/>
+          <w:b w:val="0"/>
+          <w:bCs w:val="0"/>
+          <w:sz w:val="52"/>
+          <w:szCs w:val="52"/>
         </w:rPr>
         <w:t>Problema</w:t>
       </w:r>
@@ -19541,15 +21197,21 @@
       <w:r>
         <w:rPr>
           <w:rFonts w:ascii="Times New Roman" w:hAnsi="Times New Roman" w:cs="Times New Roman"/>
+          <w:b w:val="0"/>
+          <w:bCs w:val="0"/>
+          <w:sz w:val="52"/>
+          <w:szCs w:val="52"/>
         </w:rPr>
         <w:t xml:space="preserve"> y Datos</w:t>
       </w:r>
+      <w:bookmarkEnd w:id="12"/>
     </w:p>
     <w:p/>
     <w:p>
       <w:pPr>
         <w:pStyle w:val="Heading2"/>
       </w:pPr>
+      <w:bookmarkStart w:id="13" w:name="_Toc234421528"/>
       <w:proofErr w:type="spellStart"/>
       <w:r>
         <w:t>Definición</w:t>
@@ -19562,6 +21224,7 @@
       <w:r>
         <w:t>Problema</w:t>
       </w:r>
+      <w:bookmarkEnd w:id="13"/>
       <w:proofErr w:type="spellEnd"/>
     </w:p>
     <w:p/>
@@ -19674,13 +21337,7 @@
         <w:rPr>
           <w:rFonts w:ascii="Times New Roman" w:hAnsi="Times New Roman" w:cs="Times New Roman"/>
         </w:rPr>
-        <w:t xml:space="preserve"> </w:t>
-      </w:r>
-      <w:r>
-        <w:rPr>
-          <w:rFonts w:ascii="Times New Roman" w:hAnsi="Times New Roman" w:cs="Times New Roman"/>
-        </w:rPr>
-        <w:t xml:space="preserve">fundamentals </w:t>
+        <w:t xml:space="preserve"> fundamentals </w:t>
       </w:r>
       <w:proofErr w:type="spellStart"/>
       <w:r>
@@ -19959,13 +21616,7 @@
         <w:rPr>
           <w:rFonts w:ascii="Times New Roman" w:hAnsi="Times New Roman" w:cs="Times New Roman"/>
         </w:rPr>
-        <w:t xml:space="preserve"> sin valor</w:t>
-      </w:r>
-      <w:r>
-        <w:rPr>
-          <w:rFonts w:ascii="Times New Roman" w:hAnsi="Times New Roman" w:cs="Times New Roman"/>
-        </w:rPr>
-        <w:t xml:space="preserve"> </w:t>
+        <w:t xml:space="preserve"> sin valor </w:t>
       </w:r>
       <w:proofErr w:type="spellStart"/>
       <w:r>
@@ -20235,13 +21886,7 @@
         <w:rPr>
           <w:rFonts w:ascii="Times New Roman" w:hAnsi="Times New Roman" w:cs="Times New Roman"/>
         </w:rPr>
-        <w:t>,</w:t>
-      </w:r>
-      <w:r>
-        <w:rPr>
-          <w:rFonts w:ascii="Times New Roman" w:hAnsi="Times New Roman" w:cs="Times New Roman"/>
-        </w:rPr>
-        <w:t xml:space="preserve"> </w:t>
+        <w:t xml:space="preserve">, </w:t>
       </w:r>
       <w:proofErr w:type="spellStart"/>
       <w:r>
@@ -20339,13 +21984,7 @@
         <w:rPr>
           <w:rFonts w:ascii="Times New Roman" w:hAnsi="Times New Roman" w:cs="Times New Roman"/>
         </w:rPr>
-        <w:t xml:space="preserve"> </w:t>
-      </w:r>
-      <w:r>
-        <w:rPr>
-          <w:rFonts w:ascii="Times New Roman" w:hAnsi="Times New Roman" w:cs="Times New Roman"/>
-        </w:rPr>
-        <w:t xml:space="preserve">de </w:t>
+        <w:t xml:space="preserve"> de </w:t>
       </w:r>
       <w:proofErr w:type="spellStart"/>
       <w:r>
@@ -20465,13 +22104,7 @@
         <w:rPr>
           <w:rFonts w:ascii="Times New Roman" w:hAnsi="Times New Roman" w:cs="Times New Roman"/>
         </w:rPr>
-        <w:t>:</w:t>
-      </w:r>
-      <w:r>
-        <w:rPr>
-          <w:rFonts w:ascii="Times New Roman" w:hAnsi="Times New Roman" w:cs="Times New Roman"/>
-        </w:rPr>
-        <w:t xml:space="preserve"> En </w:t>
+        <w:t xml:space="preserve">: En </w:t>
       </w:r>
       <w:proofErr w:type="spellStart"/>
       <w:r>
@@ -20639,13 +22272,7 @@
         <w:rPr>
           <w:rFonts w:ascii="Times New Roman" w:hAnsi="Times New Roman" w:cs="Times New Roman"/>
         </w:rPr>
-        <w:t xml:space="preserve"> </w:t>
-      </w:r>
-      <w:r>
-        <w:rPr>
-          <w:rFonts w:ascii="Times New Roman" w:hAnsi="Times New Roman" w:cs="Times New Roman"/>
-        </w:rPr>
-        <w:t xml:space="preserve">un gestor de </w:t>
+        <w:t xml:space="preserve"> un gestor de </w:t>
       </w:r>
       <w:proofErr w:type="spellStart"/>
       <w:r>
@@ -20759,9 +22386,11 @@
       <w:pPr>
         <w:pStyle w:val="Heading2"/>
       </w:pPr>
+      <w:bookmarkStart w:id="14" w:name="_Toc234421529"/>
       <w:r>
         <w:t>Universo de Activos</w:t>
       </w:r>
+      <w:bookmarkEnd w:id="14"/>
     </w:p>
     <w:p/>
     <w:p>
@@ -20887,13 +22516,7 @@
         <w:rPr>
           <w:rFonts w:ascii="Times New Roman" w:hAnsi="Times New Roman" w:cs="Times New Roman"/>
         </w:rPr>
-        <w:t>,</w:t>
-      </w:r>
-      <w:r>
-        <w:rPr>
-          <w:rFonts w:ascii="Times New Roman" w:hAnsi="Times New Roman" w:cs="Times New Roman"/>
-        </w:rPr>
-        <w:t xml:space="preserve"> </w:t>
+        <w:t xml:space="preserve">, </w:t>
       </w:r>
       <w:proofErr w:type="spellStart"/>
       <w:r>
@@ -21863,13 +23486,7 @@
         <w:rPr>
           <w:rFonts w:ascii="Times New Roman" w:hAnsi="Times New Roman" w:cs="Times New Roman"/>
         </w:rPr>
-        <w:t>A</w:t>
-      </w:r>
-      <w:r>
-        <w:rPr>
-          <w:rFonts w:ascii="Times New Roman" w:hAnsi="Times New Roman" w:cs="Times New Roman"/>
-        </w:rPr>
-        <w:t xml:space="preserve">lta </w:t>
+        <w:t xml:space="preserve">Alta </w:t>
       </w:r>
       <w:proofErr w:type="spellStart"/>
       <w:r>
@@ -21953,13 +23570,7 @@
         <w:rPr>
           <w:rFonts w:ascii="Times New Roman" w:hAnsi="Times New Roman" w:cs="Times New Roman"/>
         </w:rPr>
-        <w:t xml:space="preserve"> de mercado</w:t>
-      </w:r>
-      <w:r>
-        <w:rPr>
-          <w:rFonts w:ascii="Times New Roman" w:hAnsi="Times New Roman" w:cs="Times New Roman"/>
-        </w:rPr>
-        <w:t xml:space="preserve"> </w:t>
+        <w:t xml:space="preserve"> de mercado </w:t>
       </w:r>
       <w:proofErr w:type="spellStart"/>
       <w:r>
@@ -22002,13 +23613,7 @@
         <w:rPr>
           <w:rFonts w:ascii="Times New Roman" w:hAnsi="Times New Roman" w:cs="Times New Roman"/>
         </w:rPr>
-        <w:t>D</w:t>
-      </w:r>
-      <w:r>
-        <w:rPr>
-          <w:rFonts w:ascii="Times New Roman" w:hAnsi="Times New Roman" w:cs="Times New Roman"/>
-        </w:rPr>
-        <w:t>isponibilidad</w:t>
+        <w:t>Disponibilidad</w:t>
       </w:r>
       <w:proofErr w:type="spellEnd"/>
       <w:r>
@@ -22071,13 +23676,7 @@
         <w:rPr>
           <w:rFonts w:ascii="Times New Roman" w:hAnsi="Times New Roman" w:cs="Times New Roman"/>
         </w:rPr>
-        <w:t xml:space="preserve"> 2010</w:t>
-      </w:r>
-      <w:r>
-        <w:rPr>
-          <w:rFonts w:ascii="Times New Roman" w:hAnsi="Times New Roman" w:cs="Times New Roman"/>
-        </w:rPr>
-        <w:t>.</w:t>
+        <w:t xml:space="preserve"> 2010.</w:t>
       </w:r>
     </w:p>
     <w:p>
@@ -22106,13 +23705,7 @@
         <w:rPr>
           <w:rFonts w:ascii="Times New Roman" w:hAnsi="Times New Roman" w:cs="Times New Roman"/>
         </w:rPr>
-        <w:t>Ef</w:t>
-      </w:r>
-      <w:r>
-        <w:rPr>
-          <w:rFonts w:ascii="Times New Roman" w:hAnsi="Times New Roman" w:cs="Times New Roman"/>
-        </w:rPr>
-        <w:t>iciencia</w:t>
+        <w:t>Eficiencia</w:t>
       </w:r>
       <w:proofErr w:type="spellEnd"/>
       <w:r>
@@ -22161,19 +23754,7 @@
         <w:rPr>
           <w:rFonts w:ascii="Times New Roman" w:hAnsi="Times New Roman" w:cs="Times New Roman"/>
         </w:rPr>
-        <w:t xml:space="preserve"> con el benchmark de Buy</w:t>
-      </w:r>
-      <w:r>
-        <w:rPr>
-          <w:rFonts w:ascii="Times New Roman" w:hAnsi="Times New Roman" w:cs="Times New Roman"/>
-        </w:rPr>
-        <w:t xml:space="preserve"> </w:t>
-      </w:r>
-      <w:r>
-        <w:rPr>
-          <w:rFonts w:ascii="Times New Roman" w:hAnsi="Times New Roman" w:cs="Times New Roman"/>
-        </w:rPr>
-        <w:t xml:space="preserve">and Hold </w:t>
+        <w:t xml:space="preserve"> con el benchmark de Buy and Hold </w:t>
       </w:r>
       <w:proofErr w:type="spellStart"/>
       <w:r>
@@ -22195,15 +23776,18 @@
       <w:pPr>
         <w:pStyle w:val="Heading2"/>
       </w:pPr>
+      <w:bookmarkStart w:id="15" w:name="_Toc234421530"/>
       <w:r>
         <w:t>Fuentes de Datos</w:t>
       </w:r>
+      <w:bookmarkEnd w:id="15"/>
     </w:p>
     <w:p/>
     <w:p>
       <w:pPr>
         <w:pStyle w:val="Heading3"/>
       </w:pPr>
+      <w:bookmarkStart w:id="16" w:name="_Toc234421531"/>
       <w:r>
         <w:t xml:space="preserve">Datos de </w:t>
       </w:r>
@@ -22231,6 +23815,7 @@
       <w:r>
         <w:t xml:space="preserve"> IEX</w:t>
       </w:r>
+      <w:bookmarkEnd w:id="16"/>
     </w:p>
     <w:p/>
     <w:p>
@@ -22286,19 +23871,7 @@
         <w:rPr>
           <w:rFonts w:ascii="Times New Roman" w:hAnsi="Times New Roman" w:cs="Times New Roman"/>
         </w:rPr>
-        <w:t xml:space="preserve"> del endpoint IEX de</w:t>
-      </w:r>
-      <w:r>
-        <w:rPr>
-          <w:rFonts w:ascii="Times New Roman" w:hAnsi="Times New Roman" w:cs="Times New Roman"/>
-        </w:rPr>
-        <w:t xml:space="preserve"> </w:t>
-      </w:r>
-      <w:r>
-        <w:rPr>
-          <w:rFonts w:ascii="Times New Roman" w:hAnsi="Times New Roman" w:cs="Times New Roman"/>
-        </w:rPr>
-        <w:t xml:space="preserve">la API de </w:t>
+        <w:t xml:space="preserve"> del endpoint IEX de la API de </w:t>
       </w:r>
       <w:proofErr w:type="spellStart"/>
       <w:r>
@@ -23209,6 +24782,7 @@
       <w:pPr>
         <w:pStyle w:val="Heading3"/>
       </w:pPr>
+      <w:bookmarkStart w:id="17" w:name="_Toc234421532"/>
       <w:r>
         <w:t xml:space="preserve">El </w:t>
       </w:r>
@@ -23240,6 +24814,7 @@
       <w:r>
         <w:t>Períodos</w:t>
       </w:r>
+      <w:bookmarkEnd w:id="17"/>
       <w:proofErr w:type="spellEnd"/>
     </w:p>
     <w:p>
@@ -24657,6 +26232,7 @@
       <w:pPr>
         <w:pStyle w:val="Heading3"/>
       </w:pPr>
+      <w:bookmarkStart w:id="18" w:name="_Toc234421533"/>
       <w:r>
         <w:t xml:space="preserve">Datos </w:t>
       </w:r>
@@ -24668,6 +26244,7 @@
       <w:r>
         <w:t>: FRED</w:t>
       </w:r>
+      <w:bookmarkEnd w:id="18"/>
     </w:p>
     <w:p>
       <w:pPr>
@@ -26291,6 +27868,7 @@
           <w:rFonts w:ascii="Times New Roman" w:hAnsi="Times New Roman" w:cs="Times New Roman"/>
         </w:rPr>
       </w:pPr>
+      <w:bookmarkStart w:id="19" w:name="_Toc234421534"/>
       <w:r>
         <w:rPr>
           <w:rFonts w:ascii="Times New Roman" w:hAnsi="Times New Roman" w:cs="Times New Roman"/>
@@ -26312,6 +27890,7 @@
         </w:rPr>
         <w:t xml:space="preserve"> de Datos (ETL)</w:t>
       </w:r>
+      <w:bookmarkEnd w:id="19"/>
     </w:p>
     <w:p/>
     <w:p>
@@ -26422,13 +28001,7 @@
         <w:rPr>
           <w:rFonts w:ascii="Times New Roman" w:hAnsi="Times New Roman" w:cs="Times New Roman"/>
         </w:rPr>
-        <w:t xml:space="preserve"> (E),</w:t>
-      </w:r>
-      <w:r>
-        <w:rPr>
-          <w:rFonts w:ascii="Times New Roman" w:hAnsi="Times New Roman" w:cs="Times New Roman"/>
-        </w:rPr>
-        <w:t xml:space="preserve"> </w:t>
+        <w:t xml:space="preserve"> (E), </w:t>
       </w:r>
       <w:proofErr w:type="spellStart"/>
       <w:r>
@@ -26756,6 +28329,7 @@
           <w:rFonts w:ascii="Times New Roman" w:hAnsi="Times New Roman" w:cs="Times New Roman"/>
         </w:rPr>
       </w:pPr>
+      <w:bookmarkStart w:id="20" w:name="_Toc234421535"/>
       <w:proofErr w:type="spellStart"/>
       <w:r>
         <w:rPr>
@@ -26769,1807 +28343,990 @@
         <w:rPr>
           <w:rFonts w:ascii="Times New Roman" w:hAnsi="Times New Roman" w:cs="Times New Roman"/>
         </w:rPr>
-        <w:t xml:space="preserve"> del Dataset Multi-Timeframe</w:t>
-      </w:r>
-      <w:r>
-        <w:rPr>
-          <w:rFonts w:ascii="Times New Roman" w:hAnsi="Times New Roman" w:cs="Times New Roman"/>
-        </w:rPr>
-        <w:t xml:space="preserve">: </w:t>
-      </w:r>
-      <w:r>
-        <w:rPr>
-          <w:rFonts w:ascii="Times New Roman" w:hAnsi="Times New Roman" w:cs="Times New Roman"/>
-        </w:rPr>
-        <w:t>`mtf_builder.py`</w:t>
-      </w:r>
-    </w:p>
-    <w:p>
-      <w:pPr>
-        <w:pStyle w:val="Heading3"/>
-        <w:rPr>
-          <w:rFonts w:ascii="Times New Roman" w:hAnsi="Times New Roman" w:cs="Times New Roman"/>
-          <w:b w:val="0"/>
-          <w:bCs w:val="0"/>
-        </w:rPr>
-      </w:pPr>
-      <w:r>
-        <w:rPr>
-          <w:rFonts w:ascii="Times New Roman" w:hAnsi="Times New Roman" w:cs="Times New Roman"/>
-          <w:b w:val="0"/>
-          <w:bCs w:val="0"/>
-        </w:rPr>
-        <w:t xml:space="preserve">El </w:t>
-      </w:r>
-      <w:proofErr w:type="spellStart"/>
-      <w:r>
-        <w:rPr>
-          <w:rFonts w:ascii="Times New Roman" w:hAnsi="Times New Roman" w:cs="Times New Roman"/>
-          <w:b w:val="0"/>
-          <w:bCs w:val="0"/>
-        </w:rPr>
-        <w:t>módulo</w:t>
-      </w:r>
-      <w:proofErr w:type="spellEnd"/>
-      <w:r>
-        <w:rPr>
-          <w:rFonts w:ascii="Times New Roman" w:hAnsi="Times New Roman" w:cs="Times New Roman"/>
-          <w:b w:val="0"/>
-          <w:bCs w:val="0"/>
-        </w:rPr>
-        <w:t xml:space="preserve"> `</w:t>
-      </w:r>
-      <w:proofErr w:type="spellStart"/>
-      <w:r>
-        <w:rPr>
-          <w:rFonts w:ascii="Times New Roman" w:hAnsi="Times New Roman" w:cs="Times New Roman"/>
-          <w:b w:val="0"/>
-          <w:bCs w:val="0"/>
-        </w:rPr>
-        <w:t>MTFBuilder</w:t>
-      </w:r>
-      <w:proofErr w:type="spellEnd"/>
-      <w:r>
-        <w:rPr>
-          <w:rFonts w:ascii="Times New Roman" w:hAnsi="Times New Roman" w:cs="Times New Roman"/>
-          <w:b w:val="0"/>
-          <w:bCs w:val="0"/>
-        </w:rPr>
-        <w:t xml:space="preserve">` es el </w:t>
-      </w:r>
-      <w:proofErr w:type="spellStart"/>
-      <w:r>
-        <w:rPr>
-          <w:rFonts w:ascii="Times New Roman" w:hAnsi="Times New Roman" w:cs="Times New Roman"/>
-          <w:b w:val="0"/>
-          <w:bCs w:val="0"/>
-        </w:rPr>
-        <w:t>núcleo</w:t>
-      </w:r>
-      <w:proofErr w:type="spellEnd"/>
-      <w:r>
-        <w:rPr>
-          <w:rFonts w:ascii="Times New Roman" w:hAnsi="Times New Roman" w:cs="Times New Roman"/>
-          <w:b w:val="0"/>
-          <w:bCs w:val="0"/>
-        </w:rPr>
-        <w:t xml:space="preserve"> de la </w:t>
-      </w:r>
-      <w:proofErr w:type="spellStart"/>
-      <w:r>
-        <w:rPr>
-          <w:rFonts w:ascii="Times New Roman" w:hAnsi="Times New Roman" w:cs="Times New Roman"/>
-          <w:b w:val="0"/>
-          <w:bCs w:val="0"/>
-        </w:rPr>
-        <w:t>transformación</w:t>
-      </w:r>
-      <w:proofErr w:type="spellEnd"/>
-      <w:r>
-        <w:rPr>
-          <w:rFonts w:ascii="Times New Roman" w:hAnsi="Times New Roman" w:cs="Times New Roman"/>
-          <w:b w:val="0"/>
-          <w:bCs w:val="0"/>
-        </w:rPr>
-        <w:t xml:space="preserve"> de </w:t>
-      </w:r>
-      <w:proofErr w:type="spellStart"/>
-      <w:r>
-        <w:rPr>
-          <w:rFonts w:ascii="Times New Roman" w:hAnsi="Times New Roman" w:cs="Times New Roman"/>
-          <w:b w:val="0"/>
-          <w:bCs w:val="0"/>
-        </w:rPr>
-        <w:t>datos</w:t>
-      </w:r>
-      <w:proofErr w:type="spellEnd"/>
-      <w:r>
-        <w:rPr>
-          <w:rFonts w:ascii="Times New Roman" w:hAnsi="Times New Roman" w:cs="Times New Roman"/>
-          <w:b w:val="0"/>
-          <w:bCs w:val="0"/>
-        </w:rPr>
-        <w:t xml:space="preserve">. Su </w:t>
-      </w:r>
-      <w:proofErr w:type="spellStart"/>
-      <w:r>
-        <w:rPr>
-          <w:rFonts w:ascii="Times New Roman" w:hAnsi="Times New Roman" w:cs="Times New Roman"/>
-          <w:b w:val="0"/>
-          <w:bCs w:val="0"/>
-        </w:rPr>
-        <w:t>función</w:t>
-      </w:r>
-      <w:proofErr w:type="spellEnd"/>
-      <w:r>
-        <w:rPr>
-          <w:rFonts w:ascii="Times New Roman" w:hAnsi="Times New Roman" w:cs="Times New Roman"/>
-          <w:b w:val="0"/>
-          <w:bCs w:val="0"/>
-        </w:rPr>
-        <w:t xml:space="preserve"> es </w:t>
-      </w:r>
-      <w:proofErr w:type="spellStart"/>
-      <w:r>
-        <w:rPr>
-          <w:rFonts w:ascii="Times New Roman" w:hAnsi="Times New Roman" w:cs="Times New Roman"/>
-          <w:b w:val="0"/>
-          <w:bCs w:val="0"/>
-        </w:rPr>
-        <w:t>unificar</w:t>
-      </w:r>
-      <w:proofErr w:type="spellEnd"/>
-      <w:r>
-        <w:rPr>
-          <w:rFonts w:ascii="Times New Roman" w:hAnsi="Times New Roman" w:cs="Times New Roman"/>
-          <w:b w:val="0"/>
-          <w:bCs w:val="0"/>
-        </w:rPr>
-        <w:t xml:space="preserve"> </w:t>
-      </w:r>
-      <w:r>
-        <w:rPr>
-          <w:rFonts w:ascii="Times New Roman" w:hAnsi="Times New Roman" w:cs="Times New Roman"/>
-          <w:b w:val="0"/>
-          <w:bCs w:val="0"/>
-        </w:rPr>
-        <w:t xml:space="preserve">las </w:t>
-      </w:r>
-      <w:proofErr w:type="spellStart"/>
-      <w:r>
-        <w:rPr>
-          <w:rFonts w:ascii="Times New Roman" w:hAnsi="Times New Roman" w:cs="Times New Roman"/>
-          <w:b w:val="0"/>
-          <w:bCs w:val="0"/>
-        </w:rPr>
-        <w:t>tres</w:t>
-      </w:r>
-      <w:proofErr w:type="spellEnd"/>
-      <w:r>
-        <w:rPr>
-          <w:rFonts w:ascii="Times New Roman" w:hAnsi="Times New Roman" w:cs="Times New Roman"/>
-          <w:b w:val="0"/>
-          <w:bCs w:val="0"/>
-        </w:rPr>
-        <w:t xml:space="preserve"> </w:t>
-      </w:r>
-      <w:proofErr w:type="spellStart"/>
-      <w:r>
-        <w:rPr>
-          <w:rFonts w:ascii="Times New Roman" w:hAnsi="Times New Roman" w:cs="Times New Roman"/>
-          <w:b w:val="0"/>
-          <w:bCs w:val="0"/>
-        </w:rPr>
-        <w:t>temporalidades</w:t>
-      </w:r>
-      <w:proofErr w:type="spellEnd"/>
-      <w:r>
-        <w:rPr>
-          <w:rFonts w:ascii="Times New Roman" w:hAnsi="Times New Roman" w:cs="Times New Roman"/>
-          <w:b w:val="0"/>
-          <w:bCs w:val="0"/>
-        </w:rPr>
-        <w:t xml:space="preserve"> </w:t>
-      </w:r>
-      <w:proofErr w:type="spellStart"/>
-      <w:r>
-        <w:rPr>
-          <w:rFonts w:ascii="Times New Roman" w:hAnsi="Times New Roman" w:cs="Times New Roman"/>
-          <w:b w:val="0"/>
-          <w:bCs w:val="0"/>
-        </w:rPr>
-        <w:t>en</w:t>
-      </w:r>
-      <w:proofErr w:type="spellEnd"/>
-      <w:r>
-        <w:rPr>
-          <w:rFonts w:ascii="Times New Roman" w:hAnsi="Times New Roman" w:cs="Times New Roman"/>
-          <w:b w:val="0"/>
-          <w:bCs w:val="0"/>
-        </w:rPr>
-        <w:t xml:space="preserve"> un </w:t>
-      </w:r>
-      <w:proofErr w:type="spellStart"/>
-      <w:r>
-        <w:rPr>
-          <w:rFonts w:ascii="Times New Roman" w:hAnsi="Times New Roman" w:cs="Times New Roman"/>
-          <w:b w:val="0"/>
-          <w:bCs w:val="0"/>
-        </w:rPr>
-        <w:t>único</w:t>
-      </w:r>
-      <w:proofErr w:type="spellEnd"/>
-      <w:r>
-        <w:rPr>
-          <w:rFonts w:ascii="Times New Roman" w:hAnsi="Times New Roman" w:cs="Times New Roman"/>
-          <w:b w:val="0"/>
-          <w:bCs w:val="0"/>
-        </w:rPr>
-        <w:t xml:space="preserve"> </w:t>
-      </w:r>
-      <w:proofErr w:type="spellStart"/>
-      <w:r>
-        <w:rPr>
-          <w:rFonts w:ascii="Times New Roman" w:hAnsi="Times New Roman" w:cs="Times New Roman"/>
-          <w:b w:val="0"/>
-          <w:bCs w:val="0"/>
-        </w:rPr>
-        <w:t>DataFrame</w:t>
-      </w:r>
-      <w:proofErr w:type="spellEnd"/>
-      <w:r>
-        <w:rPr>
-          <w:rFonts w:ascii="Times New Roman" w:hAnsi="Times New Roman" w:cs="Times New Roman"/>
-          <w:b w:val="0"/>
-          <w:bCs w:val="0"/>
-        </w:rPr>
-        <w:t xml:space="preserve"> de </w:t>
-      </w:r>
-      <w:proofErr w:type="spellStart"/>
-      <w:r>
-        <w:rPr>
-          <w:rFonts w:ascii="Times New Roman" w:hAnsi="Times New Roman" w:cs="Times New Roman"/>
-          <w:b w:val="0"/>
-          <w:bCs w:val="0"/>
-        </w:rPr>
-        <w:t>velas</w:t>
-      </w:r>
-      <w:proofErr w:type="spellEnd"/>
-      <w:r>
-        <w:rPr>
-          <w:rFonts w:ascii="Times New Roman" w:hAnsi="Times New Roman" w:cs="Times New Roman"/>
-          <w:b w:val="0"/>
-          <w:bCs w:val="0"/>
-        </w:rPr>
-        <w:t xml:space="preserve"> de 4H, </w:t>
-      </w:r>
-      <w:proofErr w:type="spellStart"/>
-      <w:r>
-        <w:rPr>
-          <w:rFonts w:ascii="Times New Roman" w:hAnsi="Times New Roman" w:cs="Times New Roman"/>
-          <w:b w:val="0"/>
-          <w:bCs w:val="0"/>
-        </w:rPr>
-        <w:t>preservando</w:t>
-      </w:r>
-      <w:proofErr w:type="spellEnd"/>
-      <w:r>
-        <w:rPr>
-          <w:rFonts w:ascii="Times New Roman" w:hAnsi="Times New Roman" w:cs="Times New Roman"/>
-          <w:b w:val="0"/>
-          <w:bCs w:val="0"/>
-        </w:rPr>
-        <w:t xml:space="preserve"> la </w:t>
-      </w:r>
-      <w:proofErr w:type="spellStart"/>
-      <w:r>
-        <w:rPr>
-          <w:rFonts w:ascii="Times New Roman" w:hAnsi="Times New Roman" w:cs="Times New Roman"/>
-          <w:b w:val="0"/>
-          <w:bCs w:val="0"/>
-        </w:rPr>
-        <w:t>integridad</w:t>
-      </w:r>
-      <w:proofErr w:type="spellEnd"/>
-      <w:r>
-        <w:rPr>
-          <w:rFonts w:ascii="Times New Roman" w:hAnsi="Times New Roman" w:cs="Times New Roman"/>
-          <w:b w:val="0"/>
-          <w:bCs w:val="0"/>
-        </w:rPr>
-        <w:t xml:space="preserve"> </w:t>
-      </w:r>
-      <w:r>
-        <w:rPr>
-          <w:rFonts w:ascii="Times New Roman" w:hAnsi="Times New Roman" w:cs="Times New Roman"/>
-          <w:b w:val="0"/>
-          <w:bCs w:val="0"/>
-        </w:rPr>
-        <w:t xml:space="preserve">temporal </w:t>
-      </w:r>
-      <w:proofErr w:type="spellStart"/>
-      <w:r>
-        <w:rPr>
-          <w:rFonts w:ascii="Times New Roman" w:hAnsi="Times New Roman" w:cs="Times New Roman"/>
-          <w:b w:val="0"/>
-          <w:bCs w:val="0"/>
-        </w:rPr>
-        <w:t>mediante</w:t>
-      </w:r>
-      <w:proofErr w:type="spellEnd"/>
-      <w:r>
-        <w:rPr>
-          <w:rFonts w:ascii="Times New Roman" w:hAnsi="Times New Roman" w:cs="Times New Roman"/>
-          <w:b w:val="0"/>
-          <w:bCs w:val="0"/>
-        </w:rPr>
-        <w:t xml:space="preserve"> la </w:t>
-      </w:r>
-      <w:proofErr w:type="spellStart"/>
-      <w:r>
-        <w:rPr>
-          <w:rFonts w:ascii="Times New Roman" w:hAnsi="Times New Roman" w:cs="Times New Roman"/>
-          <w:b w:val="0"/>
-          <w:bCs w:val="0"/>
-        </w:rPr>
-        <w:t>técnica</w:t>
-      </w:r>
-      <w:proofErr w:type="spellEnd"/>
-      <w:r>
-        <w:rPr>
-          <w:rFonts w:ascii="Times New Roman" w:hAnsi="Times New Roman" w:cs="Times New Roman"/>
-          <w:b w:val="0"/>
-          <w:bCs w:val="0"/>
-        </w:rPr>
-        <w:t xml:space="preserve"> de merge </w:t>
-      </w:r>
-      <w:proofErr w:type="spellStart"/>
-      <w:r>
-        <w:rPr>
-          <w:rFonts w:ascii="Times New Roman" w:hAnsi="Times New Roman" w:cs="Times New Roman"/>
-          <w:b w:val="0"/>
-          <w:bCs w:val="0"/>
-        </w:rPr>
-        <w:t>asof</w:t>
-      </w:r>
-      <w:proofErr w:type="spellEnd"/>
-      <w:r>
-        <w:rPr>
-          <w:rFonts w:ascii="Times New Roman" w:hAnsi="Times New Roman" w:cs="Times New Roman"/>
-          <w:b w:val="0"/>
-          <w:bCs w:val="0"/>
-        </w:rPr>
-        <w:t>.</w:t>
-      </w:r>
-    </w:p>
-    <w:p>
-      <w:pPr>
-        <w:pStyle w:val="Heading3"/>
-        <w:rPr>
-          <w:rFonts w:ascii="Times New Roman" w:hAnsi="Times New Roman" w:cs="Times New Roman"/>
-          <w:b w:val="0"/>
-          <w:bCs w:val="0"/>
-        </w:rPr>
-      </w:pPr>
-      <w:r>
-        <w:rPr>
-          <w:rFonts w:ascii="Times New Roman" w:hAnsi="Times New Roman" w:cs="Times New Roman"/>
-          <w:b w:val="0"/>
-          <w:bCs w:val="0"/>
-        </w:rPr>
-        <w:t xml:space="preserve">El </w:t>
-      </w:r>
-      <w:proofErr w:type="spellStart"/>
-      <w:r>
-        <w:rPr>
-          <w:rFonts w:ascii="Times New Roman" w:hAnsi="Times New Roman" w:cs="Times New Roman"/>
-          <w:b w:val="0"/>
-          <w:bCs w:val="0"/>
-        </w:rPr>
-        <w:t>proceso</w:t>
-      </w:r>
-      <w:proofErr w:type="spellEnd"/>
-      <w:r>
-        <w:rPr>
-          <w:rFonts w:ascii="Times New Roman" w:hAnsi="Times New Roman" w:cs="Times New Roman"/>
-          <w:b w:val="0"/>
-          <w:bCs w:val="0"/>
-        </w:rPr>
-        <w:t xml:space="preserve"> de </w:t>
-      </w:r>
-      <w:proofErr w:type="spellStart"/>
-      <w:r>
-        <w:rPr>
-          <w:rFonts w:ascii="Times New Roman" w:hAnsi="Times New Roman" w:cs="Times New Roman"/>
-          <w:b w:val="0"/>
-          <w:bCs w:val="0"/>
-        </w:rPr>
-        <w:t>construcción</w:t>
-      </w:r>
-      <w:proofErr w:type="spellEnd"/>
-      <w:r>
-        <w:rPr>
-          <w:rFonts w:ascii="Times New Roman" w:hAnsi="Times New Roman" w:cs="Times New Roman"/>
-          <w:b w:val="0"/>
-          <w:bCs w:val="0"/>
-        </w:rPr>
-        <w:t xml:space="preserve"> </w:t>
-      </w:r>
-      <w:proofErr w:type="spellStart"/>
-      <w:r>
-        <w:rPr>
-          <w:rFonts w:ascii="Times New Roman" w:hAnsi="Times New Roman" w:cs="Times New Roman"/>
-          <w:b w:val="0"/>
-          <w:bCs w:val="0"/>
-        </w:rPr>
-        <w:t>sigue</w:t>
-      </w:r>
-      <w:proofErr w:type="spellEnd"/>
-      <w:r>
-        <w:rPr>
-          <w:rFonts w:ascii="Times New Roman" w:hAnsi="Times New Roman" w:cs="Times New Roman"/>
-          <w:b w:val="0"/>
-          <w:bCs w:val="0"/>
-        </w:rPr>
-        <w:t xml:space="preserve"> </w:t>
-      </w:r>
-      <w:proofErr w:type="spellStart"/>
-      <w:r>
-        <w:rPr>
-          <w:rFonts w:ascii="Times New Roman" w:hAnsi="Times New Roman" w:cs="Times New Roman"/>
-          <w:b w:val="0"/>
-          <w:bCs w:val="0"/>
-        </w:rPr>
-        <w:t>los</w:t>
-      </w:r>
-      <w:proofErr w:type="spellEnd"/>
-      <w:r>
-        <w:rPr>
-          <w:rFonts w:ascii="Times New Roman" w:hAnsi="Times New Roman" w:cs="Times New Roman"/>
-          <w:b w:val="0"/>
-          <w:bCs w:val="0"/>
-        </w:rPr>
-        <w:t xml:space="preserve"> </w:t>
-      </w:r>
-      <w:proofErr w:type="spellStart"/>
-      <w:r>
-        <w:rPr>
-          <w:rFonts w:ascii="Times New Roman" w:hAnsi="Times New Roman" w:cs="Times New Roman"/>
-          <w:b w:val="0"/>
-          <w:bCs w:val="0"/>
-        </w:rPr>
-        <w:t>siguientes</w:t>
-      </w:r>
-      <w:proofErr w:type="spellEnd"/>
-      <w:r>
-        <w:rPr>
-          <w:rFonts w:ascii="Times New Roman" w:hAnsi="Times New Roman" w:cs="Times New Roman"/>
-          <w:b w:val="0"/>
-          <w:bCs w:val="0"/>
-        </w:rPr>
-        <w:t xml:space="preserve"> pasos:</w:t>
-      </w:r>
-    </w:p>
-    <w:p>
-      <w:pPr>
-        <w:pStyle w:val="Heading3"/>
-        <w:ind w:left="708"/>
-        <w:jc w:val="both"/>
-        <w:rPr>
-          <w:rFonts w:ascii="Times New Roman" w:hAnsi="Times New Roman" w:cs="Times New Roman"/>
-          <w:b w:val="0"/>
-          <w:bCs w:val="0"/>
-        </w:rPr>
-      </w:pPr>
-      <w:r>
-        <w:rPr>
-          <w:rFonts w:ascii="Times New Roman" w:hAnsi="Times New Roman" w:cs="Times New Roman"/>
-          <w:b w:val="0"/>
-          <w:bCs w:val="0"/>
-        </w:rPr>
-        <w:t xml:space="preserve">1. </w:t>
-      </w:r>
-      <w:r>
-        <w:rPr>
-          <w:rFonts w:ascii="Times New Roman" w:hAnsi="Times New Roman" w:cs="Times New Roman"/>
-        </w:rPr>
-        <w:t xml:space="preserve">Carga de </w:t>
-      </w:r>
-      <w:proofErr w:type="spellStart"/>
-      <w:r>
-        <w:rPr>
-          <w:rFonts w:ascii="Times New Roman" w:hAnsi="Times New Roman" w:cs="Times New Roman"/>
-        </w:rPr>
-        <w:t>datos</w:t>
-      </w:r>
-      <w:proofErr w:type="spellEnd"/>
-      <w:r>
-        <w:rPr>
-          <w:rFonts w:ascii="Times New Roman" w:hAnsi="Times New Roman" w:cs="Times New Roman"/>
-          <w:b w:val="0"/>
-          <w:bCs w:val="0"/>
-        </w:rPr>
-        <w:t xml:space="preserve">: Se </w:t>
-      </w:r>
-      <w:proofErr w:type="spellStart"/>
-      <w:r>
-        <w:rPr>
-          <w:rFonts w:ascii="Times New Roman" w:hAnsi="Times New Roman" w:cs="Times New Roman"/>
-          <w:b w:val="0"/>
-          <w:bCs w:val="0"/>
-        </w:rPr>
-        <w:t>leen</w:t>
-      </w:r>
-      <w:proofErr w:type="spellEnd"/>
-      <w:r>
-        <w:rPr>
-          <w:rFonts w:ascii="Times New Roman" w:hAnsi="Times New Roman" w:cs="Times New Roman"/>
-          <w:b w:val="0"/>
-          <w:bCs w:val="0"/>
-        </w:rPr>
-        <w:t xml:space="preserve"> </w:t>
-      </w:r>
-      <w:proofErr w:type="spellStart"/>
-      <w:r>
-        <w:rPr>
-          <w:rFonts w:ascii="Times New Roman" w:hAnsi="Times New Roman" w:cs="Times New Roman"/>
-          <w:b w:val="0"/>
-          <w:bCs w:val="0"/>
-        </w:rPr>
-        <w:t>los</w:t>
-      </w:r>
-      <w:proofErr w:type="spellEnd"/>
-      <w:r>
-        <w:rPr>
-          <w:rFonts w:ascii="Times New Roman" w:hAnsi="Times New Roman" w:cs="Times New Roman"/>
-          <w:b w:val="0"/>
-          <w:bCs w:val="0"/>
-        </w:rPr>
-        <w:t xml:space="preserve"> CSVs de 4H, 1D y 1W </w:t>
-      </w:r>
-      <w:proofErr w:type="spellStart"/>
-      <w:r>
-        <w:rPr>
-          <w:rFonts w:ascii="Times New Roman" w:hAnsi="Times New Roman" w:cs="Times New Roman"/>
-          <w:b w:val="0"/>
-          <w:bCs w:val="0"/>
-        </w:rPr>
-        <w:t>previamente</w:t>
-      </w:r>
-      <w:proofErr w:type="spellEnd"/>
-      <w:r>
-        <w:rPr>
-          <w:rFonts w:ascii="Times New Roman" w:hAnsi="Times New Roman" w:cs="Times New Roman"/>
-          <w:b w:val="0"/>
-          <w:bCs w:val="0"/>
-        </w:rPr>
-        <w:t xml:space="preserve"> </w:t>
-      </w:r>
-      <w:proofErr w:type="spellStart"/>
-      <w:r>
-        <w:rPr>
-          <w:rFonts w:ascii="Times New Roman" w:hAnsi="Times New Roman" w:cs="Times New Roman"/>
-          <w:b w:val="0"/>
-          <w:bCs w:val="0"/>
-        </w:rPr>
-        <w:t>descargados</w:t>
-      </w:r>
-      <w:proofErr w:type="spellEnd"/>
-      <w:r>
-        <w:rPr>
-          <w:rFonts w:ascii="Times New Roman" w:hAnsi="Times New Roman" w:cs="Times New Roman"/>
-          <w:b w:val="0"/>
-          <w:bCs w:val="0"/>
-        </w:rPr>
-        <w:t xml:space="preserve"> </w:t>
-      </w:r>
-      <w:proofErr w:type="spellStart"/>
-      <w:r>
-        <w:rPr>
-          <w:rFonts w:ascii="Times New Roman" w:hAnsi="Times New Roman" w:cs="Times New Roman"/>
-          <w:b w:val="0"/>
-          <w:bCs w:val="0"/>
-        </w:rPr>
-        <w:t>por</w:t>
-      </w:r>
-      <w:proofErr w:type="spellEnd"/>
-      <w:r>
-        <w:rPr>
-          <w:rFonts w:ascii="Times New Roman" w:hAnsi="Times New Roman" w:cs="Times New Roman"/>
-          <w:b w:val="0"/>
-          <w:bCs w:val="0"/>
-        </w:rPr>
-        <w:t xml:space="preserve"> </w:t>
-      </w:r>
-      <w:r>
-        <w:rPr>
-          <w:rFonts w:ascii="Times New Roman" w:hAnsi="Times New Roman" w:cs="Times New Roman"/>
-          <w:b w:val="0"/>
-          <w:bCs w:val="0"/>
-        </w:rPr>
-        <w:t xml:space="preserve">`tiingo_loader.py`, </w:t>
-      </w:r>
-      <w:proofErr w:type="spellStart"/>
-      <w:r>
-        <w:rPr>
-          <w:rFonts w:ascii="Times New Roman" w:hAnsi="Times New Roman" w:cs="Times New Roman"/>
-          <w:b w:val="0"/>
-          <w:bCs w:val="0"/>
-        </w:rPr>
-        <w:t>convirtiendo</w:t>
-      </w:r>
-      <w:proofErr w:type="spellEnd"/>
-      <w:r>
-        <w:rPr>
-          <w:rFonts w:ascii="Times New Roman" w:hAnsi="Times New Roman" w:cs="Times New Roman"/>
-          <w:b w:val="0"/>
-          <w:bCs w:val="0"/>
-        </w:rPr>
-        <w:t xml:space="preserve"> el </w:t>
-      </w:r>
-      <w:proofErr w:type="spellStart"/>
-      <w:r>
-        <w:rPr>
-          <w:rFonts w:ascii="Times New Roman" w:hAnsi="Times New Roman" w:cs="Times New Roman"/>
-          <w:b w:val="0"/>
-          <w:bCs w:val="0"/>
-        </w:rPr>
-        <w:t>índice</w:t>
-      </w:r>
-      <w:proofErr w:type="spellEnd"/>
-      <w:r>
-        <w:rPr>
-          <w:rFonts w:ascii="Times New Roman" w:hAnsi="Times New Roman" w:cs="Times New Roman"/>
-          <w:b w:val="0"/>
-          <w:bCs w:val="0"/>
-        </w:rPr>
-        <w:t xml:space="preserve"> temporal a </w:t>
-      </w:r>
-      <w:proofErr w:type="spellStart"/>
-      <w:r>
-        <w:rPr>
-          <w:rFonts w:ascii="Times New Roman" w:hAnsi="Times New Roman" w:cs="Times New Roman"/>
-          <w:b w:val="0"/>
-          <w:bCs w:val="0"/>
-        </w:rPr>
-        <w:t>formato</w:t>
-      </w:r>
-      <w:proofErr w:type="spellEnd"/>
-      <w:r>
-        <w:rPr>
-          <w:rFonts w:ascii="Times New Roman" w:hAnsi="Times New Roman" w:cs="Times New Roman"/>
-          <w:b w:val="0"/>
-          <w:bCs w:val="0"/>
-        </w:rPr>
-        <w:t xml:space="preserve"> UTC para </w:t>
-      </w:r>
-      <w:proofErr w:type="spellStart"/>
-      <w:r>
-        <w:rPr>
-          <w:rFonts w:ascii="Times New Roman" w:hAnsi="Times New Roman" w:cs="Times New Roman"/>
-          <w:b w:val="0"/>
-          <w:bCs w:val="0"/>
-        </w:rPr>
-        <w:t>garantizar</w:t>
-      </w:r>
-      <w:proofErr w:type="spellEnd"/>
-      <w:r>
-        <w:rPr>
-          <w:rFonts w:ascii="Times New Roman" w:hAnsi="Times New Roman" w:cs="Times New Roman"/>
-          <w:b w:val="0"/>
-          <w:bCs w:val="0"/>
-        </w:rPr>
-        <w:t xml:space="preserve"> la</w:t>
-      </w:r>
-      <w:r>
-        <w:rPr>
-          <w:rFonts w:ascii="Times New Roman" w:hAnsi="Times New Roman" w:cs="Times New Roman"/>
-          <w:b w:val="0"/>
-          <w:bCs w:val="0"/>
-        </w:rPr>
-        <w:t xml:space="preserve"> </w:t>
-      </w:r>
-      <w:proofErr w:type="spellStart"/>
-      <w:r>
-        <w:rPr>
-          <w:rFonts w:ascii="Times New Roman" w:hAnsi="Times New Roman" w:cs="Times New Roman"/>
-          <w:b w:val="0"/>
-          <w:bCs w:val="0"/>
-        </w:rPr>
-        <w:t>coherencia</w:t>
-      </w:r>
-      <w:proofErr w:type="spellEnd"/>
-      <w:r>
-        <w:rPr>
-          <w:rFonts w:ascii="Times New Roman" w:hAnsi="Times New Roman" w:cs="Times New Roman"/>
-          <w:b w:val="0"/>
-          <w:bCs w:val="0"/>
-        </w:rPr>
-        <w:t xml:space="preserve"> entre </w:t>
-      </w:r>
-      <w:proofErr w:type="spellStart"/>
-      <w:r>
-        <w:rPr>
-          <w:rFonts w:ascii="Times New Roman" w:hAnsi="Times New Roman" w:cs="Times New Roman"/>
-          <w:b w:val="0"/>
-          <w:bCs w:val="0"/>
-        </w:rPr>
-        <w:t>temporalidades</w:t>
-      </w:r>
-      <w:proofErr w:type="spellEnd"/>
-      <w:r>
-        <w:rPr>
-          <w:rFonts w:ascii="Times New Roman" w:hAnsi="Times New Roman" w:cs="Times New Roman"/>
-          <w:b w:val="0"/>
-          <w:bCs w:val="0"/>
-        </w:rPr>
-        <w:t>.</w:t>
-      </w:r>
-    </w:p>
-    <w:p>
-      <w:pPr>
-        <w:pStyle w:val="Heading3"/>
-        <w:ind w:left="708"/>
-        <w:jc w:val="both"/>
-        <w:rPr>
-          <w:rFonts w:ascii="Times New Roman" w:hAnsi="Times New Roman" w:cs="Times New Roman"/>
-          <w:b w:val="0"/>
-          <w:bCs w:val="0"/>
-        </w:rPr>
-      </w:pPr>
-      <w:r>
-        <w:rPr>
-          <w:rFonts w:ascii="Times New Roman" w:hAnsi="Times New Roman" w:cs="Times New Roman"/>
-          <w:b w:val="0"/>
-          <w:bCs w:val="0"/>
-        </w:rPr>
-        <w:t xml:space="preserve">2. </w:t>
-      </w:r>
-      <w:proofErr w:type="spellStart"/>
-      <w:r>
-        <w:rPr>
-          <w:rFonts w:ascii="Times New Roman" w:hAnsi="Times New Roman" w:cs="Times New Roman"/>
-        </w:rPr>
-        <w:t>Cálculo</w:t>
-      </w:r>
-      <w:proofErr w:type="spellEnd"/>
-      <w:r>
-        <w:rPr>
-          <w:rFonts w:ascii="Times New Roman" w:hAnsi="Times New Roman" w:cs="Times New Roman"/>
-        </w:rPr>
-        <w:t xml:space="preserve"> de </w:t>
-      </w:r>
-      <w:proofErr w:type="spellStart"/>
-      <w:r>
-        <w:rPr>
-          <w:rFonts w:ascii="Times New Roman" w:hAnsi="Times New Roman" w:cs="Times New Roman"/>
-        </w:rPr>
-        <w:t>indicadores</w:t>
-      </w:r>
-      <w:proofErr w:type="spellEnd"/>
-      <w:r>
-        <w:rPr>
-          <w:rFonts w:ascii="Times New Roman" w:hAnsi="Times New Roman" w:cs="Times New Roman"/>
-        </w:rPr>
-        <w:t xml:space="preserve"> </w:t>
-      </w:r>
-      <w:proofErr w:type="spellStart"/>
-      <w:r>
-        <w:rPr>
-          <w:rFonts w:ascii="Times New Roman" w:hAnsi="Times New Roman" w:cs="Times New Roman"/>
-        </w:rPr>
-        <w:t>por</w:t>
-      </w:r>
-      <w:proofErr w:type="spellEnd"/>
-      <w:r>
-        <w:rPr>
-          <w:rFonts w:ascii="Times New Roman" w:hAnsi="Times New Roman" w:cs="Times New Roman"/>
-        </w:rPr>
-        <w:t xml:space="preserve"> </w:t>
-      </w:r>
-      <w:proofErr w:type="spellStart"/>
-      <w:r>
-        <w:rPr>
-          <w:rFonts w:ascii="Times New Roman" w:hAnsi="Times New Roman" w:cs="Times New Roman"/>
-        </w:rPr>
-        <w:t>temporalidad</w:t>
-      </w:r>
-      <w:proofErr w:type="spellEnd"/>
-      <w:r>
-        <w:rPr>
-          <w:rFonts w:ascii="Times New Roman" w:hAnsi="Times New Roman" w:cs="Times New Roman"/>
-          <w:b w:val="0"/>
-          <w:bCs w:val="0"/>
-        </w:rPr>
-        <w:t>:</w:t>
-      </w:r>
-      <w:r>
-        <w:rPr>
-          <w:rFonts w:ascii="Times New Roman" w:hAnsi="Times New Roman" w:cs="Times New Roman"/>
-          <w:b w:val="0"/>
-          <w:bCs w:val="0"/>
-        </w:rPr>
-        <w:t xml:space="preserve"> </w:t>
-      </w:r>
-      <w:proofErr w:type="spellStart"/>
-      <w:r>
-        <w:rPr>
-          <w:rFonts w:ascii="Times New Roman" w:hAnsi="Times New Roman" w:cs="Times New Roman"/>
-          <w:b w:val="0"/>
-          <w:bCs w:val="0"/>
-        </w:rPr>
-        <w:t>Sobre</w:t>
-      </w:r>
-      <w:proofErr w:type="spellEnd"/>
-      <w:r>
-        <w:rPr>
-          <w:rFonts w:ascii="Times New Roman" w:hAnsi="Times New Roman" w:cs="Times New Roman"/>
-          <w:b w:val="0"/>
-          <w:bCs w:val="0"/>
-        </w:rPr>
-        <w:t xml:space="preserve"> </w:t>
-      </w:r>
-      <w:proofErr w:type="spellStart"/>
-      <w:r>
-        <w:rPr>
-          <w:rFonts w:ascii="Times New Roman" w:hAnsi="Times New Roman" w:cs="Times New Roman"/>
-          <w:b w:val="0"/>
-          <w:bCs w:val="0"/>
-        </w:rPr>
-        <w:t>cada</w:t>
-      </w:r>
-      <w:proofErr w:type="spellEnd"/>
-      <w:r>
-        <w:rPr>
-          <w:rFonts w:ascii="Times New Roman" w:hAnsi="Times New Roman" w:cs="Times New Roman"/>
-          <w:b w:val="0"/>
-          <w:bCs w:val="0"/>
-        </w:rPr>
-        <w:t xml:space="preserve"> </w:t>
-      </w:r>
-      <w:proofErr w:type="spellStart"/>
-      <w:r>
-        <w:rPr>
-          <w:rFonts w:ascii="Times New Roman" w:hAnsi="Times New Roman" w:cs="Times New Roman"/>
-          <w:b w:val="0"/>
-          <w:bCs w:val="0"/>
-        </w:rPr>
-        <w:t>DataFrame</w:t>
-      </w:r>
-      <w:proofErr w:type="spellEnd"/>
-      <w:r>
-        <w:rPr>
-          <w:rFonts w:ascii="Times New Roman" w:hAnsi="Times New Roman" w:cs="Times New Roman"/>
-          <w:b w:val="0"/>
-          <w:bCs w:val="0"/>
-        </w:rPr>
-        <w:t xml:space="preserve"> se </w:t>
-      </w:r>
-      <w:proofErr w:type="spellStart"/>
-      <w:r>
-        <w:rPr>
-          <w:rFonts w:ascii="Times New Roman" w:hAnsi="Times New Roman" w:cs="Times New Roman"/>
-          <w:b w:val="0"/>
-          <w:bCs w:val="0"/>
-        </w:rPr>
-        <w:t>calculan</w:t>
-      </w:r>
-      <w:proofErr w:type="spellEnd"/>
-      <w:r>
-        <w:rPr>
-          <w:rFonts w:ascii="Times New Roman" w:hAnsi="Times New Roman" w:cs="Times New Roman"/>
-          <w:b w:val="0"/>
-          <w:bCs w:val="0"/>
-        </w:rPr>
-        <w:t xml:space="preserve"> </w:t>
-      </w:r>
-      <w:proofErr w:type="spellStart"/>
-      <w:r>
-        <w:rPr>
-          <w:rFonts w:ascii="Times New Roman" w:hAnsi="Times New Roman" w:cs="Times New Roman"/>
-          <w:b w:val="0"/>
-          <w:bCs w:val="0"/>
-        </w:rPr>
-        <w:t>lo</w:t>
-      </w:r>
-      <w:r>
-        <w:rPr>
-          <w:rFonts w:ascii="Times New Roman" w:hAnsi="Times New Roman" w:cs="Times New Roman"/>
-          <w:b w:val="0"/>
-          <w:bCs w:val="0"/>
-        </w:rPr>
-        <w:t>s</w:t>
-      </w:r>
-      <w:proofErr w:type="spellEnd"/>
-      <w:r>
-        <w:rPr>
-          <w:rFonts w:ascii="Times New Roman" w:hAnsi="Times New Roman" w:cs="Times New Roman"/>
-          <w:b w:val="0"/>
-          <w:bCs w:val="0"/>
-        </w:rPr>
-        <w:t xml:space="preserve"> </w:t>
-      </w:r>
-      <w:proofErr w:type="spellStart"/>
-      <w:r>
-        <w:rPr>
-          <w:rFonts w:ascii="Times New Roman" w:hAnsi="Times New Roman" w:cs="Times New Roman"/>
-          <w:b w:val="0"/>
-          <w:bCs w:val="0"/>
-        </w:rPr>
-        <w:t>indicadores</w:t>
-      </w:r>
-      <w:proofErr w:type="spellEnd"/>
-      <w:r>
-        <w:rPr>
-          <w:rFonts w:ascii="Times New Roman" w:hAnsi="Times New Roman" w:cs="Times New Roman"/>
-          <w:b w:val="0"/>
-          <w:bCs w:val="0"/>
-        </w:rPr>
-        <w:t xml:space="preserve"> </w:t>
-      </w:r>
-      <w:proofErr w:type="spellStart"/>
-      <w:r>
-        <w:rPr>
-          <w:rFonts w:ascii="Times New Roman" w:hAnsi="Times New Roman" w:cs="Times New Roman"/>
-          <w:b w:val="0"/>
-          <w:bCs w:val="0"/>
-        </w:rPr>
-        <w:t>técnicos</w:t>
-      </w:r>
-      <w:proofErr w:type="spellEnd"/>
-      <w:r>
-        <w:rPr>
-          <w:rFonts w:ascii="Times New Roman" w:hAnsi="Times New Roman" w:cs="Times New Roman"/>
-          <w:b w:val="0"/>
-          <w:bCs w:val="0"/>
-        </w:rPr>
-        <w:t xml:space="preserve"> </w:t>
-      </w:r>
-      <w:proofErr w:type="spellStart"/>
-      <w:r>
-        <w:rPr>
-          <w:rFonts w:ascii="Times New Roman" w:hAnsi="Times New Roman" w:cs="Times New Roman"/>
-          <w:b w:val="0"/>
-          <w:bCs w:val="0"/>
-        </w:rPr>
-        <w:t>correspondientes</w:t>
-      </w:r>
-      <w:proofErr w:type="spellEnd"/>
-      <w:r>
-        <w:rPr>
-          <w:rFonts w:ascii="Times New Roman" w:hAnsi="Times New Roman" w:cs="Times New Roman"/>
-          <w:b w:val="0"/>
-          <w:bCs w:val="0"/>
-        </w:rPr>
-        <w:t xml:space="preserve"> </w:t>
-      </w:r>
-      <w:proofErr w:type="spellStart"/>
-      <w:r>
-        <w:rPr>
-          <w:rFonts w:ascii="Times New Roman" w:hAnsi="Times New Roman" w:cs="Times New Roman"/>
-          <w:b w:val="0"/>
-          <w:bCs w:val="0"/>
-        </w:rPr>
-        <w:t>mediante</w:t>
-      </w:r>
-      <w:proofErr w:type="spellEnd"/>
-      <w:r>
-        <w:rPr>
-          <w:rFonts w:ascii="Times New Roman" w:hAnsi="Times New Roman" w:cs="Times New Roman"/>
-          <w:b w:val="0"/>
-          <w:bCs w:val="0"/>
-        </w:rPr>
-        <w:t xml:space="preserve"> `</w:t>
-      </w:r>
-      <w:proofErr w:type="spellStart"/>
-      <w:r>
-        <w:rPr>
-          <w:rFonts w:ascii="Times New Roman" w:hAnsi="Times New Roman" w:cs="Times New Roman"/>
-          <w:b w:val="0"/>
-          <w:bCs w:val="0"/>
-        </w:rPr>
-        <w:t>add_all_features</w:t>
-      </w:r>
-      <w:proofErr w:type="spellEnd"/>
-      <w:r>
-        <w:rPr>
-          <w:rFonts w:ascii="Times New Roman" w:hAnsi="Times New Roman" w:cs="Times New Roman"/>
-          <w:b w:val="0"/>
-          <w:bCs w:val="0"/>
-        </w:rPr>
-        <w:t>()` (</w:t>
-      </w:r>
-      <w:proofErr w:type="spellStart"/>
-      <w:r>
-        <w:rPr>
-          <w:rFonts w:ascii="Times New Roman" w:hAnsi="Times New Roman" w:cs="Times New Roman"/>
-          <w:b w:val="0"/>
-          <w:bCs w:val="0"/>
-        </w:rPr>
-        <w:t>módulo</w:t>
-      </w:r>
-      <w:proofErr w:type="spellEnd"/>
-      <w:r>
-        <w:rPr>
-          <w:rFonts w:ascii="Times New Roman" w:hAnsi="Times New Roman" w:cs="Times New Roman"/>
-          <w:b w:val="0"/>
-          <w:bCs w:val="0"/>
-        </w:rPr>
-        <w:t xml:space="preserve"> `technical.py`).</w:t>
-      </w:r>
-      <w:r>
-        <w:rPr>
-          <w:rFonts w:ascii="Times New Roman" w:hAnsi="Times New Roman" w:cs="Times New Roman"/>
-          <w:b w:val="0"/>
-          <w:bCs w:val="0"/>
-        </w:rPr>
-        <w:t xml:space="preserve"> </w:t>
-      </w:r>
-      <w:r>
-        <w:rPr>
-          <w:rFonts w:ascii="Times New Roman" w:hAnsi="Times New Roman" w:cs="Times New Roman"/>
-          <w:b w:val="0"/>
-          <w:bCs w:val="0"/>
-        </w:rPr>
-        <w:t xml:space="preserve">Los </w:t>
-      </w:r>
-      <w:proofErr w:type="spellStart"/>
-      <w:r>
-        <w:rPr>
-          <w:rFonts w:ascii="Times New Roman" w:hAnsi="Times New Roman" w:cs="Times New Roman"/>
-          <w:b w:val="0"/>
-          <w:bCs w:val="0"/>
-        </w:rPr>
-        <w:t>indicadores</w:t>
-      </w:r>
-      <w:proofErr w:type="spellEnd"/>
-      <w:r>
-        <w:rPr>
-          <w:rFonts w:ascii="Times New Roman" w:hAnsi="Times New Roman" w:cs="Times New Roman"/>
-          <w:b w:val="0"/>
-          <w:bCs w:val="0"/>
-        </w:rPr>
-        <w:t xml:space="preserve"> de 1D y 1W </w:t>
-      </w:r>
-      <w:proofErr w:type="spellStart"/>
-      <w:r>
-        <w:rPr>
-          <w:rFonts w:ascii="Times New Roman" w:hAnsi="Times New Roman" w:cs="Times New Roman"/>
-          <w:b w:val="0"/>
-          <w:bCs w:val="0"/>
-        </w:rPr>
-        <w:t>reciben</w:t>
-      </w:r>
-      <w:proofErr w:type="spellEnd"/>
-      <w:r>
-        <w:rPr>
-          <w:rFonts w:ascii="Times New Roman" w:hAnsi="Times New Roman" w:cs="Times New Roman"/>
-          <w:b w:val="0"/>
-          <w:bCs w:val="0"/>
-        </w:rPr>
-        <w:t xml:space="preserve"> el </w:t>
-      </w:r>
-      <w:proofErr w:type="spellStart"/>
-      <w:r>
-        <w:rPr>
-          <w:rFonts w:ascii="Times New Roman" w:hAnsi="Times New Roman" w:cs="Times New Roman"/>
-          <w:b w:val="0"/>
-          <w:bCs w:val="0"/>
-        </w:rPr>
-        <w:t>sufijo</w:t>
-      </w:r>
-      <w:proofErr w:type="spellEnd"/>
-      <w:r>
-        <w:rPr>
-          <w:rFonts w:ascii="Times New Roman" w:hAnsi="Times New Roman" w:cs="Times New Roman"/>
-          <w:b w:val="0"/>
-          <w:bCs w:val="0"/>
-        </w:rPr>
-        <w:t xml:space="preserve"> `_1D` y `_1W` </w:t>
-      </w:r>
-      <w:proofErr w:type="spellStart"/>
-      <w:r>
-        <w:rPr>
-          <w:rFonts w:ascii="Times New Roman" w:hAnsi="Times New Roman" w:cs="Times New Roman"/>
-          <w:b w:val="0"/>
-          <w:bCs w:val="0"/>
-        </w:rPr>
-        <w:t>respectivamente</w:t>
-      </w:r>
-      <w:proofErr w:type="spellEnd"/>
-      <w:r>
-        <w:rPr>
-          <w:rFonts w:ascii="Times New Roman" w:hAnsi="Times New Roman" w:cs="Times New Roman"/>
-          <w:b w:val="0"/>
-          <w:bCs w:val="0"/>
-        </w:rPr>
-        <w:t xml:space="preserve"> para</w:t>
-      </w:r>
-      <w:r>
-        <w:rPr>
-          <w:rFonts w:ascii="Times New Roman" w:hAnsi="Times New Roman" w:cs="Times New Roman"/>
-          <w:b w:val="0"/>
-          <w:bCs w:val="0"/>
-        </w:rPr>
-        <w:t xml:space="preserve"> </w:t>
-      </w:r>
-      <w:proofErr w:type="spellStart"/>
-      <w:r>
-        <w:rPr>
-          <w:rFonts w:ascii="Times New Roman" w:hAnsi="Times New Roman" w:cs="Times New Roman"/>
-          <w:b w:val="0"/>
-          <w:bCs w:val="0"/>
-        </w:rPr>
-        <w:t>distinguirlos</w:t>
-      </w:r>
-      <w:proofErr w:type="spellEnd"/>
-      <w:r>
-        <w:rPr>
-          <w:rFonts w:ascii="Times New Roman" w:hAnsi="Times New Roman" w:cs="Times New Roman"/>
-          <w:b w:val="0"/>
-          <w:bCs w:val="0"/>
-        </w:rPr>
-        <w:t xml:space="preserve"> de sus </w:t>
-      </w:r>
-      <w:proofErr w:type="spellStart"/>
-      <w:r>
-        <w:rPr>
-          <w:rFonts w:ascii="Times New Roman" w:hAnsi="Times New Roman" w:cs="Times New Roman"/>
-          <w:b w:val="0"/>
-          <w:bCs w:val="0"/>
-        </w:rPr>
-        <w:t>equivalentes</w:t>
-      </w:r>
-      <w:proofErr w:type="spellEnd"/>
-      <w:r>
-        <w:rPr>
-          <w:rFonts w:ascii="Times New Roman" w:hAnsi="Times New Roman" w:cs="Times New Roman"/>
-          <w:b w:val="0"/>
-          <w:bCs w:val="0"/>
-        </w:rPr>
-        <w:t xml:space="preserve"> </w:t>
-      </w:r>
-      <w:proofErr w:type="spellStart"/>
-      <w:r>
-        <w:rPr>
-          <w:rFonts w:ascii="Times New Roman" w:hAnsi="Times New Roman" w:cs="Times New Roman"/>
-          <w:b w:val="0"/>
-          <w:bCs w:val="0"/>
-        </w:rPr>
-        <w:t>en</w:t>
-      </w:r>
-      <w:proofErr w:type="spellEnd"/>
-      <w:r>
-        <w:rPr>
-          <w:rFonts w:ascii="Times New Roman" w:hAnsi="Times New Roman" w:cs="Times New Roman"/>
-          <w:b w:val="0"/>
-          <w:bCs w:val="0"/>
-        </w:rPr>
-        <w:t xml:space="preserve"> 4H.</w:t>
-      </w:r>
-    </w:p>
-    <w:p>
-      <w:pPr>
-        <w:pStyle w:val="Heading3"/>
-        <w:ind w:left="708"/>
-        <w:jc w:val="both"/>
-        <w:rPr>
-          <w:rFonts w:ascii="Times New Roman" w:hAnsi="Times New Roman" w:cs="Times New Roman"/>
-          <w:b w:val="0"/>
-          <w:bCs w:val="0"/>
-        </w:rPr>
-      </w:pPr>
-      <w:r>
-        <w:rPr>
-          <w:rFonts w:ascii="Times New Roman" w:hAnsi="Times New Roman" w:cs="Times New Roman"/>
-          <w:b w:val="0"/>
-          <w:bCs w:val="0"/>
-        </w:rPr>
-        <w:t xml:space="preserve">3. </w:t>
-      </w:r>
-      <w:proofErr w:type="spellStart"/>
-      <w:r>
-        <w:rPr>
-          <w:rFonts w:ascii="Times New Roman" w:hAnsi="Times New Roman" w:cs="Times New Roman"/>
-        </w:rPr>
-        <w:t>Propagación</w:t>
-      </w:r>
-      <w:proofErr w:type="spellEnd"/>
-      <w:r>
-        <w:rPr>
-          <w:rFonts w:ascii="Times New Roman" w:hAnsi="Times New Roman" w:cs="Times New Roman"/>
-        </w:rPr>
-        <w:t xml:space="preserve"> </w:t>
-      </w:r>
-      <w:proofErr w:type="spellStart"/>
-      <w:r>
-        <w:rPr>
-          <w:rFonts w:ascii="Times New Roman" w:hAnsi="Times New Roman" w:cs="Times New Roman"/>
-        </w:rPr>
-        <w:t>hacia</w:t>
-      </w:r>
-      <w:proofErr w:type="spellEnd"/>
-      <w:r>
-        <w:rPr>
-          <w:rFonts w:ascii="Times New Roman" w:hAnsi="Times New Roman" w:cs="Times New Roman"/>
-        </w:rPr>
-        <w:t xml:space="preserve"> </w:t>
-      </w:r>
-      <w:proofErr w:type="spellStart"/>
-      <w:r>
-        <w:rPr>
-          <w:rFonts w:ascii="Times New Roman" w:hAnsi="Times New Roman" w:cs="Times New Roman"/>
-        </w:rPr>
-        <w:t>adelante</w:t>
-      </w:r>
-      <w:proofErr w:type="spellEnd"/>
-      <w:r>
-        <w:rPr>
-          <w:rFonts w:ascii="Times New Roman" w:hAnsi="Times New Roman" w:cs="Times New Roman"/>
-        </w:rPr>
-        <w:t xml:space="preserve"> sin lookahead bias</w:t>
-      </w:r>
-      <w:r>
-        <w:rPr>
-          <w:rFonts w:ascii="Times New Roman" w:hAnsi="Times New Roman" w:cs="Times New Roman"/>
-          <w:b w:val="0"/>
-          <w:bCs w:val="0"/>
-        </w:rPr>
-        <w:t xml:space="preserve">: La </w:t>
-      </w:r>
-      <w:proofErr w:type="spellStart"/>
-      <w:r>
-        <w:rPr>
-          <w:rFonts w:ascii="Times New Roman" w:hAnsi="Times New Roman" w:cs="Times New Roman"/>
-          <w:b w:val="0"/>
-          <w:bCs w:val="0"/>
-        </w:rPr>
-        <w:t>fusión</w:t>
-      </w:r>
-      <w:proofErr w:type="spellEnd"/>
-      <w:r>
-        <w:rPr>
-          <w:rFonts w:ascii="Times New Roman" w:hAnsi="Times New Roman" w:cs="Times New Roman"/>
-          <w:b w:val="0"/>
-          <w:bCs w:val="0"/>
-        </w:rPr>
-        <w:t xml:space="preserve"> de </w:t>
-      </w:r>
-      <w:proofErr w:type="spellStart"/>
-      <w:r>
-        <w:rPr>
-          <w:rFonts w:ascii="Times New Roman" w:hAnsi="Times New Roman" w:cs="Times New Roman"/>
-          <w:b w:val="0"/>
-          <w:bCs w:val="0"/>
-        </w:rPr>
-        <w:t>temporalidades</w:t>
-      </w:r>
-      <w:proofErr w:type="spellEnd"/>
-      <w:r>
-        <w:rPr>
-          <w:rFonts w:ascii="Times New Roman" w:hAnsi="Times New Roman" w:cs="Times New Roman"/>
-          <w:b w:val="0"/>
-          <w:bCs w:val="0"/>
-        </w:rPr>
-        <w:t xml:space="preserve"> se </w:t>
-      </w:r>
-      <w:proofErr w:type="spellStart"/>
-      <w:r>
-        <w:rPr>
-          <w:rFonts w:ascii="Times New Roman" w:hAnsi="Times New Roman" w:cs="Times New Roman"/>
-          <w:b w:val="0"/>
-          <w:bCs w:val="0"/>
-        </w:rPr>
-        <w:t>realiza</w:t>
-      </w:r>
-      <w:proofErr w:type="spellEnd"/>
-      <w:r>
-        <w:rPr>
-          <w:rFonts w:ascii="Times New Roman" w:hAnsi="Times New Roman" w:cs="Times New Roman"/>
-          <w:b w:val="0"/>
-          <w:bCs w:val="0"/>
-        </w:rPr>
-        <w:t xml:space="preserve"> </w:t>
-      </w:r>
-      <w:proofErr w:type="spellStart"/>
-      <w:r>
-        <w:rPr>
-          <w:rFonts w:ascii="Times New Roman" w:hAnsi="Times New Roman" w:cs="Times New Roman"/>
-          <w:b w:val="0"/>
-          <w:bCs w:val="0"/>
-        </w:rPr>
-        <w:t>mediante</w:t>
-      </w:r>
-      <w:proofErr w:type="spellEnd"/>
-      <w:r>
-        <w:rPr>
-          <w:rFonts w:ascii="Times New Roman" w:hAnsi="Times New Roman" w:cs="Times New Roman"/>
-          <w:b w:val="0"/>
-          <w:bCs w:val="0"/>
-        </w:rPr>
-        <w:t xml:space="preserve"> `</w:t>
-      </w:r>
-      <w:proofErr w:type="spellStart"/>
-      <w:r>
-        <w:rPr>
-          <w:rFonts w:ascii="Times New Roman" w:hAnsi="Times New Roman" w:cs="Times New Roman"/>
-          <w:b w:val="0"/>
-          <w:bCs w:val="0"/>
-        </w:rPr>
-        <w:t>pd.merge_asof</w:t>
-      </w:r>
-      <w:proofErr w:type="spellEnd"/>
-      <w:r>
-        <w:rPr>
-          <w:rFonts w:ascii="Times New Roman" w:hAnsi="Times New Roman" w:cs="Times New Roman"/>
-          <w:b w:val="0"/>
-          <w:bCs w:val="0"/>
-        </w:rPr>
-        <w:t xml:space="preserve">(direction='backward')`, </w:t>
-      </w:r>
-      <w:proofErr w:type="spellStart"/>
-      <w:r>
-        <w:rPr>
-          <w:rFonts w:ascii="Times New Roman" w:hAnsi="Times New Roman" w:cs="Times New Roman"/>
-          <w:b w:val="0"/>
-          <w:bCs w:val="0"/>
-        </w:rPr>
-        <w:t>que</w:t>
-      </w:r>
-      <w:proofErr w:type="spellEnd"/>
-      <w:r>
-        <w:rPr>
-          <w:rFonts w:ascii="Times New Roman" w:hAnsi="Times New Roman" w:cs="Times New Roman"/>
-          <w:b w:val="0"/>
-          <w:bCs w:val="0"/>
-        </w:rPr>
-        <w:t xml:space="preserve"> para </w:t>
-      </w:r>
-      <w:proofErr w:type="spellStart"/>
-      <w:r>
-        <w:rPr>
-          <w:rFonts w:ascii="Times New Roman" w:hAnsi="Times New Roman" w:cs="Times New Roman"/>
-          <w:b w:val="0"/>
-          <w:bCs w:val="0"/>
-        </w:rPr>
-        <w:t>cada</w:t>
-      </w:r>
-      <w:proofErr w:type="spellEnd"/>
-      <w:r>
-        <w:rPr>
-          <w:rFonts w:ascii="Times New Roman" w:hAnsi="Times New Roman" w:cs="Times New Roman"/>
-          <w:b w:val="0"/>
-          <w:bCs w:val="0"/>
-        </w:rPr>
-        <w:t xml:space="preserve"> vela de 4H </w:t>
-      </w:r>
-      <w:proofErr w:type="spellStart"/>
-      <w:r>
-        <w:rPr>
-          <w:rFonts w:ascii="Times New Roman" w:hAnsi="Times New Roman" w:cs="Times New Roman"/>
-          <w:b w:val="0"/>
-          <w:bCs w:val="0"/>
-        </w:rPr>
-        <w:t>busca</w:t>
-      </w:r>
-      <w:proofErr w:type="spellEnd"/>
-      <w:r>
-        <w:rPr>
-          <w:rFonts w:ascii="Times New Roman" w:hAnsi="Times New Roman" w:cs="Times New Roman"/>
-          <w:b w:val="0"/>
-          <w:bCs w:val="0"/>
-        </w:rPr>
-        <w:t xml:space="preserve"> el </w:t>
-      </w:r>
-      <w:proofErr w:type="spellStart"/>
-      <w:r>
-        <w:rPr>
-          <w:rFonts w:ascii="Times New Roman" w:hAnsi="Times New Roman" w:cs="Times New Roman"/>
-          <w:b w:val="0"/>
-          <w:bCs w:val="0"/>
-        </w:rPr>
-        <w:t>último</w:t>
-      </w:r>
-      <w:proofErr w:type="spellEnd"/>
-      <w:r>
-        <w:rPr>
-          <w:rFonts w:ascii="Times New Roman" w:hAnsi="Times New Roman" w:cs="Times New Roman"/>
-          <w:b w:val="0"/>
-          <w:bCs w:val="0"/>
-        </w:rPr>
-        <w:t xml:space="preserve"> </w:t>
-      </w:r>
-      <w:r>
-        <w:rPr>
-          <w:rFonts w:ascii="Times New Roman" w:hAnsi="Times New Roman" w:cs="Times New Roman"/>
-          <w:b w:val="0"/>
-          <w:bCs w:val="0"/>
-        </w:rPr>
-        <w:t xml:space="preserve">valor disponible </w:t>
-      </w:r>
-      <w:proofErr w:type="spellStart"/>
-      <w:r>
-        <w:rPr>
-          <w:rFonts w:ascii="Times New Roman" w:hAnsi="Times New Roman" w:cs="Times New Roman"/>
-          <w:b w:val="0"/>
-          <w:bCs w:val="0"/>
-        </w:rPr>
-        <w:t>en</w:t>
-      </w:r>
-      <w:proofErr w:type="spellEnd"/>
-      <w:r>
-        <w:rPr>
-          <w:rFonts w:ascii="Times New Roman" w:hAnsi="Times New Roman" w:cs="Times New Roman"/>
-          <w:b w:val="0"/>
-          <w:bCs w:val="0"/>
-        </w:rPr>
-        <w:t xml:space="preserve"> 1D y 1W </w:t>
-      </w:r>
-      <w:proofErr w:type="spellStart"/>
-      <w:r>
-        <w:rPr>
-          <w:rFonts w:ascii="Times New Roman" w:hAnsi="Times New Roman" w:cs="Times New Roman"/>
-          <w:b w:val="0"/>
-          <w:bCs w:val="0"/>
-        </w:rPr>
-        <w:t>cuyo</w:t>
-      </w:r>
-      <w:proofErr w:type="spellEnd"/>
-      <w:r>
-        <w:rPr>
-          <w:rFonts w:ascii="Times New Roman" w:hAnsi="Times New Roman" w:cs="Times New Roman"/>
-          <w:b w:val="0"/>
-          <w:bCs w:val="0"/>
-        </w:rPr>
-        <w:t xml:space="preserve"> timestamp sea </w:t>
-      </w:r>
-      <w:proofErr w:type="spellStart"/>
-      <w:r>
-        <w:rPr>
-          <w:rFonts w:ascii="Times New Roman" w:hAnsi="Times New Roman" w:cs="Times New Roman"/>
-          <w:b w:val="0"/>
-          <w:bCs w:val="0"/>
-        </w:rPr>
-        <w:t>estrictamente</w:t>
-      </w:r>
-      <w:proofErr w:type="spellEnd"/>
-      <w:r>
-        <w:rPr>
-          <w:rFonts w:ascii="Times New Roman" w:hAnsi="Times New Roman" w:cs="Times New Roman"/>
-          <w:b w:val="0"/>
-          <w:bCs w:val="0"/>
-        </w:rPr>
-        <w:t xml:space="preserve"> anterior o </w:t>
-      </w:r>
-      <w:proofErr w:type="spellStart"/>
-      <w:r>
-        <w:rPr>
-          <w:rFonts w:ascii="Times New Roman" w:hAnsi="Times New Roman" w:cs="Times New Roman"/>
-          <w:b w:val="0"/>
-          <w:bCs w:val="0"/>
-        </w:rPr>
-        <w:t>igual</w:t>
-      </w:r>
-      <w:proofErr w:type="spellEnd"/>
-      <w:r>
-        <w:rPr>
-          <w:rFonts w:ascii="Times New Roman" w:hAnsi="Times New Roman" w:cs="Times New Roman"/>
-          <w:b w:val="0"/>
-          <w:bCs w:val="0"/>
-        </w:rPr>
-        <w:t xml:space="preserve"> al de la</w:t>
-      </w:r>
-      <w:r>
-        <w:rPr>
-          <w:rFonts w:ascii="Times New Roman" w:hAnsi="Times New Roman" w:cs="Times New Roman"/>
-          <w:b w:val="0"/>
-          <w:bCs w:val="0"/>
-        </w:rPr>
-        <w:t xml:space="preserve"> </w:t>
-      </w:r>
-      <w:r>
-        <w:rPr>
-          <w:rFonts w:ascii="Times New Roman" w:hAnsi="Times New Roman" w:cs="Times New Roman"/>
-          <w:b w:val="0"/>
-          <w:bCs w:val="0"/>
-        </w:rPr>
-        <w:t xml:space="preserve">vela de 4H. Esto </w:t>
-      </w:r>
-      <w:proofErr w:type="spellStart"/>
-      <w:r>
-        <w:rPr>
-          <w:rFonts w:ascii="Times New Roman" w:hAnsi="Times New Roman" w:cs="Times New Roman"/>
-          <w:b w:val="0"/>
-          <w:bCs w:val="0"/>
-        </w:rPr>
-        <w:t>garantiza</w:t>
-      </w:r>
-      <w:proofErr w:type="spellEnd"/>
-      <w:r>
-        <w:rPr>
-          <w:rFonts w:ascii="Times New Roman" w:hAnsi="Times New Roman" w:cs="Times New Roman"/>
-          <w:b w:val="0"/>
-          <w:bCs w:val="0"/>
-        </w:rPr>
-        <w:t xml:space="preserve"> </w:t>
-      </w:r>
-      <w:proofErr w:type="spellStart"/>
-      <w:r>
-        <w:rPr>
-          <w:rFonts w:ascii="Times New Roman" w:hAnsi="Times New Roman" w:cs="Times New Roman"/>
-          <w:b w:val="0"/>
-          <w:bCs w:val="0"/>
-        </w:rPr>
-        <w:t>que</w:t>
-      </w:r>
-      <w:proofErr w:type="spellEnd"/>
-      <w:r>
-        <w:rPr>
-          <w:rFonts w:ascii="Times New Roman" w:hAnsi="Times New Roman" w:cs="Times New Roman"/>
-          <w:b w:val="0"/>
-          <w:bCs w:val="0"/>
-        </w:rPr>
-        <w:t xml:space="preserve">, </w:t>
-      </w:r>
-      <w:proofErr w:type="spellStart"/>
-      <w:r>
-        <w:rPr>
-          <w:rFonts w:ascii="Times New Roman" w:hAnsi="Times New Roman" w:cs="Times New Roman"/>
-          <w:b w:val="0"/>
-          <w:bCs w:val="0"/>
-        </w:rPr>
-        <w:t>por</w:t>
-      </w:r>
-      <w:proofErr w:type="spellEnd"/>
-      <w:r>
-        <w:rPr>
-          <w:rFonts w:ascii="Times New Roman" w:hAnsi="Times New Roman" w:cs="Times New Roman"/>
-          <w:b w:val="0"/>
-          <w:bCs w:val="0"/>
-        </w:rPr>
-        <w:t xml:space="preserve"> </w:t>
-      </w:r>
-      <w:proofErr w:type="spellStart"/>
-      <w:r>
-        <w:rPr>
-          <w:rFonts w:ascii="Times New Roman" w:hAnsi="Times New Roman" w:cs="Times New Roman"/>
-          <w:b w:val="0"/>
-          <w:bCs w:val="0"/>
-        </w:rPr>
-        <w:t>ejemplo</w:t>
-      </w:r>
-      <w:proofErr w:type="spellEnd"/>
-      <w:r>
-        <w:rPr>
-          <w:rFonts w:ascii="Times New Roman" w:hAnsi="Times New Roman" w:cs="Times New Roman"/>
-          <w:b w:val="0"/>
-          <w:bCs w:val="0"/>
-        </w:rPr>
-        <w:t xml:space="preserve">, </w:t>
-      </w:r>
-      <w:proofErr w:type="spellStart"/>
-      <w:r>
-        <w:rPr>
-          <w:rFonts w:ascii="Times New Roman" w:hAnsi="Times New Roman" w:cs="Times New Roman"/>
-          <w:b w:val="0"/>
-          <w:bCs w:val="0"/>
-        </w:rPr>
-        <w:t>una</w:t>
-      </w:r>
-      <w:proofErr w:type="spellEnd"/>
-      <w:r>
-        <w:rPr>
-          <w:rFonts w:ascii="Times New Roman" w:hAnsi="Times New Roman" w:cs="Times New Roman"/>
-          <w:b w:val="0"/>
-          <w:bCs w:val="0"/>
-        </w:rPr>
-        <w:t xml:space="preserve"> vela de las 08:00h del lunes solo </w:t>
-      </w:r>
-      <w:proofErr w:type="spellStart"/>
-      <w:r>
-        <w:rPr>
-          <w:rFonts w:ascii="Times New Roman" w:hAnsi="Times New Roman" w:cs="Times New Roman"/>
-          <w:b w:val="0"/>
-          <w:bCs w:val="0"/>
-        </w:rPr>
-        <w:t>tiene</w:t>
-      </w:r>
-      <w:proofErr w:type="spellEnd"/>
-      <w:r>
-        <w:rPr>
-          <w:rFonts w:ascii="Times New Roman" w:hAnsi="Times New Roman" w:cs="Times New Roman"/>
-          <w:b w:val="0"/>
-          <w:bCs w:val="0"/>
-        </w:rPr>
-        <w:t xml:space="preserve"> </w:t>
-      </w:r>
-      <w:proofErr w:type="spellStart"/>
-      <w:r>
-        <w:rPr>
-          <w:rFonts w:ascii="Times New Roman" w:hAnsi="Times New Roman" w:cs="Times New Roman"/>
-          <w:b w:val="0"/>
-          <w:bCs w:val="0"/>
-        </w:rPr>
-        <w:t>acceso</w:t>
-      </w:r>
-      <w:proofErr w:type="spellEnd"/>
-      <w:r>
-        <w:rPr>
-          <w:rFonts w:ascii="Times New Roman" w:hAnsi="Times New Roman" w:cs="Times New Roman"/>
-          <w:b w:val="0"/>
-          <w:bCs w:val="0"/>
-        </w:rPr>
-        <w:t xml:space="preserve"> al </w:t>
-      </w:r>
-      <w:proofErr w:type="spellStart"/>
-      <w:r>
-        <w:rPr>
-          <w:rFonts w:ascii="Times New Roman" w:hAnsi="Times New Roman" w:cs="Times New Roman"/>
-          <w:b w:val="0"/>
-          <w:bCs w:val="0"/>
-        </w:rPr>
-        <w:t>cierre</w:t>
-      </w:r>
-      <w:proofErr w:type="spellEnd"/>
-      <w:r>
-        <w:rPr>
-          <w:rFonts w:ascii="Times New Roman" w:hAnsi="Times New Roman" w:cs="Times New Roman"/>
-          <w:b w:val="0"/>
-          <w:bCs w:val="0"/>
-        </w:rPr>
-        <w:t xml:space="preserve"> del </w:t>
-      </w:r>
-      <w:proofErr w:type="spellStart"/>
-      <w:r>
-        <w:rPr>
-          <w:rFonts w:ascii="Times New Roman" w:hAnsi="Times New Roman" w:cs="Times New Roman"/>
-          <w:b w:val="0"/>
-          <w:bCs w:val="0"/>
-        </w:rPr>
-        <w:t>viernes</w:t>
-      </w:r>
-      <w:proofErr w:type="spellEnd"/>
-      <w:r>
-        <w:rPr>
-          <w:rFonts w:ascii="Times New Roman" w:hAnsi="Times New Roman" w:cs="Times New Roman"/>
-          <w:b w:val="0"/>
-          <w:bCs w:val="0"/>
-        </w:rPr>
-        <w:t xml:space="preserve"> anterior </w:t>
-      </w:r>
-      <w:proofErr w:type="spellStart"/>
-      <w:r>
-        <w:rPr>
-          <w:rFonts w:ascii="Times New Roman" w:hAnsi="Times New Roman" w:cs="Times New Roman"/>
-          <w:b w:val="0"/>
-          <w:bCs w:val="0"/>
-        </w:rPr>
-        <w:t>en</w:t>
-      </w:r>
-      <w:proofErr w:type="spellEnd"/>
-      <w:r>
-        <w:rPr>
-          <w:rFonts w:ascii="Times New Roman" w:hAnsi="Times New Roman" w:cs="Times New Roman"/>
-          <w:b w:val="0"/>
-          <w:bCs w:val="0"/>
-        </w:rPr>
-        <w:t xml:space="preserve"> la </w:t>
-      </w:r>
-      <w:proofErr w:type="spellStart"/>
-      <w:r>
-        <w:rPr>
-          <w:rFonts w:ascii="Times New Roman" w:hAnsi="Times New Roman" w:cs="Times New Roman"/>
-          <w:b w:val="0"/>
-          <w:bCs w:val="0"/>
-        </w:rPr>
-        <w:t>temporalidad</w:t>
-      </w:r>
-      <w:proofErr w:type="spellEnd"/>
-      <w:r>
-        <w:rPr>
-          <w:rFonts w:ascii="Times New Roman" w:hAnsi="Times New Roman" w:cs="Times New Roman"/>
-          <w:b w:val="0"/>
-          <w:bCs w:val="0"/>
-        </w:rPr>
-        <w:t xml:space="preserve"> </w:t>
-      </w:r>
-      <w:proofErr w:type="spellStart"/>
-      <w:r>
-        <w:rPr>
-          <w:rFonts w:ascii="Times New Roman" w:hAnsi="Times New Roman" w:cs="Times New Roman"/>
-          <w:b w:val="0"/>
-          <w:bCs w:val="0"/>
-        </w:rPr>
-        <w:t>diaria</w:t>
-      </w:r>
-      <w:proofErr w:type="spellEnd"/>
-      <w:r>
-        <w:rPr>
-          <w:rFonts w:ascii="Times New Roman" w:hAnsi="Times New Roman" w:cs="Times New Roman"/>
-          <w:b w:val="0"/>
-          <w:bCs w:val="0"/>
-        </w:rPr>
-        <w:t xml:space="preserve">, no al </w:t>
-      </w:r>
-      <w:proofErr w:type="spellStart"/>
-      <w:r>
-        <w:rPr>
-          <w:rFonts w:ascii="Times New Roman" w:hAnsi="Times New Roman" w:cs="Times New Roman"/>
-          <w:b w:val="0"/>
-          <w:bCs w:val="0"/>
-        </w:rPr>
-        <w:t>cierre</w:t>
-      </w:r>
-      <w:proofErr w:type="spellEnd"/>
-      <w:r>
-        <w:rPr>
-          <w:rFonts w:ascii="Times New Roman" w:hAnsi="Times New Roman" w:cs="Times New Roman"/>
-          <w:b w:val="0"/>
-          <w:bCs w:val="0"/>
-        </w:rPr>
-        <w:t xml:space="preserve"> del lunes.</w:t>
-      </w:r>
+        <w:t xml:space="preserve"> del Dataset Multi-Timeframe: `mtf_builder.py`</w:t>
+      </w:r>
+      <w:bookmarkEnd w:id="20"/>
     </w:p>
     <w:p/>
     <w:p>
       <w:pPr>
-        <w:pStyle w:val="Heading3"/>
-        <w:rPr>
-          <w:rFonts w:ascii="Times New Roman" w:hAnsi="Times New Roman" w:cs="Times New Roman"/>
-          <w:b w:val="0"/>
-          <w:bCs w:val="0"/>
-        </w:rPr>
-      </w:pPr>
-      <w:r>
-        <w:rPr>
-          <w:rFonts w:ascii="Times New Roman" w:hAnsi="Times New Roman" w:cs="Times New Roman"/>
-          <w:b w:val="0"/>
-          <w:bCs w:val="0"/>
-        </w:rPr>
-        <w:t>La salida del `</w:t>
-      </w:r>
-      <w:proofErr w:type="spellStart"/>
-      <w:r>
-        <w:rPr>
-          <w:rFonts w:ascii="Times New Roman" w:hAnsi="Times New Roman" w:cs="Times New Roman"/>
-          <w:b w:val="0"/>
-          <w:bCs w:val="0"/>
-        </w:rPr>
+        <w:rPr>
+          <w:b/>
+          <w:bCs/>
+        </w:rPr>
+      </w:pPr>
+      <w:r>
+        <w:t xml:space="preserve">El </w:t>
+      </w:r>
+      <w:proofErr w:type="spellStart"/>
+      <w:r>
+        <w:t>módulo</w:t>
+      </w:r>
+      <w:proofErr w:type="spellEnd"/>
+      <w:r>
+        <w:t xml:space="preserve"> `</w:t>
+      </w:r>
+      <w:proofErr w:type="spellStart"/>
+      <w:r>
         <w:t>MTFBuilder</w:t>
       </w:r>
       <w:proofErr w:type="spellEnd"/>
       <w:r>
-        <w:rPr>
-          <w:rFonts w:ascii="Times New Roman" w:hAnsi="Times New Roman" w:cs="Times New Roman"/>
-          <w:b w:val="0"/>
-          <w:bCs w:val="0"/>
-        </w:rPr>
-        <w:t xml:space="preserve">` es un </w:t>
-      </w:r>
-      <w:proofErr w:type="spellStart"/>
-      <w:r>
-        <w:rPr>
-          <w:rFonts w:ascii="Times New Roman" w:hAnsi="Times New Roman" w:cs="Times New Roman"/>
-          <w:b w:val="0"/>
-          <w:bCs w:val="0"/>
-        </w:rPr>
+        <w:t xml:space="preserve">` es el </w:t>
+      </w:r>
+      <w:proofErr w:type="spellStart"/>
+      <w:r>
+        <w:t>núcleo</w:t>
+      </w:r>
+      <w:proofErr w:type="spellEnd"/>
+      <w:r>
+        <w:t xml:space="preserve"> de la </w:t>
+      </w:r>
+      <w:proofErr w:type="spellStart"/>
+      <w:r>
+        <w:t>transformación</w:t>
+      </w:r>
+      <w:proofErr w:type="spellEnd"/>
+      <w:r>
+        <w:t xml:space="preserve"> de </w:t>
+      </w:r>
+      <w:proofErr w:type="spellStart"/>
+      <w:r>
+        <w:t>datos</w:t>
+      </w:r>
+      <w:proofErr w:type="spellEnd"/>
+      <w:r>
+        <w:t xml:space="preserve">. Su </w:t>
+      </w:r>
+      <w:proofErr w:type="spellStart"/>
+      <w:r>
+        <w:t>función</w:t>
+      </w:r>
+      <w:proofErr w:type="spellEnd"/>
+      <w:r>
+        <w:t xml:space="preserve"> es </w:t>
+      </w:r>
+      <w:proofErr w:type="spellStart"/>
+      <w:r>
+        <w:t>unificar</w:t>
+      </w:r>
+      <w:proofErr w:type="spellEnd"/>
+      <w:r>
+        <w:t xml:space="preserve"> </w:t>
+      </w:r>
+      <w:r>
+        <w:t xml:space="preserve">las </w:t>
+      </w:r>
+      <w:proofErr w:type="spellStart"/>
+      <w:r>
+        <w:t>tres</w:t>
+      </w:r>
+      <w:proofErr w:type="spellEnd"/>
+      <w:r>
+        <w:t xml:space="preserve"> </w:t>
+      </w:r>
+      <w:proofErr w:type="spellStart"/>
+      <w:r>
+        <w:t>temporalidades</w:t>
+      </w:r>
+      <w:proofErr w:type="spellEnd"/>
+      <w:r>
+        <w:t xml:space="preserve"> </w:t>
+      </w:r>
+      <w:proofErr w:type="spellStart"/>
+      <w:r>
+        <w:t>en</w:t>
+      </w:r>
+      <w:proofErr w:type="spellEnd"/>
+      <w:r>
+        <w:t xml:space="preserve"> un </w:t>
+      </w:r>
+      <w:proofErr w:type="spellStart"/>
+      <w:r>
+        <w:t>único</w:t>
+      </w:r>
+      <w:proofErr w:type="spellEnd"/>
+      <w:r>
+        <w:t xml:space="preserve"> </w:t>
+      </w:r>
+      <w:proofErr w:type="spellStart"/>
+      <w:r>
         <w:t>DataFrame</w:t>
       </w:r>
       <w:proofErr w:type="spellEnd"/>
       <w:r>
-        <w:rPr>
-          <w:rFonts w:ascii="Times New Roman" w:hAnsi="Times New Roman" w:cs="Times New Roman"/>
-          <w:b w:val="0"/>
-          <w:bCs w:val="0"/>
-        </w:rPr>
-        <w:t xml:space="preserve"> con 35+ columnas </w:t>
-      </w:r>
-      <w:proofErr w:type="spellStart"/>
-      <w:r>
-        <w:rPr>
-          <w:rFonts w:ascii="Times New Roman" w:hAnsi="Times New Roman" w:cs="Times New Roman"/>
-          <w:b w:val="0"/>
-          <w:bCs w:val="0"/>
+        <w:t xml:space="preserve"> de </w:t>
+      </w:r>
+      <w:proofErr w:type="spellStart"/>
+      <w:r>
+        <w:t>velas</w:t>
+      </w:r>
+      <w:proofErr w:type="spellEnd"/>
+      <w:r>
+        <w:t xml:space="preserve"> de 4H, </w:t>
+      </w:r>
+      <w:proofErr w:type="spellStart"/>
+      <w:r>
+        <w:t>preservando</w:t>
+      </w:r>
+      <w:proofErr w:type="spellEnd"/>
+      <w:r>
+        <w:t xml:space="preserve"> la </w:t>
+      </w:r>
+      <w:proofErr w:type="spellStart"/>
+      <w:r>
+        <w:t>integridad</w:t>
+      </w:r>
+      <w:proofErr w:type="spellEnd"/>
+      <w:r>
+        <w:t xml:space="preserve"> </w:t>
+      </w:r>
+      <w:r>
+        <w:t xml:space="preserve">temporal </w:t>
+      </w:r>
+      <w:proofErr w:type="spellStart"/>
+      <w:r>
+        <w:t>mediante</w:t>
+      </w:r>
+      <w:proofErr w:type="spellEnd"/>
+      <w:r>
+        <w:t xml:space="preserve"> la </w:t>
+      </w:r>
+      <w:proofErr w:type="spellStart"/>
+      <w:r>
+        <w:t>técnica</w:t>
+      </w:r>
+      <w:proofErr w:type="spellEnd"/>
+      <w:r>
+        <w:t xml:space="preserve"> de merge </w:t>
+      </w:r>
+      <w:proofErr w:type="spellStart"/>
+      <w:r>
+        <w:t>asof</w:t>
+      </w:r>
+      <w:proofErr w:type="spellEnd"/>
+      <w:r>
+        <w:t>.</w:t>
+      </w:r>
+    </w:p>
+    <w:p>
+      <w:pPr>
+        <w:rPr>
+          <w:rFonts w:ascii="Times New Roman" w:hAnsi="Times New Roman" w:cs="Times New Roman"/>
+          <w:b/>
+          <w:bCs/>
+        </w:rPr>
+      </w:pPr>
+      <w:r>
+        <w:rPr>
+          <w:rFonts w:ascii="Times New Roman" w:hAnsi="Times New Roman" w:cs="Times New Roman"/>
+        </w:rPr>
+        <w:t xml:space="preserve">El </w:t>
+      </w:r>
+      <w:proofErr w:type="spellStart"/>
+      <w:r>
+        <w:rPr>
+          <w:rFonts w:ascii="Times New Roman" w:hAnsi="Times New Roman" w:cs="Times New Roman"/>
+        </w:rPr>
+        <w:t>proceso</w:t>
+      </w:r>
+      <w:proofErr w:type="spellEnd"/>
+      <w:r>
+        <w:rPr>
+          <w:rFonts w:ascii="Times New Roman" w:hAnsi="Times New Roman" w:cs="Times New Roman"/>
+        </w:rPr>
+        <w:t xml:space="preserve"> de </w:t>
+      </w:r>
+      <w:proofErr w:type="spellStart"/>
+      <w:r>
+        <w:rPr>
+          <w:rFonts w:ascii="Times New Roman" w:hAnsi="Times New Roman" w:cs="Times New Roman"/>
+        </w:rPr>
+        <w:t>construcción</w:t>
+      </w:r>
+      <w:proofErr w:type="spellEnd"/>
+      <w:r>
+        <w:rPr>
+          <w:rFonts w:ascii="Times New Roman" w:hAnsi="Times New Roman" w:cs="Times New Roman"/>
+        </w:rPr>
+        <w:t xml:space="preserve"> </w:t>
+      </w:r>
+      <w:proofErr w:type="spellStart"/>
+      <w:r>
+        <w:rPr>
+          <w:rFonts w:ascii="Times New Roman" w:hAnsi="Times New Roman" w:cs="Times New Roman"/>
+        </w:rPr>
+        <w:t>sigue</w:t>
+      </w:r>
+      <w:proofErr w:type="spellEnd"/>
+      <w:r>
+        <w:rPr>
+          <w:rFonts w:ascii="Times New Roman" w:hAnsi="Times New Roman" w:cs="Times New Roman"/>
+        </w:rPr>
+        <w:t xml:space="preserve"> </w:t>
+      </w:r>
+      <w:proofErr w:type="spellStart"/>
+      <w:r>
+        <w:rPr>
+          <w:rFonts w:ascii="Times New Roman" w:hAnsi="Times New Roman" w:cs="Times New Roman"/>
+        </w:rPr>
+        <w:t>los</w:t>
+      </w:r>
+      <w:proofErr w:type="spellEnd"/>
+      <w:r>
+        <w:rPr>
+          <w:rFonts w:ascii="Times New Roman" w:hAnsi="Times New Roman" w:cs="Times New Roman"/>
+        </w:rPr>
+        <w:t xml:space="preserve"> </w:t>
+      </w:r>
+      <w:proofErr w:type="spellStart"/>
+      <w:r>
+        <w:rPr>
+          <w:rFonts w:ascii="Times New Roman" w:hAnsi="Times New Roman" w:cs="Times New Roman"/>
+        </w:rPr>
+        <w:t>siguientes</w:t>
+      </w:r>
+      <w:proofErr w:type="spellEnd"/>
+      <w:r>
+        <w:rPr>
+          <w:rFonts w:ascii="Times New Roman" w:hAnsi="Times New Roman" w:cs="Times New Roman"/>
+        </w:rPr>
+        <w:t xml:space="preserve"> pasos:</w:t>
+      </w:r>
+    </w:p>
+    <w:p>
+      <w:pPr>
+        <w:ind w:left="708"/>
+        <w:rPr>
+          <w:rFonts w:ascii="Times New Roman" w:hAnsi="Times New Roman" w:cs="Times New Roman"/>
+          <w:b/>
+          <w:bCs/>
+        </w:rPr>
+      </w:pPr>
+      <w:r>
+        <w:rPr>
+          <w:rFonts w:ascii="Times New Roman" w:hAnsi="Times New Roman" w:cs="Times New Roman"/>
+        </w:rPr>
+        <w:t xml:space="preserve">1. </w:t>
+      </w:r>
+      <w:r>
+        <w:rPr>
+          <w:rFonts w:ascii="Times New Roman" w:hAnsi="Times New Roman" w:cs="Times New Roman"/>
+          <w:b/>
+          <w:bCs/>
+        </w:rPr>
+        <w:t xml:space="preserve">Carga de </w:t>
+      </w:r>
+      <w:proofErr w:type="spellStart"/>
+      <w:r>
+        <w:rPr>
+          <w:rFonts w:ascii="Times New Roman" w:hAnsi="Times New Roman" w:cs="Times New Roman"/>
+          <w:b/>
+          <w:bCs/>
+        </w:rPr>
+        <w:t>datos</w:t>
+      </w:r>
+      <w:proofErr w:type="spellEnd"/>
+      <w:r>
+        <w:rPr>
+          <w:rFonts w:ascii="Times New Roman" w:hAnsi="Times New Roman" w:cs="Times New Roman"/>
+        </w:rPr>
+        <w:t xml:space="preserve">: Se </w:t>
+      </w:r>
+      <w:proofErr w:type="spellStart"/>
+      <w:r>
+        <w:rPr>
+          <w:rFonts w:ascii="Times New Roman" w:hAnsi="Times New Roman" w:cs="Times New Roman"/>
+        </w:rPr>
+        <w:t>leen</w:t>
+      </w:r>
+      <w:proofErr w:type="spellEnd"/>
+      <w:r>
+        <w:rPr>
+          <w:rFonts w:ascii="Times New Roman" w:hAnsi="Times New Roman" w:cs="Times New Roman"/>
+        </w:rPr>
+        <w:t xml:space="preserve"> </w:t>
+      </w:r>
+      <w:proofErr w:type="spellStart"/>
+      <w:r>
+        <w:rPr>
+          <w:rFonts w:ascii="Times New Roman" w:hAnsi="Times New Roman" w:cs="Times New Roman"/>
+        </w:rPr>
+        <w:t>los</w:t>
+      </w:r>
+      <w:proofErr w:type="spellEnd"/>
+      <w:r>
+        <w:rPr>
+          <w:rFonts w:ascii="Times New Roman" w:hAnsi="Times New Roman" w:cs="Times New Roman"/>
+        </w:rPr>
+        <w:t xml:space="preserve"> CSVs de 4H, 1D y 1W </w:t>
+      </w:r>
+      <w:proofErr w:type="spellStart"/>
+      <w:r>
+        <w:rPr>
+          <w:rFonts w:ascii="Times New Roman" w:hAnsi="Times New Roman" w:cs="Times New Roman"/>
+        </w:rPr>
+        <w:t>previamente</w:t>
+      </w:r>
+      <w:proofErr w:type="spellEnd"/>
+      <w:r>
+        <w:rPr>
+          <w:rFonts w:ascii="Times New Roman" w:hAnsi="Times New Roman" w:cs="Times New Roman"/>
+        </w:rPr>
+        <w:t xml:space="preserve"> </w:t>
+      </w:r>
+      <w:proofErr w:type="spellStart"/>
+      <w:r>
+        <w:rPr>
+          <w:rFonts w:ascii="Times New Roman" w:hAnsi="Times New Roman" w:cs="Times New Roman"/>
+        </w:rPr>
+        <w:t>descargados</w:t>
+      </w:r>
+      <w:proofErr w:type="spellEnd"/>
+      <w:r>
+        <w:rPr>
+          <w:rFonts w:ascii="Times New Roman" w:hAnsi="Times New Roman" w:cs="Times New Roman"/>
+        </w:rPr>
+        <w:t xml:space="preserve"> </w:t>
+      </w:r>
+      <w:proofErr w:type="spellStart"/>
+      <w:r>
+        <w:rPr>
+          <w:rFonts w:ascii="Times New Roman" w:hAnsi="Times New Roman" w:cs="Times New Roman"/>
+        </w:rPr>
+        <w:t>por</w:t>
+      </w:r>
+      <w:proofErr w:type="spellEnd"/>
+      <w:r>
+        <w:rPr>
+          <w:rFonts w:ascii="Times New Roman" w:hAnsi="Times New Roman" w:cs="Times New Roman"/>
+        </w:rPr>
+        <w:t xml:space="preserve"> </w:t>
+      </w:r>
+      <w:r>
+        <w:rPr>
+          <w:rFonts w:ascii="Times New Roman" w:hAnsi="Times New Roman" w:cs="Times New Roman"/>
+        </w:rPr>
+        <w:t xml:space="preserve">`tiingo_loader.py`, </w:t>
+      </w:r>
+      <w:proofErr w:type="spellStart"/>
+      <w:r>
+        <w:rPr>
+          <w:rFonts w:ascii="Times New Roman" w:hAnsi="Times New Roman" w:cs="Times New Roman"/>
+        </w:rPr>
+        <w:t>convirtiendo</w:t>
+      </w:r>
+      <w:proofErr w:type="spellEnd"/>
+      <w:r>
+        <w:rPr>
+          <w:rFonts w:ascii="Times New Roman" w:hAnsi="Times New Roman" w:cs="Times New Roman"/>
+        </w:rPr>
+        <w:t xml:space="preserve"> el </w:t>
+      </w:r>
+      <w:proofErr w:type="spellStart"/>
+      <w:r>
+        <w:rPr>
+          <w:rFonts w:ascii="Times New Roman" w:hAnsi="Times New Roman" w:cs="Times New Roman"/>
+        </w:rPr>
+        <w:t>índice</w:t>
+      </w:r>
+      <w:proofErr w:type="spellEnd"/>
+      <w:r>
+        <w:rPr>
+          <w:rFonts w:ascii="Times New Roman" w:hAnsi="Times New Roman" w:cs="Times New Roman"/>
+        </w:rPr>
+        <w:t xml:space="preserve"> temporal a </w:t>
+      </w:r>
+      <w:proofErr w:type="spellStart"/>
+      <w:r>
+        <w:rPr>
+          <w:rFonts w:ascii="Times New Roman" w:hAnsi="Times New Roman" w:cs="Times New Roman"/>
+        </w:rPr>
+        <w:t>formato</w:t>
+      </w:r>
+      <w:proofErr w:type="spellEnd"/>
+      <w:r>
+        <w:rPr>
+          <w:rFonts w:ascii="Times New Roman" w:hAnsi="Times New Roman" w:cs="Times New Roman"/>
+        </w:rPr>
+        <w:t xml:space="preserve"> UTC para </w:t>
+      </w:r>
+      <w:proofErr w:type="spellStart"/>
+      <w:r>
+        <w:rPr>
+          <w:rFonts w:ascii="Times New Roman" w:hAnsi="Times New Roman" w:cs="Times New Roman"/>
+        </w:rPr>
+        <w:t>garantizar</w:t>
+      </w:r>
+      <w:proofErr w:type="spellEnd"/>
+      <w:r>
+        <w:rPr>
+          <w:rFonts w:ascii="Times New Roman" w:hAnsi="Times New Roman" w:cs="Times New Roman"/>
+        </w:rPr>
+        <w:t xml:space="preserve"> la</w:t>
+      </w:r>
+      <w:r>
+        <w:rPr>
+          <w:rFonts w:ascii="Times New Roman" w:hAnsi="Times New Roman" w:cs="Times New Roman"/>
+        </w:rPr>
+        <w:t xml:space="preserve"> </w:t>
+      </w:r>
+      <w:proofErr w:type="spellStart"/>
+      <w:r>
+        <w:rPr>
+          <w:rFonts w:ascii="Times New Roman" w:hAnsi="Times New Roman" w:cs="Times New Roman"/>
+        </w:rPr>
+        <w:t>coherencia</w:t>
+      </w:r>
+      <w:proofErr w:type="spellEnd"/>
+      <w:r>
+        <w:rPr>
+          <w:rFonts w:ascii="Times New Roman" w:hAnsi="Times New Roman" w:cs="Times New Roman"/>
+        </w:rPr>
+        <w:t xml:space="preserve"> entre </w:t>
+      </w:r>
+      <w:proofErr w:type="spellStart"/>
+      <w:r>
+        <w:rPr>
+          <w:rFonts w:ascii="Times New Roman" w:hAnsi="Times New Roman" w:cs="Times New Roman"/>
+        </w:rPr>
+        <w:t>temporalidades</w:t>
+      </w:r>
+      <w:proofErr w:type="spellEnd"/>
+      <w:r>
+        <w:rPr>
+          <w:rFonts w:ascii="Times New Roman" w:hAnsi="Times New Roman" w:cs="Times New Roman"/>
+        </w:rPr>
+        <w:t>.</w:t>
+      </w:r>
+    </w:p>
+    <w:p>
+      <w:pPr>
+        <w:ind w:left="708"/>
+        <w:rPr>
+          <w:rFonts w:ascii="Times New Roman" w:hAnsi="Times New Roman" w:cs="Times New Roman"/>
+          <w:b/>
+          <w:bCs/>
+        </w:rPr>
+      </w:pPr>
+      <w:r>
+        <w:rPr>
+          <w:rFonts w:ascii="Times New Roman" w:hAnsi="Times New Roman" w:cs="Times New Roman"/>
+        </w:rPr>
+        <w:t xml:space="preserve">2. </w:t>
+      </w:r>
+      <w:proofErr w:type="spellStart"/>
+      <w:r>
+        <w:rPr>
+          <w:rFonts w:ascii="Times New Roman" w:hAnsi="Times New Roman" w:cs="Times New Roman"/>
+          <w:b/>
+          <w:bCs/>
+        </w:rPr>
+        <w:t>Cálculo</w:t>
+      </w:r>
+      <w:proofErr w:type="spellEnd"/>
+      <w:r>
+        <w:rPr>
+          <w:rFonts w:ascii="Times New Roman" w:hAnsi="Times New Roman" w:cs="Times New Roman"/>
+          <w:b/>
+          <w:bCs/>
+        </w:rPr>
+        <w:t xml:space="preserve"> de </w:t>
+      </w:r>
+      <w:proofErr w:type="spellStart"/>
+      <w:r>
+        <w:rPr>
+          <w:rFonts w:ascii="Times New Roman" w:hAnsi="Times New Roman" w:cs="Times New Roman"/>
+          <w:b/>
+          <w:bCs/>
+        </w:rPr>
+        <w:t>indicadores</w:t>
+      </w:r>
+      <w:proofErr w:type="spellEnd"/>
+      <w:r>
+        <w:rPr>
+          <w:rFonts w:ascii="Times New Roman" w:hAnsi="Times New Roman" w:cs="Times New Roman"/>
+          <w:b/>
+          <w:bCs/>
+        </w:rPr>
+        <w:t xml:space="preserve"> </w:t>
+      </w:r>
+      <w:proofErr w:type="spellStart"/>
+      <w:r>
+        <w:rPr>
+          <w:rFonts w:ascii="Times New Roman" w:hAnsi="Times New Roman" w:cs="Times New Roman"/>
+          <w:b/>
+          <w:bCs/>
+        </w:rPr>
+        <w:t>por</w:t>
+      </w:r>
+      <w:proofErr w:type="spellEnd"/>
+      <w:r>
+        <w:rPr>
+          <w:rFonts w:ascii="Times New Roman" w:hAnsi="Times New Roman" w:cs="Times New Roman"/>
+          <w:b/>
+          <w:bCs/>
+        </w:rPr>
+        <w:t xml:space="preserve"> </w:t>
+      </w:r>
+      <w:proofErr w:type="spellStart"/>
+      <w:r>
+        <w:rPr>
+          <w:rFonts w:ascii="Times New Roman" w:hAnsi="Times New Roman" w:cs="Times New Roman"/>
+          <w:b/>
+          <w:bCs/>
+        </w:rPr>
+        <w:t>temporalidad</w:t>
+      </w:r>
+      <w:proofErr w:type="spellEnd"/>
+      <w:r>
+        <w:rPr>
+          <w:rFonts w:ascii="Times New Roman" w:hAnsi="Times New Roman" w:cs="Times New Roman"/>
+          <w:b/>
+          <w:bCs/>
+        </w:rPr>
+        <w:t>:</w:t>
+      </w:r>
+      <w:r>
+        <w:rPr>
+          <w:rFonts w:ascii="Times New Roman" w:hAnsi="Times New Roman" w:cs="Times New Roman"/>
+        </w:rPr>
+        <w:t xml:space="preserve"> </w:t>
+      </w:r>
+      <w:proofErr w:type="spellStart"/>
+      <w:r>
+        <w:rPr>
+          <w:rFonts w:ascii="Times New Roman" w:hAnsi="Times New Roman" w:cs="Times New Roman"/>
+        </w:rPr>
+        <w:t>Sobre</w:t>
+      </w:r>
+      <w:proofErr w:type="spellEnd"/>
+      <w:r>
+        <w:rPr>
+          <w:rFonts w:ascii="Times New Roman" w:hAnsi="Times New Roman" w:cs="Times New Roman"/>
+        </w:rPr>
+        <w:t xml:space="preserve"> </w:t>
+      </w:r>
+      <w:proofErr w:type="spellStart"/>
+      <w:r>
+        <w:rPr>
+          <w:rFonts w:ascii="Times New Roman" w:hAnsi="Times New Roman" w:cs="Times New Roman"/>
+        </w:rPr>
+        <w:t>cada</w:t>
+      </w:r>
+      <w:proofErr w:type="spellEnd"/>
+      <w:r>
+        <w:rPr>
+          <w:rFonts w:ascii="Times New Roman" w:hAnsi="Times New Roman" w:cs="Times New Roman"/>
+        </w:rPr>
+        <w:t xml:space="preserve"> </w:t>
+      </w:r>
+      <w:proofErr w:type="spellStart"/>
+      <w:r>
+        <w:rPr>
+          <w:rFonts w:ascii="Times New Roman" w:hAnsi="Times New Roman" w:cs="Times New Roman"/>
+        </w:rPr>
+        <w:t>DataFrame</w:t>
+      </w:r>
+      <w:proofErr w:type="spellEnd"/>
+      <w:r>
+        <w:rPr>
+          <w:rFonts w:ascii="Times New Roman" w:hAnsi="Times New Roman" w:cs="Times New Roman"/>
+        </w:rPr>
+        <w:t xml:space="preserve"> se </w:t>
+      </w:r>
+      <w:proofErr w:type="spellStart"/>
+      <w:r>
+        <w:rPr>
+          <w:rFonts w:ascii="Times New Roman" w:hAnsi="Times New Roman" w:cs="Times New Roman"/>
+        </w:rPr>
+        <w:t>calculan</w:t>
+      </w:r>
+      <w:proofErr w:type="spellEnd"/>
+      <w:r>
+        <w:rPr>
+          <w:rFonts w:ascii="Times New Roman" w:hAnsi="Times New Roman" w:cs="Times New Roman"/>
+        </w:rPr>
+        <w:t xml:space="preserve"> </w:t>
+      </w:r>
+      <w:proofErr w:type="spellStart"/>
+      <w:r>
+        <w:rPr>
+          <w:rFonts w:ascii="Times New Roman" w:hAnsi="Times New Roman" w:cs="Times New Roman"/>
+        </w:rPr>
+        <w:t>lo</w:t>
+      </w:r>
+      <w:r>
+        <w:rPr>
+          <w:rFonts w:ascii="Times New Roman" w:hAnsi="Times New Roman" w:cs="Times New Roman"/>
+        </w:rPr>
+        <w:t>s</w:t>
+      </w:r>
+      <w:proofErr w:type="spellEnd"/>
+      <w:r>
+        <w:rPr>
+          <w:rFonts w:ascii="Times New Roman" w:hAnsi="Times New Roman" w:cs="Times New Roman"/>
+        </w:rPr>
+        <w:t xml:space="preserve"> </w:t>
+      </w:r>
+      <w:proofErr w:type="spellStart"/>
+      <w:r>
+        <w:rPr>
+          <w:rFonts w:ascii="Times New Roman" w:hAnsi="Times New Roman" w:cs="Times New Roman"/>
+        </w:rPr>
+        <w:t>indicadores</w:t>
+      </w:r>
+      <w:proofErr w:type="spellEnd"/>
+      <w:r>
+        <w:rPr>
+          <w:rFonts w:ascii="Times New Roman" w:hAnsi="Times New Roman" w:cs="Times New Roman"/>
+        </w:rPr>
+        <w:t xml:space="preserve"> </w:t>
+      </w:r>
+      <w:proofErr w:type="spellStart"/>
+      <w:r>
+        <w:rPr>
+          <w:rFonts w:ascii="Times New Roman" w:hAnsi="Times New Roman" w:cs="Times New Roman"/>
+        </w:rPr>
+        <w:t>técnicos</w:t>
+      </w:r>
+      <w:proofErr w:type="spellEnd"/>
+      <w:r>
+        <w:rPr>
+          <w:rFonts w:ascii="Times New Roman" w:hAnsi="Times New Roman" w:cs="Times New Roman"/>
+        </w:rPr>
+        <w:t xml:space="preserve"> </w:t>
+      </w:r>
+      <w:proofErr w:type="spellStart"/>
+      <w:r>
+        <w:rPr>
+          <w:rFonts w:ascii="Times New Roman" w:hAnsi="Times New Roman" w:cs="Times New Roman"/>
+        </w:rPr>
+        <w:t>correspondientes</w:t>
+      </w:r>
+      <w:proofErr w:type="spellEnd"/>
+      <w:r>
+        <w:rPr>
+          <w:rFonts w:ascii="Times New Roman" w:hAnsi="Times New Roman" w:cs="Times New Roman"/>
+        </w:rPr>
+        <w:t xml:space="preserve"> </w:t>
+      </w:r>
+      <w:proofErr w:type="spellStart"/>
+      <w:r>
+        <w:rPr>
+          <w:rFonts w:ascii="Times New Roman" w:hAnsi="Times New Roman" w:cs="Times New Roman"/>
+        </w:rPr>
+        <w:t>mediante</w:t>
+      </w:r>
+      <w:proofErr w:type="spellEnd"/>
+      <w:r>
+        <w:rPr>
+          <w:rFonts w:ascii="Times New Roman" w:hAnsi="Times New Roman" w:cs="Times New Roman"/>
+        </w:rPr>
+        <w:t xml:space="preserve"> `</w:t>
+      </w:r>
+      <w:proofErr w:type="spellStart"/>
+      <w:r>
+        <w:rPr>
+          <w:rFonts w:ascii="Times New Roman" w:hAnsi="Times New Roman" w:cs="Times New Roman"/>
+        </w:rPr>
+        <w:t>add_all_features</w:t>
+      </w:r>
+      <w:proofErr w:type="spellEnd"/>
+      <w:r>
+        <w:rPr>
+          <w:rFonts w:ascii="Times New Roman" w:hAnsi="Times New Roman" w:cs="Times New Roman"/>
+        </w:rPr>
+        <w:t>()` (</w:t>
+      </w:r>
+      <w:proofErr w:type="spellStart"/>
+      <w:r>
+        <w:rPr>
+          <w:rFonts w:ascii="Times New Roman" w:hAnsi="Times New Roman" w:cs="Times New Roman"/>
+        </w:rPr>
+        <w:t>módulo</w:t>
+      </w:r>
+      <w:proofErr w:type="spellEnd"/>
+      <w:r>
+        <w:rPr>
+          <w:rFonts w:ascii="Times New Roman" w:hAnsi="Times New Roman" w:cs="Times New Roman"/>
+        </w:rPr>
+        <w:t xml:space="preserve"> `technical.py`).</w:t>
+      </w:r>
+      <w:r>
+        <w:rPr>
+          <w:rFonts w:ascii="Times New Roman" w:hAnsi="Times New Roman" w:cs="Times New Roman"/>
+        </w:rPr>
+        <w:t xml:space="preserve"> </w:t>
+      </w:r>
+      <w:r>
+        <w:rPr>
+          <w:rFonts w:ascii="Times New Roman" w:hAnsi="Times New Roman" w:cs="Times New Roman"/>
+        </w:rPr>
+        <w:t xml:space="preserve">Los </w:t>
+      </w:r>
+      <w:proofErr w:type="spellStart"/>
+      <w:r>
+        <w:rPr>
+          <w:rFonts w:ascii="Times New Roman" w:hAnsi="Times New Roman" w:cs="Times New Roman"/>
+        </w:rPr>
+        <w:t>indicadores</w:t>
+      </w:r>
+      <w:proofErr w:type="spellEnd"/>
+      <w:r>
+        <w:rPr>
+          <w:rFonts w:ascii="Times New Roman" w:hAnsi="Times New Roman" w:cs="Times New Roman"/>
+        </w:rPr>
+        <w:t xml:space="preserve"> de 1D y 1W </w:t>
+      </w:r>
+      <w:proofErr w:type="spellStart"/>
+      <w:r>
+        <w:rPr>
+          <w:rFonts w:ascii="Times New Roman" w:hAnsi="Times New Roman" w:cs="Times New Roman"/>
+        </w:rPr>
+        <w:t>reciben</w:t>
+      </w:r>
+      <w:proofErr w:type="spellEnd"/>
+      <w:r>
+        <w:rPr>
+          <w:rFonts w:ascii="Times New Roman" w:hAnsi="Times New Roman" w:cs="Times New Roman"/>
+        </w:rPr>
+        <w:t xml:space="preserve"> el </w:t>
+      </w:r>
+      <w:proofErr w:type="spellStart"/>
+      <w:r>
+        <w:rPr>
+          <w:rFonts w:ascii="Times New Roman" w:hAnsi="Times New Roman" w:cs="Times New Roman"/>
+        </w:rPr>
+        <w:t>sufijo</w:t>
+      </w:r>
+      <w:proofErr w:type="spellEnd"/>
+      <w:r>
+        <w:rPr>
+          <w:rFonts w:ascii="Times New Roman" w:hAnsi="Times New Roman" w:cs="Times New Roman"/>
+        </w:rPr>
+        <w:t xml:space="preserve"> `_1D` y `_1W` </w:t>
+      </w:r>
+      <w:proofErr w:type="spellStart"/>
+      <w:r>
+        <w:rPr>
+          <w:rFonts w:ascii="Times New Roman" w:hAnsi="Times New Roman" w:cs="Times New Roman"/>
+        </w:rPr>
+        <w:t>respectivamente</w:t>
+      </w:r>
+      <w:proofErr w:type="spellEnd"/>
+      <w:r>
+        <w:rPr>
+          <w:rFonts w:ascii="Times New Roman" w:hAnsi="Times New Roman" w:cs="Times New Roman"/>
+        </w:rPr>
+        <w:t xml:space="preserve"> para</w:t>
+      </w:r>
+      <w:r>
+        <w:rPr>
+          <w:rFonts w:ascii="Times New Roman" w:hAnsi="Times New Roman" w:cs="Times New Roman"/>
+        </w:rPr>
+        <w:t xml:space="preserve"> </w:t>
+      </w:r>
+      <w:proofErr w:type="spellStart"/>
+      <w:r>
+        <w:rPr>
+          <w:rFonts w:ascii="Times New Roman" w:hAnsi="Times New Roman" w:cs="Times New Roman"/>
+        </w:rPr>
+        <w:t>distinguirlos</w:t>
+      </w:r>
+      <w:proofErr w:type="spellEnd"/>
+      <w:r>
+        <w:rPr>
+          <w:rFonts w:ascii="Times New Roman" w:hAnsi="Times New Roman" w:cs="Times New Roman"/>
+        </w:rPr>
+        <w:t xml:space="preserve"> de sus </w:t>
+      </w:r>
+      <w:proofErr w:type="spellStart"/>
+      <w:r>
+        <w:rPr>
+          <w:rFonts w:ascii="Times New Roman" w:hAnsi="Times New Roman" w:cs="Times New Roman"/>
+        </w:rPr>
+        <w:t>equivalentes</w:t>
+      </w:r>
+      <w:proofErr w:type="spellEnd"/>
+      <w:r>
+        <w:rPr>
+          <w:rFonts w:ascii="Times New Roman" w:hAnsi="Times New Roman" w:cs="Times New Roman"/>
+        </w:rPr>
+        <w:t xml:space="preserve"> </w:t>
+      </w:r>
+      <w:proofErr w:type="spellStart"/>
+      <w:r>
+        <w:rPr>
+          <w:rFonts w:ascii="Times New Roman" w:hAnsi="Times New Roman" w:cs="Times New Roman"/>
+        </w:rPr>
+        <w:t>en</w:t>
+      </w:r>
+      <w:proofErr w:type="spellEnd"/>
+      <w:r>
+        <w:rPr>
+          <w:rFonts w:ascii="Times New Roman" w:hAnsi="Times New Roman" w:cs="Times New Roman"/>
+        </w:rPr>
+        <w:t xml:space="preserve"> 4H.</w:t>
+      </w:r>
+    </w:p>
+    <w:p>
+      <w:pPr>
+        <w:ind w:left="708"/>
+        <w:rPr>
+          <w:rFonts w:ascii="Times New Roman" w:hAnsi="Times New Roman" w:cs="Times New Roman"/>
+          <w:b/>
+          <w:bCs/>
+        </w:rPr>
+      </w:pPr>
+      <w:r>
+        <w:rPr>
+          <w:rFonts w:ascii="Times New Roman" w:hAnsi="Times New Roman" w:cs="Times New Roman"/>
+        </w:rPr>
+        <w:t>3</w:t>
+      </w:r>
+      <w:r>
+        <w:rPr>
+          <w:rFonts w:ascii="Times New Roman" w:hAnsi="Times New Roman" w:cs="Times New Roman"/>
+          <w:b/>
+          <w:bCs/>
+        </w:rPr>
+        <w:t xml:space="preserve">. </w:t>
+      </w:r>
+      <w:proofErr w:type="spellStart"/>
+      <w:r>
+        <w:rPr>
+          <w:rFonts w:ascii="Times New Roman" w:hAnsi="Times New Roman" w:cs="Times New Roman"/>
+          <w:b/>
+          <w:bCs/>
+        </w:rPr>
+        <w:t>Propagación</w:t>
+      </w:r>
+      <w:proofErr w:type="spellEnd"/>
+      <w:r>
+        <w:rPr>
+          <w:rFonts w:ascii="Times New Roman" w:hAnsi="Times New Roman" w:cs="Times New Roman"/>
+          <w:b/>
+          <w:bCs/>
+        </w:rPr>
+        <w:t xml:space="preserve"> </w:t>
+      </w:r>
+      <w:proofErr w:type="spellStart"/>
+      <w:r>
+        <w:rPr>
+          <w:rFonts w:ascii="Times New Roman" w:hAnsi="Times New Roman" w:cs="Times New Roman"/>
+          <w:b/>
+          <w:bCs/>
+        </w:rPr>
+        <w:t>hacia</w:t>
+      </w:r>
+      <w:proofErr w:type="spellEnd"/>
+      <w:r>
+        <w:rPr>
+          <w:rFonts w:ascii="Times New Roman" w:hAnsi="Times New Roman" w:cs="Times New Roman"/>
+          <w:b/>
+          <w:bCs/>
+        </w:rPr>
+        <w:t xml:space="preserve"> </w:t>
+      </w:r>
+      <w:proofErr w:type="spellStart"/>
+      <w:r>
+        <w:rPr>
+          <w:rFonts w:ascii="Times New Roman" w:hAnsi="Times New Roman" w:cs="Times New Roman"/>
+          <w:b/>
+          <w:bCs/>
+        </w:rPr>
+        <w:t>adelante</w:t>
+      </w:r>
+      <w:proofErr w:type="spellEnd"/>
+      <w:r>
+        <w:rPr>
+          <w:rFonts w:ascii="Times New Roman" w:hAnsi="Times New Roman" w:cs="Times New Roman"/>
+          <w:b/>
+          <w:bCs/>
+        </w:rPr>
+        <w:t xml:space="preserve"> sin lookahead bias</w:t>
+      </w:r>
+      <w:r>
+        <w:rPr>
+          <w:rFonts w:ascii="Times New Roman" w:hAnsi="Times New Roman" w:cs="Times New Roman"/>
+        </w:rPr>
+        <w:t xml:space="preserve">: La </w:t>
+      </w:r>
+      <w:proofErr w:type="spellStart"/>
+      <w:r>
+        <w:rPr>
+          <w:rFonts w:ascii="Times New Roman" w:hAnsi="Times New Roman" w:cs="Times New Roman"/>
+        </w:rPr>
+        <w:t>fusión</w:t>
+      </w:r>
+      <w:proofErr w:type="spellEnd"/>
+      <w:r>
+        <w:rPr>
+          <w:rFonts w:ascii="Times New Roman" w:hAnsi="Times New Roman" w:cs="Times New Roman"/>
+        </w:rPr>
+        <w:t xml:space="preserve"> de </w:t>
+      </w:r>
+      <w:proofErr w:type="spellStart"/>
+      <w:r>
+        <w:rPr>
+          <w:rFonts w:ascii="Times New Roman" w:hAnsi="Times New Roman" w:cs="Times New Roman"/>
+        </w:rPr>
+        <w:t>temporalidades</w:t>
+      </w:r>
+      <w:proofErr w:type="spellEnd"/>
+      <w:r>
+        <w:rPr>
+          <w:rFonts w:ascii="Times New Roman" w:hAnsi="Times New Roman" w:cs="Times New Roman"/>
+        </w:rPr>
+        <w:t xml:space="preserve"> se </w:t>
+      </w:r>
+      <w:proofErr w:type="spellStart"/>
+      <w:r>
+        <w:rPr>
+          <w:rFonts w:ascii="Times New Roman" w:hAnsi="Times New Roman" w:cs="Times New Roman"/>
+        </w:rPr>
+        <w:t>realiza</w:t>
+      </w:r>
+      <w:proofErr w:type="spellEnd"/>
+      <w:r>
+        <w:rPr>
+          <w:rFonts w:ascii="Times New Roman" w:hAnsi="Times New Roman" w:cs="Times New Roman"/>
+        </w:rPr>
+        <w:t xml:space="preserve"> </w:t>
+      </w:r>
+      <w:proofErr w:type="spellStart"/>
+      <w:r>
+        <w:rPr>
+          <w:rFonts w:ascii="Times New Roman" w:hAnsi="Times New Roman" w:cs="Times New Roman"/>
+        </w:rPr>
+        <w:t>mediante</w:t>
+      </w:r>
+      <w:proofErr w:type="spellEnd"/>
+      <w:r>
+        <w:rPr>
+          <w:rFonts w:ascii="Times New Roman" w:hAnsi="Times New Roman" w:cs="Times New Roman"/>
+        </w:rPr>
+        <w:t xml:space="preserve"> `</w:t>
+      </w:r>
+      <w:proofErr w:type="spellStart"/>
+      <w:r>
+        <w:rPr>
+          <w:rFonts w:ascii="Times New Roman" w:hAnsi="Times New Roman" w:cs="Times New Roman"/>
+        </w:rPr>
+        <w:t>pd.merge_asof</w:t>
+      </w:r>
+      <w:proofErr w:type="spellEnd"/>
+      <w:r>
+        <w:rPr>
+          <w:rFonts w:ascii="Times New Roman" w:hAnsi="Times New Roman" w:cs="Times New Roman"/>
+        </w:rPr>
+        <w:t xml:space="preserve">(direction='backward')`, </w:t>
+      </w:r>
+      <w:proofErr w:type="spellStart"/>
+      <w:r>
+        <w:rPr>
+          <w:rFonts w:ascii="Times New Roman" w:hAnsi="Times New Roman" w:cs="Times New Roman"/>
         </w:rPr>
         <w:t>que</w:t>
       </w:r>
@@ -28577,61 +29334,61 @@
       <w:r>
         <w:rPr>
           <w:rFonts w:ascii="Times New Roman" w:hAnsi="Times New Roman" w:cs="Times New Roman"/>
-          <w:b w:val="0"/>
-          <w:bCs w:val="0"/>
-        </w:rPr>
-        <w:t xml:space="preserve"> </w:t>
-      </w:r>
-      <w:proofErr w:type="spellStart"/>
-      <w:r>
-        <w:rPr>
-          <w:rFonts w:ascii="Times New Roman" w:hAnsi="Times New Roman" w:cs="Times New Roman"/>
-          <w:b w:val="0"/>
-          <w:bCs w:val="0"/>
-        </w:rPr>
-        <w:t>representa</w:t>
-      </w:r>
-      <w:proofErr w:type="spellEnd"/>
-      <w:r>
-        <w:rPr>
-          <w:rFonts w:ascii="Times New Roman" w:hAnsi="Times New Roman" w:cs="Times New Roman"/>
-          <w:b w:val="0"/>
-          <w:bCs w:val="0"/>
-        </w:rPr>
-        <w:t xml:space="preserve"> la "</w:t>
-      </w:r>
-      <w:proofErr w:type="spellStart"/>
-      <w:r>
-        <w:rPr>
-          <w:rFonts w:ascii="Times New Roman" w:hAnsi="Times New Roman" w:cs="Times New Roman"/>
-          <w:b w:val="0"/>
-          <w:bCs w:val="0"/>
-        </w:rPr>
-        <w:t>fotografía</w:t>
-      </w:r>
-      <w:proofErr w:type="spellEnd"/>
-      <w:r>
-        <w:rPr>
-          <w:rFonts w:ascii="Times New Roman" w:hAnsi="Times New Roman" w:cs="Times New Roman"/>
-          <w:b w:val="0"/>
-          <w:bCs w:val="0"/>
-        </w:rPr>
-        <w:t xml:space="preserve"> </w:t>
-      </w:r>
-      <w:r>
-        <w:rPr>
-          <w:rFonts w:ascii="Times New Roman" w:hAnsi="Times New Roman" w:cs="Times New Roman"/>
-          <w:b w:val="0"/>
-          <w:bCs w:val="0"/>
-        </w:rPr>
-        <w:t xml:space="preserve">completa" del mercado </w:t>
-      </w:r>
-      <w:proofErr w:type="spellStart"/>
-      <w:r>
-        <w:rPr>
-          <w:rFonts w:ascii="Times New Roman" w:hAnsi="Times New Roman" w:cs="Times New Roman"/>
-          <w:b w:val="0"/>
-          <w:bCs w:val="0"/>
+        </w:rPr>
+        <w:t xml:space="preserve"> para </w:t>
+      </w:r>
+      <w:proofErr w:type="spellStart"/>
+      <w:r>
+        <w:rPr>
+          <w:rFonts w:ascii="Times New Roman" w:hAnsi="Times New Roman" w:cs="Times New Roman"/>
+        </w:rPr>
+        <w:t>cada</w:t>
+      </w:r>
+      <w:proofErr w:type="spellEnd"/>
+      <w:r>
+        <w:rPr>
+          <w:rFonts w:ascii="Times New Roman" w:hAnsi="Times New Roman" w:cs="Times New Roman"/>
+        </w:rPr>
+        <w:t xml:space="preserve"> vela de 4H </w:t>
+      </w:r>
+      <w:proofErr w:type="spellStart"/>
+      <w:r>
+        <w:rPr>
+          <w:rFonts w:ascii="Times New Roman" w:hAnsi="Times New Roman" w:cs="Times New Roman"/>
+        </w:rPr>
+        <w:t>busca</w:t>
+      </w:r>
+      <w:proofErr w:type="spellEnd"/>
+      <w:r>
+        <w:rPr>
+          <w:rFonts w:ascii="Times New Roman" w:hAnsi="Times New Roman" w:cs="Times New Roman"/>
+        </w:rPr>
+        <w:t xml:space="preserve"> el </w:t>
+      </w:r>
+      <w:proofErr w:type="spellStart"/>
+      <w:r>
+        <w:rPr>
+          <w:rFonts w:ascii="Times New Roman" w:hAnsi="Times New Roman" w:cs="Times New Roman"/>
+        </w:rPr>
+        <w:t>último</w:t>
+      </w:r>
+      <w:proofErr w:type="spellEnd"/>
+      <w:r>
+        <w:rPr>
+          <w:rFonts w:ascii="Times New Roman" w:hAnsi="Times New Roman" w:cs="Times New Roman"/>
+        </w:rPr>
+        <w:t xml:space="preserve"> </w:t>
+      </w:r>
+      <w:r>
+        <w:rPr>
+          <w:rFonts w:ascii="Times New Roman" w:hAnsi="Times New Roman" w:cs="Times New Roman"/>
+        </w:rPr>
+        <w:t xml:space="preserve">valor disponible </w:t>
+      </w:r>
+      <w:proofErr w:type="spellStart"/>
+      <w:r>
+        <w:rPr>
+          <w:rFonts w:ascii="Times New Roman" w:hAnsi="Times New Roman" w:cs="Times New Roman"/>
         </w:rPr>
         <w:t>en</w:t>
       </w:r>
@@ -28639,124 +29396,444 @@
       <w:r>
         <w:rPr>
           <w:rFonts w:ascii="Times New Roman" w:hAnsi="Times New Roman" w:cs="Times New Roman"/>
-          <w:b w:val="0"/>
-          <w:bCs w:val="0"/>
-        </w:rPr>
-        <w:t xml:space="preserve"> </w:t>
-      </w:r>
-      <w:proofErr w:type="spellStart"/>
-      <w:r>
-        <w:rPr>
-          <w:rFonts w:ascii="Times New Roman" w:hAnsi="Times New Roman" w:cs="Times New Roman"/>
-          <w:b w:val="0"/>
-          <w:bCs w:val="0"/>
-        </w:rPr>
-        <w:t>cada</w:t>
-      </w:r>
-      <w:proofErr w:type="spellEnd"/>
-      <w:r>
-        <w:rPr>
-          <w:rFonts w:ascii="Times New Roman" w:hAnsi="Times New Roman" w:cs="Times New Roman"/>
-          <w:b w:val="0"/>
-          <w:bCs w:val="0"/>
-        </w:rPr>
-        <w:t xml:space="preserve"> vela de 4H, </w:t>
-      </w:r>
-      <w:proofErr w:type="spellStart"/>
-      <w:r>
-        <w:rPr>
-          <w:rFonts w:ascii="Times New Roman" w:hAnsi="Times New Roman" w:cs="Times New Roman"/>
-          <w:b w:val="0"/>
-          <w:bCs w:val="0"/>
-        </w:rPr>
-        <w:t>incluyendo</w:t>
-      </w:r>
-      <w:proofErr w:type="spellEnd"/>
-      <w:r>
-        <w:rPr>
-          <w:rFonts w:ascii="Times New Roman" w:hAnsi="Times New Roman" w:cs="Times New Roman"/>
-          <w:b w:val="0"/>
-          <w:bCs w:val="0"/>
-        </w:rPr>
-        <w:t xml:space="preserve"> el </w:t>
-      </w:r>
-      <w:proofErr w:type="spellStart"/>
-      <w:r>
-        <w:rPr>
-          <w:rFonts w:ascii="Times New Roman" w:hAnsi="Times New Roman" w:cs="Times New Roman"/>
-          <w:b w:val="0"/>
-          <w:bCs w:val="0"/>
-        </w:rPr>
-        <w:t>contexto</w:t>
-      </w:r>
-      <w:proofErr w:type="spellEnd"/>
-      <w:r>
-        <w:rPr>
-          <w:rFonts w:ascii="Times New Roman" w:hAnsi="Times New Roman" w:cs="Times New Roman"/>
-          <w:b w:val="0"/>
-          <w:bCs w:val="0"/>
-        </w:rPr>
-        <w:t xml:space="preserve"> de largo </w:t>
-      </w:r>
-      <w:proofErr w:type="spellStart"/>
-      <w:r>
-        <w:rPr>
-          <w:rFonts w:ascii="Times New Roman" w:hAnsi="Times New Roman" w:cs="Times New Roman"/>
-          <w:b w:val="0"/>
-          <w:bCs w:val="0"/>
-        </w:rPr>
-        <w:t>plazo</w:t>
-      </w:r>
-      <w:proofErr w:type="spellEnd"/>
-      <w:r>
-        <w:rPr>
-          <w:rFonts w:ascii="Times New Roman" w:hAnsi="Times New Roman" w:cs="Times New Roman"/>
-          <w:b w:val="0"/>
-          <w:bCs w:val="0"/>
-        </w:rPr>
-        <w:t>.</w:t>
+        </w:rPr>
+        <w:t xml:space="preserve"> 1D y 1W </w:t>
+      </w:r>
+      <w:proofErr w:type="spellStart"/>
+      <w:r>
+        <w:rPr>
+          <w:rFonts w:ascii="Times New Roman" w:hAnsi="Times New Roman" w:cs="Times New Roman"/>
+        </w:rPr>
+        <w:t>cuyo</w:t>
+      </w:r>
+      <w:proofErr w:type="spellEnd"/>
+      <w:r>
+        <w:rPr>
+          <w:rFonts w:ascii="Times New Roman" w:hAnsi="Times New Roman" w:cs="Times New Roman"/>
+        </w:rPr>
+        <w:t xml:space="preserve"> timestamp sea </w:t>
+      </w:r>
+      <w:proofErr w:type="spellStart"/>
+      <w:r>
+        <w:rPr>
+          <w:rFonts w:ascii="Times New Roman" w:hAnsi="Times New Roman" w:cs="Times New Roman"/>
+        </w:rPr>
+        <w:t>estrictamente</w:t>
+      </w:r>
+      <w:proofErr w:type="spellEnd"/>
+      <w:r>
+        <w:rPr>
+          <w:rFonts w:ascii="Times New Roman" w:hAnsi="Times New Roman" w:cs="Times New Roman"/>
+        </w:rPr>
+        <w:t xml:space="preserve"> anterior o </w:t>
+      </w:r>
+      <w:proofErr w:type="spellStart"/>
+      <w:r>
+        <w:rPr>
+          <w:rFonts w:ascii="Times New Roman" w:hAnsi="Times New Roman" w:cs="Times New Roman"/>
+        </w:rPr>
+        <w:t>igual</w:t>
+      </w:r>
+      <w:proofErr w:type="spellEnd"/>
+      <w:r>
+        <w:rPr>
+          <w:rFonts w:ascii="Times New Roman" w:hAnsi="Times New Roman" w:cs="Times New Roman"/>
+        </w:rPr>
+        <w:t xml:space="preserve"> al de la</w:t>
+      </w:r>
+      <w:r>
+        <w:rPr>
+          <w:rFonts w:ascii="Times New Roman" w:hAnsi="Times New Roman" w:cs="Times New Roman"/>
+        </w:rPr>
+        <w:t xml:space="preserve"> </w:t>
+      </w:r>
+      <w:r>
+        <w:rPr>
+          <w:rFonts w:ascii="Times New Roman" w:hAnsi="Times New Roman" w:cs="Times New Roman"/>
+        </w:rPr>
+        <w:t xml:space="preserve">vela de 4H. Esto </w:t>
+      </w:r>
+      <w:proofErr w:type="spellStart"/>
+      <w:r>
+        <w:rPr>
+          <w:rFonts w:ascii="Times New Roman" w:hAnsi="Times New Roman" w:cs="Times New Roman"/>
+        </w:rPr>
+        <w:t>garantiza</w:t>
+      </w:r>
+      <w:proofErr w:type="spellEnd"/>
+      <w:r>
+        <w:rPr>
+          <w:rFonts w:ascii="Times New Roman" w:hAnsi="Times New Roman" w:cs="Times New Roman"/>
+        </w:rPr>
+        <w:t xml:space="preserve"> </w:t>
+      </w:r>
+      <w:proofErr w:type="spellStart"/>
+      <w:r>
+        <w:rPr>
+          <w:rFonts w:ascii="Times New Roman" w:hAnsi="Times New Roman" w:cs="Times New Roman"/>
+        </w:rPr>
+        <w:t>que</w:t>
+      </w:r>
+      <w:proofErr w:type="spellEnd"/>
+      <w:r>
+        <w:rPr>
+          <w:rFonts w:ascii="Times New Roman" w:hAnsi="Times New Roman" w:cs="Times New Roman"/>
+        </w:rPr>
+        <w:t xml:space="preserve">, </w:t>
+      </w:r>
+      <w:proofErr w:type="spellStart"/>
+      <w:r>
+        <w:rPr>
+          <w:rFonts w:ascii="Times New Roman" w:hAnsi="Times New Roman" w:cs="Times New Roman"/>
+        </w:rPr>
+        <w:t>por</w:t>
+      </w:r>
+      <w:proofErr w:type="spellEnd"/>
+      <w:r>
+        <w:rPr>
+          <w:rFonts w:ascii="Times New Roman" w:hAnsi="Times New Roman" w:cs="Times New Roman"/>
+        </w:rPr>
+        <w:t xml:space="preserve"> </w:t>
+      </w:r>
+      <w:proofErr w:type="spellStart"/>
+      <w:r>
+        <w:rPr>
+          <w:rFonts w:ascii="Times New Roman" w:hAnsi="Times New Roman" w:cs="Times New Roman"/>
+        </w:rPr>
+        <w:t>ejemplo</w:t>
+      </w:r>
+      <w:proofErr w:type="spellEnd"/>
+      <w:r>
+        <w:rPr>
+          <w:rFonts w:ascii="Times New Roman" w:hAnsi="Times New Roman" w:cs="Times New Roman"/>
+        </w:rPr>
+        <w:t xml:space="preserve">, </w:t>
+      </w:r>
+      <w:proofErr w:type="spellStart"/>
+      <w:r>
+        <w:rPr>
+          <w:rFonts w:ascii="Times New Roman" w:hAnsi="Times New Roman" w:cs="Times New Roman"/>
+        </w:rPr>
+        <w:t>una</w:t>
+      </w:r>
+      <w:proofErr w:type="spellEnd"/>
+      <w:r>
+        <w:rPr>
+          <w:rFonts w:ascii="Times New Roman" w:hAnsi="Times New Roman" w:cs="Times New Roman"/>
+        </w:rPr>
+        <w:t xml:space="preserve"> vela de las 08:00h del lunes solo </w:t>
+      </w:r>
+      <w:proofErr w:type="spellStart"/>
+      <w:r>
+        <w:rPr>
+          <w:rFonts w:ascii="Times New Roman" w:hAnsi="Times New Roman" w:cs="Times New Roman"/>
+        </w:rPr>
+        <w:t>tiene</w:t>
+      </w:r>
+      <w:proofErr w:type="spellEnd"/>
+      <w:r>
+        <w:rPr>
+          <w:rFonts w:ascii="Times New Roman" w:hAnsi="Times New Roman" w:cs="Times New Roman"/>
+        </w:rPr>
+        <w:t xml:space="preserve"> </w:t>
+      </w:r>
+      <w:proofErr w:type="spellStart"/>
+      <w:r>
+        <w:rPr>
+          <w:rFonts w:ascii="Times New Roman" w:hAnsi="Times New Roman" w:cs="Times New Roman"/>
+        </w:rPr>
+        <w:t>acceso</w:t>
+      </w:r>
+      <w:proofErr w:type="spellEnd"/>
+      <w:r>
+        <w:rPr>
+          <w:rFonts w:ascii="Times New Roman" w:hAnsi="Times New Roman" w:cs="Times New Roman"/>
+        </w:rPr>
+        <w:t xml:space="preserve"> al </w:t>
+      </w:r>
+      <w:proofErr w:type="spellStart"/>
+      <w:r>
+        <w:rPr>
+          <w:rFonts w:ascii="Times New Roman" w:hAnsi="Times New Roman" w:cs="Times New Roman"/>
+        </w:rPr>
+        <w:t>cierre</w:t>
+      </w:r>
+      <w:proofErr w:type="spellEnd"/>
+      <w:r>
+        <w:rPr>
+          <w:rFonts w:ascii="Times New Roman" w:hAnsi="Times New Roman" w:cs="Times New Roman"/>
+        </w:rPr>
+        <w:t xml:space="preserve"> del </w:t>
+      </w:r>
+      <w:proofErr w:type="spellStart"/>
+      <w:r>
+        <w:rPr>
+          <w:rFonts w:ascii="Times New Roman" w:hAnsi="Times New Roman" w:cs="Times New Roman"/>
+        </w:rPr>
+        <w:t>viernes</w:t>
+      </w:r>
+      <w:proofErr w:type="spellEnd"/>
+      <w:r>
+        <w:rPr>
+          <w:rFonts w:ascii="Times New Roman" w:hAnsi="Times New Roman" w:cs="Times New Roman"/>
+        </w:rPr>
+        <w:t xml:space="preserve"> anterior </w:t>
+      </w:r>
+      <w:proofErr w:type="spellStart"/>
+      <w:r>
+        <w:rPr>
+          <w:rFonts w:ascii="Times New Roman" w:hAnsi="Times New Roman" w:cs="Times New Roman"/>
+        </w:rPr>
+        <w:t>en</w:t>
+      </w:r>
+      <w:proofErr w:type="spellEnd"/>
+      <w:r>
+        <w:rPr>
+          <w:rFonts w:ascii="Times New Roman" w:hAnsi="Times New Roman" w:cs="Times New Roman"/>
+        </w:rPr>
+        <w:t xml:space="preserve"> la </w:t>
+      </w:r>
+      <w:proofErr w:type="spellStart"/>
+      <w:r>
+        <w:rPr>
+          <w:rFonts w:ascii="Times New Roman" w:hAnsi="Times New Roman" w:cs="Times New Roman"/>
+        </w:rPr>
+        <w:t>temporalidad</w:t>
+      </w:r>
+      <w:proofErr w:type="spellEnd"/>
+      <w:r>
+        <w:rPr>
+          <w:rFonts w:ascii="Times New Roman" w:hAnsi="Times New Roman" w:cs="Times New Roman"/>
+        </w:rPr>
+        <w:t xml:space="preserve"> </w:t>
+      </w:r>
+      <w:proofErr w:type="spellStart"/>
+      <w:r>
+        <w:rPr>
+          <w:rFonts w:ascii="Times New Roman" w:hAnsi="Times New Roman" w:cs="Times New Roman"/>
+        </w:rPr>
+        <w:t>diaria</w:t>
+      </w:r>
+      <w:proofErr w:type="spellEnd"/>
+      <w:r>
+        <w:rPr>
+          <w:rFonts w:ascii="Times New Roman" w:hAnsi="Times New Roman" w:cs="Times New Roman"/>
+        </w:rPr>
+        <w:t xml:space="preserve">, no al </w:t>
+      </w:r>
+      <w:proofErr w:type="spellStart"/>
+      <w:r>
+        <w:rPr>
+          <w:rFonts w:ascii="Times New Roman" w:hAnsi="Times New Roman" w:cs="Times New Roman"/>
+        </w:rPr>
+        <w:t>cierre</w:t>
+      </w:r>
+      <w:proofErr w:type="spellEnd"/>
+      <w:r>
+        <w:rPr>
+          <w:rFonts w:ascii="Times New Roman" w:hAnsi="Times New Roman" w:cs="Times New Roman"/>
+        </w:rPr>
+        <w:t xml:space="preserve"> del lunes.</w:t>
       </w:r>
     </w:p>
     <w:p/>
     <w:p>
       <w:pPr>
-        <w:pStyle w:val="Heading3"/>
-        <w:rPr>
-          <w:rFonts w:ascii="Times New Roman" w:hAnsi="Times New Roman" w:cs="Times New Roman"/>
-        </w:rPr>
-      </w:pPr>
-      <w:proofErr w:type="spellStart"/>
-      <w:r>
-        <w:rPr>
-          <w:rFonts w:ascii="Times New Roman" w:hAnsi="Times New Roman" w:cs="Times New Roman"/>
-        </w:rPr>
-        <w:t>Limpieza</w:t>
-      </w:r>
-      <w:proofErr w:type="spellEnd"/>
-      <w:r>
-        <w:rPr>
-          <w:rFonts w:ascii="Times New Roman" w:hAnsi="Times New Roman" w:cs="Times New Roman"/>
-        </w:rPr>
-        <w:t xml:space="preserve"> y </w:t>
-      </w:r>
-      <w:proofErr w:type="spellStart"/>
-      <w:r>
-        <w:rPr>
-          <w:rFonts w:ascii="Times New Roman" w:hAnsi="Times New Roman" w:cs="Times New Roman"/>
-        </w:rPr>
-        <w:t>Normalización</w:t>
-      </w:r>
-      <w:proofErr w:type="spellEnd"/>
-      <w:r>
-        <w:rPr>
-          <w:rFonts w:ascii="Times New Roman" w:hAnsi="Times New Roman" w:cs="Times New Roman"/>
-        </w:rPr>
-        <w:t>: `dataset_cleaner.py`</w:t>
+        <w:rPr>
+          <w:rFonts w:ascii="Times New Roman" w:hAnsi="Times New Roman" w:cs="Times New Roman"/>
+          <w:b/>
+          <w:bCs/>
+        </w:rPr>
+      </w:pPr>
+      <w:r>
+        <w:rPr>
+          <w:rFonts w:ascii="Times New Roman" w:hAnsi="Times New Roman" w:cs="Times New Roman"/>
+        </w:rPr>
+        <w:t>La salida del `</w:t>
+      </w:r>
+      <w:proofErr w:type="spellStart"/>
+      <w:r>
+        <w:rPr>
+          <w:rFonts w:ascii="Times New Roman" w:hAnsi="Times New Roman" w:cs="Times New Roman"/>
+        </w:rPr>
+        <w:t>MTFBuilder</w:t>
+      </w:r>
+      <w:proofErr w:type="spellEnd"/>
+      <w:r>
+        <w:rPr>
+          <w:rFonts w:ascii="Times New Roman" w:hAnsi="Times New Roman" w:cs="Times New Roman"/>
+        </w:rPr>
+        <w:t xml:space="preserve">` es un </w:t>
+      </w:r>
+      <w:proofErr w:type="spellStart"/>
+      <w:r>
+        <w:rPr>
+          <w:rFonts w:ascii="Times New Roman" w:hAnsi="Times New Roman" w:cs="Times New Roman"/>
+        </w:rPr>
+        <w:t>DataFrame</w:t>
+      </w:r>
+      <w:proofErr w:type="spellEnd"/>
+      <w:r>
+        <w:rPr>
+          <w:rFonts w:ascii="Times New Roman" w:hAnsi="Times New Roman" w:cs="Times New Roman"/>
+        </w:rPr>
+        <w:t xml:space="preserve"> con 35+ columnas </w:t>
+      </w:r>
+      <w:proofErr w:type="spellStart"/>
+      <w:r>
+        <w:rPr>
+          <w:rFonts w:ascii="Times New Roman" w:hAnsi="Times New Roman" w:cs="Times New Roman"/>
+        </w:rPr>
+        <w:t>que</w:t>
+      </w:r>
+      <w:proofErr w:type="spellEnd"/>
+      <w:r>
+        <w:rPr>
+          <w:rFonts w:ascii="Times New Roman" w:hAnsi="Times New Roman" w:cs="Times New Roman"/>
+        </w:rPr>
+        <w:t xml:space="preserve"> </w:t>
+      </w:r>
+      <w:proofErr w:type="spellStart"/>
+      <w:r>
+        <w:rPr>
+          <w:rFonts w:ascii="Times New Roman" w:hAnsi="Times New Roman" w:cs="Times New Roman"/>
+        </w:rPr>
+        <w:t>representa</w:t>
+      </w:r>
+      <w:proofErr w:type="spellEnd"/>
+      <w:r>
+        <w:rPr>
+          <w:rFonts w:ascii="Times New Roman" w:hAnsi="Times New Roman" w:cs="Times New Roman"/>
+        </w:rPr>
+        <w:t xml:space="preserve"> la "</w:t>
+      </w:r>
+      <w:proofErr w:type="spellStart"/>
+      <w:r>
+        <w:rPr>
+          <w:rFonts w:ascii="Times New Roman" w:hAnsi="Times New Roman" w:cs="Times New Roman"/>
+        </w:rPr>
+        <w:t>fotografía</w:t>
+      </w:r>
+      <w:proofErr w:type="spellEnd"/>
+      <w:r>
+        <w:rPr>
+          <w:rFonts w:ascii="Times New Roman" w:hAnsi="Times New Roman" w:cs="Times New Roman"/>
+        </w:rPr>
+        <w:t xml:space="preserve"> completa" del mercado </w:t>
+      </w:r>
+      <w:proofErr w:type="spellStart"/>
+      <w:r>
+        <w:rPr>
+          <w:rFonts w:ascii="Times New Roman" w:hAnsi="Times New Roman" w:cs="Times New Roman"/>
+        </w:rPr>
+        <w:t>en</w:t>
+      </w:r>
+      <w:proofErr w:type="spellEnd"/>
+      <w:r>
+        <w:rPr>
+          <w:rFonts w:ascii="Times New Roman" w:hAnsi="Times New Roman" w:cs="Times New Roman"/>
+        </w:rPr>
+        <w:t xml:space="preserve"> </w:t>
+      </w:r>
+      <w:proofErr w:type="spellStart"/>
+      <w:r>
+        <w:rPr>
+          <w:rFonts w:ascii="Times New Roman" w:hAnsi="Times New Roman" w:cs="Times New Roman"/>
+        </w:rPr>
+        <w:t>cada</w:t>
+      </w:r>
+      <w:proofErr w:type="spellEnd"/>
+      <w:r>
+        <w:rPr>
+          <w:rFonts w:ascii="Times New Roman" w:hAnsi="Times New Roman" w:cs="Times New Roman"/>
+        </w:rPr>
+        <w:t xml:space="preserve"> vela de 4H, </w:t>
+      </w:r>
+      <w:proofErr w:type="spellStart"/>
+      <w:r>
+        <w:rPr>
+          <w:rFonts w:ascii="Times New Roman" w:hAnsi="Times New Roman" w:cs="Times New Roman"/>
+        </w:rPr>
+        <w:t>incluyendo</w:t>
+      </w:r>
+      <w:proofErr w:type="spellEnd"/>
+      <w:r>
+        <w:rPr>
+          <w:rFonts w:ascii="Times New Roman" w:hAnsi="Times New Roman" w:cs="Times New Roman"/>
+        </w:rPr>
+        <w:t xml:space="preserve"> el </w:t>
+      </w:r>
+      <w:proofErr w:type="spellStart"/>
+      <w:r>
+        <w:rPr>
+          <w:rFonts w:ascii="Times New Roman" w:hAnsi="Times New Roman" w:cs="Times New Roman"/>
+        </w:rPr>
+        <w:t>contexto</w:t>
+      </w:r>
+      <w:proofErr w:type="spellEnd"/>
+      <w:r>
+        <w:rPr>
+          <w:rFonts w:ascii="Times New Roman" w:hAnsi="Times New Roman" w:cs="Times New Roman"/>
+        </w:rPr>
+        <w:t xml:space="preserve"> de largo </w:t>
+      </w:r>
+      <w:proofErr w:type="spellStart"/>
+      <w:r>
+        <w:rPr>
+          <w:rFonts w:ascii="Times New Roman" w:hAnsi="Times New Roman" w:cs="Times New Roman"/>
+        </w:rPr>
+        <w:t>plazo</w:t>
+      </w:r>
+      <w:proofErr w:type="spellEnd"/>
+      <w:r>
+        <w:rPr>
+          <w:rFonts w:ascii="Times New Roman" w:hAnsi="Times New Roman" w:cs="Times New Roman"/>
+        </w:rPr>
+        <w:t>.</w:t>
       </w:r>
     </w:p>
     <w:p/>
     <w:p>
       <w:pPr>
+        <w:pStyle w:val="Heading3"/>
+        <w:rPr>
+          <w:rFonts w:ascii="Times New Roman" w:hAnsi="Times New Roman" w:cs="Times New Roman"/>
+        </w:rPr>
+      </w:pPr>
+      <w:bookmarkStart w:id="21" w:name="_Toc234421536"/>
+      <w:proofErr w:type="spellStart"/>
+      <w:r>
+        <w:rPr>
+          <w:rFonts w:ascii="Times New Roman" w:hAnsi="Times New Roman" w:cs="Times New Roman"/>
+        </w:rPr>
+        <w:t>Limpieza</w:t>
+      </w:r>
+      <w:proofErr w:type="spellEnd"/>
+      <w:r>
+        <w:rPr>
+          <w:rFonts w:ascii="Times New Roman" w:hAnsi="Times New Roman" w:cs="Times New Roman"/>
+        </w:rPr>
+        <w:t xml:space="preserve"> y </w:t>
+      </w:r>
+      <w:proofErr w:type="spellStart"/>
+      <w:r>
+        <w:rPr>
+          <w:rFonts w:ascii="Times New Roman" w:hAnsi="Times New Roman" w:cs="Times New Roman"/>
+        </w:rPr>
+        <w:t>Normalización</w:t>
+      </w:r>
+      <w:proofErr w:type="spellEnd"/>
+      <w:r>
+        <w:rPr>
+          <w:rFonts w:ascii="Times New Roman" w:hAnsi="Times New Roman" w:cs="Times New Roman"/>
+        </w:rPr>
+        <w:t>: `dataset_cleaner.py`</w:t>
+      </w:r>
+      <w:bookmarkEnd w:id="21"/>
+    </w:p>
+    <w:p/>
+    <w:p>
+      <w:pPr>
         <w:rPr>
           <w:rFonts w:ascii="Times New Roman" w:hAnsi="Times New Roman" w:cs="Times New Roman"/>
         </w:rPr>
@@ -29307,35 +30384,592 @@
           <w:b/>
           <w:bCs/>
         </w:rPr>
-        <w:t>:</w:t>
-      </w:r>
+        <w:t xml:space="preserve">: </w:t>
+      </w:r>
+      <w:r>
+        <w:rPr>
+          <w:rFonts w:ascii="Times New Roman" w:hAnsi="Times New Roman" w:cs="Times New Roman"/>
+        </w:rPr>
+        <w:t xml:space="preserve">El </w:t>
+      </w:r>
+      <w:proofErr w:type="spellStart"/>
+      <w:r>
+        <w:rPr>
+          <w:rFonts w:ascii="Times New Roman" w:hAnsi="Times New Roman" w:cs="Times New Roman"/>
+        </w:rPr>
+        <w:t>cálculo</w:t>
+      </w:r>
+      <w:proofErr w:type="spellEnd"/>
+      <w:r>
+        <w:rPr>
+          <w:rFonts w:ascii="Times New Roman" w:hAnsi="Times New Roman" w:cs="Times New Roman"/>
+        </w:rPr>
+        <w:t xml:space="preserve"> de ratios y </w:t>
+      </w:r>
+      <w:proofErr w:type="spellStart"/>
+      <w:r>
+        <w:rPr>
+          <w:rFonts w:ascii="Times New Roman" w:hAnsi="Times New Roman" w:cs="Times New Roman"/>
+        </w:rPr>
+        <w:t>distancias</w:t>
+      </w:r>
+      <w:proofErr w:type="spellEnd"/>
+      <w:r>
+        <w:rPr>
+          <w:rFonts w:ascii="Times New Roman" w:hAnsi="Times New Roman" w:cs="Times New Roman"/>
+        </w:rPr>
+        <w:t xml:space="preserve"> </w:t>
+      </w:r>
+      <w:proofErr w:type="spellStart"/>
+      <w:r>
+        <w:rPr>
+          <w:rFonts w:ascii="Times New Roman" w:hAnsi="Times New Roman" w:cs="Times New Roman"/>
+        </w:rPr>
+        <w:t>porcentuales</w:t>
+      </w:r>
+      <w:proofErr w:type="spellEnd"/>
+      <w:r>
+        <w:rPr>
+          <w:rFonts w:ascii="Times New Roman" w:hAnsi="Times New Roman" w:cs="Times New Roman"/>
+        </w:rPr>
+        <w:t xml:space="preserve"> </w:t>
+      </w:r>
+      <w:proofErr w:type="spellStart"/>
+      <w:r>
+        <w:rPr>
+          <w:rFonts w:ascii="Times New Roman" w:hAnsi="Times New Roman" w:cs="Times New Roman"/>
+        </w:rPr>
+        <w:t>puede</w:t>
+      </w:r>
+      <w:proofErr w:type="spellEnd"/>
+      <w:r>
+        <w:rPr>
+          <w:rFonts w:ascii="Times New Roman" w:hAnsi="Times New Roman" w:cs="Times New Roman"/>
+        </w:rPr>
+        <w:t xml:space="preserve"> </w:t>
+      </w:r>
+      <w:proofErr w:type="spellStart"/>
+      <w:r>
+        <w:rPr>
+          <w:rFonts w:ascii="Times New Roman" w:hAnsi="Times New Roman" w:cs="Times New Roman"/>
+        </w:rPr>
+        <w:t>producir</w:t>
+      </w:r>
+      <w:proofErr w:type="spellEnd"/>
+      <w:r>
+        <w:rPr>
+          <w:rFonts w:ascii="Times New Roman" w:hAnsi="Times New Roman" w:cs="Times New Roman"/>
+        </w:rPr>
+        <w:t xml:space="preserve"> </w:t>
+      </w:r>
+      <w:proofErr w:type="spellStart"/>
+      <w:r>
+        <w:rPr>
+          <w:rFonts w:ascii="Times New Roman" w:hAnsi="Times New Roman" w:cs="Times New Roman"/>
+        </w:rPr>
+        <w:t>valores</w:t>
+      </w:r>
+      <w:proofErr w:type="spellEnd"/>
+      <w:r>
+        <w:rPr>
+          <w:rFonts w:ascii="Times New Roman" w:hAnsi="Times New Roman" w:cs="Times New Roman"/>
+        </w:rPr>
+        <w:t xml:space="preserve"> </w:t>
+      </w:r>
+      <w:proofErr w:type="spellStart"/>
+      <w:r>
+        <w:rPr>
+          <w:rFonts w:ascii="Times New Roman" w:hAnsi="Times New Roman" w:cs="Times New Roman"/>
+        </w:rPr>
+        <w:t>infinitos</w:t>
+      </w:r>
+      <w:proofErr w:type="spellEnd"/>
+      <w:r>
+        <w:rPr>
+          <w:rFonts w:ascii="Times New Roman" w:hAnsi="Times New Roman" w:cs="Times New Roman"/>
+        </w:rPr>
+        <w:t xml:space="preserve"> </w:t>
+      </w:r>
+      <w:proofErr w:type="spellStart"/>
+      <w:r>
+        <w:rPr>
+          <w:rFonts w:ascii="Times New Roman" w:hAnsi="Times New Roman" w:cs="Times New Roman"/>
+        </w:rPr>
+        <w:t>en</w:t>
+      </w:r>
+      <w:proofErr w:type="spellEnd"/>
+      <w:r>
+        <w:rPr>
+          <w:rFonts w:ascii="Times New Roman" w:hAnsi="Times New Roman" w:cs="Times New Roman"/>
+        </w:rPr>
+        <w:t xml:space="preserve"> </w:t>
+      </w:r>
+      <w:proofErr w:type="spellStart"/>
+      <w:r>
+        <w:rPr>
+          <w:rFonts w:ascii="Times New Roman" w:hAnsi="Times New Roman" w:cs="Times New Roman"/>
+        </w:rPr>
+        <w:t>casos</w:t>
+      </w:r>
+      <w:proofErr w:type="spellEnd"/>
+      <w:r>
+        <w:rPr>
+          <w:rFonts w:ascii="Times New Roman" w:hAnsi="Times New Roman" w:cs="Times New Roman"/>
+        </w:rPr>
+        <w:t xml:space="preserve"> </w:t>
+      </w:r>
+      <w:proofErr w:type="spellStart"/>
+      <w:r>
+        <w:rPr>
+          <w:rFonts w:ascii="Times New Roman" w:hAnsi="Times New Roman" w:cs="Times New Roman"/>
+        </w:rPr>
+        <w:t>excepcionales</w:t>
+      </w:r>
+      <w:proofErr w:type="spellEnd"/>
+      <w:r>
+        <w:rPr>
+          <w:rFonts w:ascii="Times New Roman" w:hAnsi="Times New Roman" w:cs="Times New Roman"/>
+        </w:rPr>
+        <w:t xml:space="preserve"> (</w:t>
+      </w:r>
+      <w:proofErr w:type="spellStart"/>
+      <w:r>
+        <w:rPr>
+          <w:rFonts w:ascii="Times New Roman" w:hAnsi="Times New Roman" w:cs="Times New Roman"/>
+        </w:rPr>
+        <w:t>divisiones</w:t>
+      </w:r>
+      <w:proofErr w:type="spellEnd"/>
+      <w:r>
+        <w:rPr>
+          <w:rFonts w:ascii="Times New Roman" w:hAnsi="Times New Roman" w:cs="Times New Roman"/>
+        </w:rPr>
+        <w:t xml:space="preserve"> </w:t>
+      </w:r>
+      <w:proofErr w:type="spellStart"/>
+      <w:r>
+        <w:rPr>
+          <w:rFonts w:ascii="Times New Roman" w:hAnsi="Times New Roman" w:cs="Times New Roman"/>
+        </w:rPr>
+        <w:t>por</w:t>
+      </w:r>
+      <w:proofErr w:type="spellEnd"/>
+      <w:r>
+        <w:rPr>
+          <w:rFonts w:ascii="Times New Roman" w:hAnsi="Times New Roman" w:cs="Times New Roman"/>
+        </w:rPr>
+        <w:t xml:space="preserve"> </w:t>
+      </w:r>
+      <w:proofErr w:type="spellStart"/>
+      <w:r>
+        <w:rPr>
+          <w:rFonts w:ascii="Times New Roman" w:hAnsi="Times New Roman" w:cs="Times New Roman"/>
+        </w:rPr>
+        <w:t>precios</w:t>
+      </w:r>
+      <w:proofErr w:type="spellEnd"/>
+      <w:r>
+        <w:rPr>
+          <w:rFonts w:ascii="Times New Roman" w:hAnsi="Times New Roman" w:cs="Times New Roman"/>
+        </w:rPr>
+        <w:t xml:space="preserve"> </w:t>
+      </w:r>
+      <w:proofErr w:type="spellStart"/>
+      <w:r>
+        <w:rPr>
+          <w:rFonts w:ascii="Times New Roman" w:hAnsi="Times New Roman" w:cs="Times New Roman"/>
+        </w:rPr>
+        <w:t>nulos</w:t>
+      </w:r>
+      <w:proofErr w:type="spellEnd"/>
+      <w:r>
+        <w:rPr>
+          <w:rFonts w:ascii="Times New Roman" w:hAnsi="Times New Roman" w:cs="Times New Roman"/>
+        </w:rPr>
+        <w:t xml:space="preserve"> </w:t>
+      </w:r>
+      <w:proofErr w:type="spellStart"/>
+      <w:r>
+        <w:rPr>
+          <w:rFonts w:ascii="Times New Roman" w:hAnsi="Times New Roman" w:cs="Times New Roman"/>
+        </w:rPr>
+        <w:t>en</w:t>
+      </w:r>
+      <w:proofErr w:type="spellEnd"/>
+      <w:r>
+        <w:rPr>
+          <w:rFonts w:ascii="Times New Roman" w:hAnsi="Times New Roman" w:cs="Times New Roman"/>
+        </w:rPr>
+        <w:t xml:space="preserve"> </w:t>
+      </w:r>
+      <w:proofErr w:type="spellStart"/>
+      <w:r>
+        <w:rPr>
+          <w:rFonts w:ascii="Times New Roman" w:hAnsi="Times New Roman" w:cs="Times New Roman"/>
+        </w:rPr>
+        <w:t>activos</w:t>
+      </w:r>
+      <w:proofErr w:type="spellEnd"/>
+      <w:r>
+        <w:rPr>
+          <w:rFonts w:ascii="Times New Roman" w:hAnsi="Times New Roman" w:cs="Times New Roman"/>
+        </w:rPr>
+        <w:t xml:space="preserve"> sin </w:t>
+      </w:r>
+      <w:proofErr w:type="spellStart"/>
+      <w:r>
+        <w:rPr>
+          <w:rFonts w:ascii="Times New Roman" w:hAnsi="Times New Roman" w:cs="Times New Roman"/>
+        </w:rPr>
+        <w:t>liquidez</w:t>
+      </w:r>
+      <w:proofErr w:type="spellEnd"/>
+      <w:r>
+        <w:rPr>
+          <w:rFonts w:ascii="Times New Roman" w:hAnsi="Times New Roman" w:cs="Times New Roman"/>
+        </w:rPr>
+        <w:t xml:space="preserve">). </w:t>
+      </w:r>
+      <w:proofErr w:type="spellStart"/>
+      <w:r>
+        <w:rPr>
+          <w:rFonts w:ascii="Times New Roman" w:hAnsi="Times New Roman" w:cs="Times New Roman"/>
+        </w:rPr>
+        <w:t>Estos</w:t>
+      </w:r>
+      <w:proofErr w:type="spellEnd"/>
+      <w:r>
+        <w:rPr>
+          <w:rFonts w:ascii="Times New Roman" w:hAnsi="Times New Roman" w:cs="Times New Roman"/>
+        </w:rPr>
+        <w:t xml:space="preserve"> </w:t>
+      </w:r>
+      <w:proofErr w:type="spellStart"/>
+      <w:r>
+        <w:rPr>
+          <w:rFonts w:ascii="Times New Roman" w:hAnsi="Times New Roman" w:cs="Times New Roman"/>
+        </w:rPr>
+        <w:t>valores</w:t>
+      </w:r>
+      <w:proofErr w:type="spellEnd"/>
+      <w:r>
+        <w:rPr>
+          <w:rFonts w:ascii="Times New Roman" w:hAnsi="Times New Roman" w:cs="Times New Roman"/>
+        </w:rPr>
+        <w:t xml:space="preserve"> se </w:t>
+      </w:r>
+      <w:proofErr w:type="spellStart"/>
+      <w:r>
+        <w:rPr>
+          <w:rFonts w:ascii="Times New Roman" w:hAnsi="Times New Roman" w:cs="Times New Roman"/>
+        </w:rPr>
+        <w:t>reemplazan</w:t>
+      </w:r>
+      <w:proofErr w:type="spellEnd"/>
+      <w:r>
+        <w:rPr>
+          <w:rFonts w:ascii="Times New Roman" w:hAnsi="Times New Roman" w:cs="Times New Roman"/>
+        </w:rPr>
+        <w:t xml:space="preserve"> </w:t>
+      </w:r>
+      <w:proofErr w:type="spellStart"/>
+      <w:r>
+        <w:rPr>
+          <w:rFonts w:ascii="Times New Roman" w:hAnsi="Times New Roman" w:cs="Times New Roman"/>
+        </w:rPr>
+        <w:t>por</w:t>
+      </w:r>
+      <w:proofErr w:type="spellEnd"/>
+      <w:r>
+        <w:rPr>
+          <w:rFonts w:ascii="Times New Roman" w:hAnsi="Times New Roman" w:cs="Times New Roman"/>
+        </w:rPr>
+        <w:t xml:space="preserve"> el </w:t>
+      </w:r>
+      <w:proofErr w:type="spellStart"/>
+      <w:r>
+        <w:rPr>
+          <w:rFonts w:ascii="Times New Roman" w:hAnsi="Times New Roman" w:cs="Times New Roman"/>
+        </w:rPr>
+        <w:t>máximo</w:t>
+      </w:r>
+      <w:proofErr w:type="spellEnd"/>
+      <w:r>
+        <w:rPr>
+          <w:rFonts w:ascii="Times New Roman" w:hAnsi="Times New Roman" w:cs="Times New Roman"/>
+        </w:rPr>
+        <w:t xml:space="preserve"> finito de la columna para </w:t>
+      </w:r>
+      <w:proofErr w:type="spellStart"/>
+      <w:r>
+        <w:rPr>
+          <w:rFonts w:ascii="Times New Roman" w:hAnsi="Times New Roman" w:cs="Times New Roman"/>
+        </w:rPr>
+        <w:t>evitar</w:t>
+      </w:r>
+      <w:proofErr w:type="spellEnd"/>
+      <w:r>
+        <w:rPr>
+          <w:rFonts w:ascii="Times New Roman" w:hAnsi="Times New Roman" w:cs="Times New Roman"/>
+        </w:rPr>
+        <w:t xml:space="preserve"> </w:t>
+      </w:r>
+      <w:proofErr w:type="spellStart"/>
+      <w:r>
+        <w:rPr>
+          <w:rFonts w:ascii="Times New Roman" w:hAnsi="Times New Roman" w:cs="Times New Roman"/>
+        </w:rPr>
+        <w:t>errores</w:t>
+      </w:r>
+      <w:proofErr w:type="spellEnd"/>
+      <w:r>
+        <w:rPr>
+          <w:rFonts w:ascii="Times New Roman" w:hAnsi="Times New Roman" w:cs="Times New Roman"/>
+        </w:rPr>
+        <w:t xml:space="preserve"> de </w:t>
+      </w:r>
+      <w:proofErr w:type="spellStart"/>
+      <w:r>
+        <w:rPr>
+          <w:rFonts w:ascii="Times New Roman" w:hAnsi="Times New Roman" w:cs="Times New Roman"/>
+        </w:rPr>
+        <w:t>entrenamiento</w:t>
+      </w:r>
+      <w:proofErr w:type="spellEnd"/>
+      <w:r>
+        <w:rPr>
+          <w:rFonts w:ascii="Times New Roman" w:hAnsi="Times New Roman" w:cs="Times New Roman"/>
+        </w:rPr>
+        <w:t xml:space="preserve"> sin </w:t>
+      </w:r>
+      <w:proofErr w:type="spellStart"/>
+      <w:r>
+        <w:rPr>
+          <w:rFonts w:ascii="Times New Roman" w:hAnsi="Times New Roman" w:cs="Times New Roman"/>
+        </w:rPr>
+        <w:t>eliminar</w:t>
+      </w:r>
+      <w:proofErr w:type="spellEnd"/>
+      <w:r>
+        <w:rPr>
+          <w:rFonts w:ascii="Times New Roman" w:hAnsi="Times New Roman" w:cs="Times New Roman"/>
+        </w:rPr>
+        <w:t xml:space="preserve"> la fila completa.</w:t>
+      </w:r>
+    </w:p>
+    <w:p>
+      <w:pPr>
+        <w:ind w:left="708"/>
+        <w:jc w:val="both"/>
+        <w:rPr>
+          <w:rFonts w:ascii="Times New Roman" w:hAnsi="Times New Roman" w:cs="Times New Roman"/>
+        </w:rPr>
+      </w:pPr>
+      <w:r>
+        <w:rPr>
+          <w:rFonts w:ascii="Times New Roman" w:hAnsi="Times New Roman" w:cs="Times New Roman"/>
+        </w:rPr>
+        <w:t xml:space="preserve">3. </w:t>
+      </w:r>
+      <w:proofErr w:type="spellStart"/>
       <w:r>
         <w:rPr>
           <w:rFonts w:ascii="Times New Roman" w:hAnsi="Times New Roman" w:cs="Times New Roman"/>
           <w:b/>
           <w:bCs/>
         </w:rPr>
-        <w:t xml:space="preserve"> </w:t>
-      </w:r>
-      <w:r>
-        <w:rPr>
-          <w:rFonts w:ascii="Times New Roman" w:hAnsi="Times New Roman" w:cs="Times New Roman"/>
-        </w:rPr>
-        <w:t xml:space="preserve">El </w:t>
-      </w:r>
-      <w:proofErr w:type="spellStart"/>
-      <w:r>
-        <w:rPr>
-          <w:rFonts w:ascii="Times New Roman" w:hAnsi="Times New Roman" w:cs="Times New Roman"/>
-        </w:rPr>
-        <w:t>cálculo</w:t>
-      </w:r>
-      <w:proofErr w:type="spellEnd"/>
-      <w:r>
-        <w:rPr>
-          <w:rFonts w:ascii="Times New Roman" w:hAnsi="Times New Roman" w:cs="Times New Roman"/>
-        </w:rPr>
-        <w:t xml:space="preserve"> de ratios y </w:t>
+        <w:t>Normalización</w:t>
+      </w:r>
+      <w:proofErr w:type="spellEnd"/>
+      <w:r>
+        <w:rPr>
+          <w:rFonts w:ascii="Times New Roman" w:hAnsi="Times New Roman" w:cs="Times New Roman"/>
+          <w:b/>
+          <w:bCs/>
+        </w:rPr>
+        <w:t xml:space="preserve"> </w:t>
+      </w:r>
+      <w:proofErr w:type="spellStart"/>
+      <w:r>
+        <w:rPr>
+          <w:rFonts w:ascii="Times New Roman" w:hAnsi="Times New Roman" w:cs="Times New Roman"/>
+          <w:b/>
+          <w:bCs/>
+        </w:rPr>
+        <w:t>selectiva</w:t>
+      </w:r>
+      <w:proofErr w:type="spellEnd"/>
+      <w:r>
+        <w:rPr>
+          <w:rFonts w:ascii="Times New Roman" w:hAnsi="Times New Roman" w:cs="Times New Roman"/>
+          <w:b/>
+          <w:bCs/>
+        </w:rPr>
+        <w:t xml:space="preserve"> con </w:t>
+      </w:r>
+      <w:proofErr w:type="spellStart"/>
+      <w:r>
+        <w:rPr>
+          <w:rFonts w:ascii="Times New Roman" w:hAnsi="Times New Roman" w:cs="Times New Roman"/>
+          <w:b/>
+          <w:bCs/>
+        </w:rPr>
+        <w:t>StandardScaler</w:t>
+      </w:r>
+      <w:proofErr w:type="spellEnd"/>
+      <w:r>
+        <w:rPr>
+          <w:rFonts w:ascii="Times New Roman" w:hAnsi="Times New Roman" w:cs="Times New Roman"/>
+          <w:b/>
+          <w:bCs/>
+        </w:rPr>
+        <w:t>:</w:t>
+      </w:r>
+      <w:r>
+        <w:rPr>
+          <w:rFonts w:ascii="Times New Roman" w:hAnsi="Times New Roman" w:cs="Times New Roman"/>
+        </w:rPr>
+        <w:t xml:space="preserve"> Se </w:t>
+      </w:r>
+      <w:proofErr w:type="spellStart"/>
+      <w:r>
+        <w:rPr>
+          <w:rFonts w:ascii="Times New Roman" w:hAnsi="Times New Roman" w:cs="Times New Roman"/>
+        </w:rPr>
+        <w:t>aplica</w:t>
+      </w:r>
+      <w:proofErr w:type="spellEnd"/>
+      <w:r>
+        <w:rPr>
+          <w:rFonts w:ascii="Times New Roman" w:hAnsi="Times New Roman" w:cs="Times New Roman"/>
+        </w:rPr>
+        <w:t xml:space="preserve"> </w:t>
+      </w:r>
+      <w:proofErr w:type="spellStart"/>
+      <w:r>
+        <w:rPr>
+          <w:rFonts w:ascii="Times New Roman" w:hAnsi="Times New Roman" w:cs="Times New Roman"/>
+        </w:rPr>
+        <w:t>normalización</w:t>
+      </w:r>
+      <w:proofErr w:type="spellEnd"/>
+      <w:r>
+        <w:rPr>
+          <w:rFonts w:ascii="Times New Roman" w:hAnsi="Times New Roman" w:cs="Times New Roman"/>
+        </w:rPr>
+        <w:t xml:space="preserve"> Z-score (media = 0, </w:t>
+      </w:r>
+      <w:proofErr w:type="spellStart"/>
+      <w:r>
+        <w:rPr>
+          <w:rFonts w:ascii="Times New Roman" w:hAnsi="Times New Roman" w:cs="Times New Roman"/>
+        </w:rPr>
+        <w:t>desviación</w:t>
+      </w:r>
+      <w:proofErr w:type="spellEnd"/>
+      <w:r>
+        <w:rPr>
+          <w:rFonts w:ascii="Times New Roman" w:hAnsi="Times New Roman" w:cs="Times New Roman"/>
+        </w:rPr>
+        <w:t xml:space="preserve"> </w:t>
+      </w:r>
+      <w:proofErr w:type="spellStart"/>
+      <w:r>
+        <w:rPr>
+          <w:rFonts w:ascii="Times New Roman" w:hAnsi="Times New Roman" w:cs="Times New Roman"/>
+        </w:rPr>
+        <w:t>típica</w:t>
+      </w:r>
+      <w:proofErr w:type="spellEnd"/>
+      <w:r>
+        <w:rPr>
+          <w:rFonts w:ascii="Times New Roman" w:hAnsi="Times New Roman" w:cs="Times New Roman"/>
+        </w:rPr>
+        <w:t xml:space="preserve"> = 1) </w:t>
+      </w:r>
+      <w:proofErr w:type="spellStart"/>
+      <w:r>
+        <w:rPr>
+          <w:rFonts w:ascii="Times New Roman" w:hAnsi="Times New Roman" w:cs="Times New Roman"/>
+        </w:rPr>
+        <w:t>exclusivamente</w:t>
+      </w:r>
+      <w:proofErr w:type="spellEnd"/>
+      <w:r>
+        <w:rPr>
+          <w:rFonts w:ascii="Times New Roman" w:hAnsi="Times New Roman" w:cs="Times New Roman"/>
+        </w:rPr>
+        <w:t xml:space="preserve"> </w:t>
+      </w:r>
+      <w:proofErr w:type="spellStart"/>
+      <w:r>
+        <w:rPr>
+          <w:rFonts w:ascii="Times New Roman" w:hAnsi="Times New Roman" w:cs="Times New Roman"/>
+        </w:rPr>
+        <w:t>sobre</w:t>
+      </w:r>
+      <w:proofErr w:type="spellEnd"/>
+      <w:r>
+        <w:rPr>
+          <w:rFonts w:ascii="Times New Roman" w:hAnsi="Times New Roman" w:cs="Times New Roman"/>
+        </w:rPr>
+        <w:t xml:space="preserve"> </w:t>
+      </w:r>
+      <w:proofErr w:type="spellStart"/>
+      <w:r>
+        <w:rPr>
+          <w:rFonts w:ascii="Times New Roman" w:hAnsi="Times New Roman" w:cs="Times New Roman"/>
+        </w:rPr>
+        <w:t>los</w:t>
+      </w:r>
+      <w:proofErr w:type="spellEnd"/>
+      <w:r>
+        <w:rPr>
+          <w:rFonts w:ascii="Times New Roman" w:hAnsi="Times New Roman" w:cs="Times New Roman"/>
+        </w:rPr>
+        <w:t xml:space="preserve"> </w:t>
+      </w:r>
+      <w:proofErr w:type="spellStart"/>
+      <w:r>
+        <w:rPr>
+          <w:rFonts w:ascii="Times New Roman" w:hAnsi="Times New Roman" w:cs="Times New Roman"/>
+        </w:rPr>
+        <w:t>indicadores</w:t>
+      </w:r>
+      <w:proofErr w:type="spellEnd"/>
+      <w:r>
+        <w:rPr>
+          <w:rFonts w:ascii="Times New Roman" w:hAnsi="Times New Roman" w:cs="Times New Roman"/>
+        </w:rPr>
+        <w:t xml:space="preserve"> </w:t>
+      </w:r>
+      <w:proofErr w:type="spellStart"/>
+      <w:r>
+        <w:rPr>
+          <w:rFonts w:ascii="Times New Roman" w:hAnsi="Times New Roman" w:cs="Times New Roman"/>
+        </w:rPr>
+        <w:t>técnicos</w:t>
+      </w:r>
+      <w:proofErr w:type="spellEnd"/>
+      <w:r>
+        <w:rPr>
+          <w:rFonts w:ascii="Times New Roman" w:hAnsi="Times New Roman" w:cs="Times New Roman"/>
+        </w:rPr>
+        <w:t xml:space="preserve"> </w:t>
+      </w:r>
+      <w:proofErr w:type="spellStart"/>
+      <w:r>
+        <w:rPr>
+          <w:rFonts w:ascii="Times New Roman" w:hAnsi="Times New Roman" w:cs="Times New Roman"/>
+        </w:rPr>
+        <w:t>continuos</w:t>
+      </w:r>
+      <w:proofErr w:type="spellEnd"/>
+      <w:r>
+        <w:rPr>
+          <w:rFonts w:ascii="Times New Roman" w:hAnsi="Times New Roman" w:cs="Times New Roman"/>
+        </w:rPr>
+        <w:t xml:space="preserve"> (RSI, ATR, </w:t>
       </w:r>
       <w:proofErr w:type="spellStart"/>
       <w:r>
@@ -29349,112 +30983,56 @@
         <w:rPr>
           <w:rFonts w:ascii="Times New Roman" w:hAnsi="Times New Roman" w:cs="Times New Roman"/>
         </w:rPr>
-        <w:t xml:space="preserve"> </w:t>
-      </w:r>
-      <w:proofErr w:type="spellStart"/>
-      <w:r>
-        <w:rPr>
-          <w:rFonts w:ascii="Times New Roman" w:hAnsi="Times New Roman" w:cs="Times New Roman"/>
-        </w:rPr>
-        <w:t>porcentuales</w:t>
-      </w:r>
-      <w:proofErr w:type="spellEnd"/>
-      <w:r>
-        <w:rPr>
-          <w:rFonts w:ascii="Times New Roman" w:hAnsi="Times New Roman" w:cs="Times New Roman"/>
-        </w:rPr>
-        <w:t xml:space="preserve"> </w:t>
-      </w:r>
-      <w:proofErr w:type="spellStart"/>
-      <w:r>
-        <w:rPr>
-          <w:rFonts w:ascii="Times New Roman" w:hAnsi="Times New Roman" w:cs="Times New Roman"/>
-        </w:rPr>
-        <w:t>puede</w:t>
-      </w:r>
-      <w:proofErr w:type="spellEnd"/>
-      <w:r>
-        <w:rPr>
-          <w:rFonts w:ascii="Times New Roman" w:hAnsi="Times New Roman" w:cs="Times New Roman"/>
-        </w:rPr>
-        <w:t xml:space="preserve"> </w:t>
-      </w:r>
-      <w:proofErr w:type="spellStart"/>
-      <w:r>
-        <w:rPr>
-          <w:rFonts w:ascii="Times New Roman" w:hAnsi="Times New Roman" w:cs="Times New Roman"/>
-        </w:rPr>
-        <w:t>producir</w:t>
-      </w:r>
-      <w:proofErr w:type="spellEnd"/>
-      <w:r>
-        <w:rPr>
-          <w:rFonts w:ascii="Times New Roman" w:hAnsi="Times New Roman" w:cs="Times New Roman"/>
-        </w:rPr>
-        <w:t xml:space="preserve"> </w:t>
-      </w:r>
-      <w:proofErr w:type="spellStart"/>
-      <w:r>
-        <w:rPr>
-          <w:rFonts w:ascii="Times New Roman" w:hAnsi="Times New Roman" w:cs="Times New Roman"/>
-        </w:rPr>
-        <w:t>valores</w:t>
-      </w:r>
-      <w:proofErr w:type="spellEnd"/>
-      <w:r>
-        <w:rPr>
-          <w:rFonts w:ascii="Times New Roman" w:hAnsi="Times New Roman" w:cs="Times New Roman"/>
-        </w:rPr>
-        <w:t xml:space="preserve"> </w:t>
-      </w:r>
-      <w:proofErr w:type="spellStart"/>
-      <w:r>
-        <w:rPr>
-          <w:rFonts w:ascii="Times New Roman" w:hAnsi="Times New Roman" w:cs="Times New Roman"/>
-        </w:rPr>
-        <w:t>infinitos</w:t>
-      </w:r>
-      <w:proofErr w:type="spellEnd"/>
-      <w:r>
-        <w:rPr>
-          <w:rFonts w:ascii="Times New Roman" w:hAnsi="Times New Roman" w:cs="Times New Roman"/>
-        </w:rPr>
-        <w:t xml:space="preserve"> </w:t>
-      </w:r>
-      <w:proofErr w:type="spellStart"/>
-      <w:r>
-        <w:rPr>
-          <w:rFonts w:ascii="Times New Roman" w:hAnsi="Times New Roman" w:cs="Times New Roman"/>
-        </w:rPr>
-        <w:t>en</w:t>
-      </w:r>
-      <w:proofErr w:type="spellEnd"/>
-      <w:r>
-        <w:rPr>
-          <w:rFonts w:ascii="Times New Roman" w:hAnsi="Times New Roman" w:cs="Times New Roman"/>
-        </w:rPr>
-        <w:t xml:space="preserve"> </w:t>
-      </w:r>
-      <w:proofErr w:type="spellStart"/>
-      <w:r>
-        <w:rPr>
-          <w:rFonts w:ascii="Times New Roman" w:hAnsi="Times New Roman" w:cs="Times New Roman"/>
-        </w:rPr>
-        <w:t>casos</w:t>
-      </w:r>
-      <w:proofErr w:type="spellEnd"/>
-      <w:r>
-        <w:rPr>
-          <w:rFonts w:ascii="Times New Roman" w:hAnsi="Times New Roman" w:cs="Times New Roman"/>
-        </w:rPr>
-        <w:t xml:space="preserve"> </w:t>
-      </w:r>
-      <w:proofErr w:type="spellStart"/>
-      <w:r>
-        <w:rPr>
-          <w:rFonts w:ascii="Times New Roman" w:hAnsi="Times New Roman" w:cs="Times New Roman"/>
-        </w:rPr>
-        <w:t>excepcionales</w:t>
+        <w:t xml:space="preserve">, </w:t>
+      </w:r>
+      <w:proofErr w:type="spellStart"/>
+      <w:r>
+        <w:rPr>
+          <w:rFonts w:ascii="Times New Roman" w:hAnsi="Times New Roman" w:cs="Times New Roman"/>
+        </w:rPr>
+        <w:t>pendientes</w:t>
+      </w:r>
+      <w:proofErr w:type="spellEnd"/>
+      <w:r>
+        <w:rPr>
+          <w:rFonts w:ascii="Times New Roman" w:hAnsi="Times New Roman" w:cs="Times New Roman"/>
+        </w:rPr>
+        <w:t xml:space="preserve">). Los </w:t>
+      </w:r>
+      <w:proofErr w:type="spellStart"/>
+      <w:r>
+        <w:rPr>
+          <w:rFonts w:ascii="Times New Roman" w:hAnsi="Times New Roman" w:cs="Times New Roman"/>
+        </w:rPr>
+        <w:t>precios</w:t>
+      </w:r>
+      <w:proofErr w:type="spellEnd"/>
+      <w:r>
+        <w:rPr>
+          <w:rFonts w:ascii="Times New Roman" w:hAnsi="Times New Roman" w:cs="Times New Roman"/>
+        </w:rPr>
+        <w:t xml:space="preserve"> OHLCV </w:t>
+      </w:r>
+      <w:proofErr w:type="spellStart"/>
+      <w:r>
+        <w:rPr>
+          <w:rFonts w:ascii="Times New Roman" w:hAnsi="Times New Roman" w:cs="Times New Roman"/>
+        </w:rPr>
+        <w:t>originales</w:t>
+      </w:r>
+      <w:proofErr w:type="spellEnd"/>
+      <w:r>
+        <w:rPr>
+          <w:rFonts w:ascii="Times New Roman" w:hAnsi="Times New Roman" w:cs="Times New Roman"/>
+        </w:rPr>
+        <w:t xml:space="preserve"> y las variables </w:t>
+      </w:r>
+      <w:proofErr w:type="spellStart"/>
+      <w:r>
+        <w:rPr>
+          <w:rFonts w:ascii="Times New Roman" w:hAnsi="Times New Roman" w:cs="Times New Roman"/>
+        </w:rPr>
+        <w:t>binarias</w:t>
       </w:r>
       <w:proofErr w:type="spellEnd"/>
       <w:r>
@@ -29468,195 +31046,21 @@
         <w:rPr>
           <w:rFonts w:ascii="Times New Roman" w:hAnsi="Times New Roman" w:cs="Times New Roman"/>
         </w:rPr>
-        <w:t>divisiones</w:t>
-      </w:r>
-      <w:proofErr w:type="spellEnd"/>
-      <w:r>
-        <w:rPr>
-          <w:rFonts w:ascii="Times New Roman" w:hAnsi="Times New Roman" w:cs="Times New Roman"/>
-        </w:rPr>
-        <w:t xml:space="preserve"> </w:t>
-      </w:r>
-      <w:proofErr w:type="spellStart"/>
-      <w:r>
-        <w:rPr>
-          <w:rFonts w:ascii="Times New Roman" w:hAnsi="Times New Roman" w:cs="Times New Roman"/>
-        </w:rPr>
-        <w:t>por</w:t>
-      </w:r>
-      <w:proofErr w:type="spellEnd"/>
-      <w:r>
-        <w:rPr>
-          <w:rFonts w:ascii="Times New Roman" w:hAnsi="Times New Roman" w:cs="Times New Roman"/>
-        </w:rPr>
-        <w:t xml:space="preserve"> </w:t>
-      </w:r>
-      <w:proofErr w:type="spellStart"/>
-      <w:r>
-        <w:rPr>
-          <w:rFonts w:ascii="Times New Roman" w:hAnsi="Times New Roman" w:cs="Times New Roman"/>
-        </w:rPr>
-        <w:t>precios</w:t>
-      </w:r>
-      <w:proofErr w:type="spellEnd"/>
-      <w:r>
-        <w:rPr>
-          <w:rFonts w:ascii="Times New Roman" w:hAnsi="Times New Roman" w:cs="Times New Roman"/>
-        </w:rPr>
-        <w:t xml:space="preserve"> </w:t>
-      </w:r>
-      <w:proofErr w:type="spellStart"/>
-      <w:r>
-        <w:rPr>
-          <w:rFonts w:ascii="Times New Roman" w:hAnsi="Times New Roman" w:cs="Times New Roman"/>
-        </w:rPr>
-        <w:t>nulos</w:t>
-      </w:r>
-      <w:proofErr w:type="spellEnd"/>
-      <w:r>
-        <w:rPr>
-          <w:rFonts w:ascii="Times New Roman" w:hAnsi="Times New Roman" w:cs="Times New Roman"/>
-        </w:rPr>
-        <w:t xml:space="preserve"> </w:t>
-      </w:r>
-      <w:proofErr w:type="spellStart"/>
-      <w:r>
-        <w:rPr>
-          <w:rFonts w:ascii="Times New Roman" w:hAnsi="Times New Roman" w:cs="Times New Roman"/>
-        </w:rPr>
-        <w:t>en</w:t>
-      </w:r>
-      <w:proofErr w:type="spellEnd"/>
-      <w:r>
-        <w:rPr>
-          <w:rFonts w:ascii="Times New Roman" w:hAnsi="Times New Roman" w:cs="Times New Roman"/>
-        </w:rPr>
-        <w:t xml:space="preserve"> </w:t>
-      </w:r>
-      <w:proofErr w:type="spellStart"/>
-      <w:r>
-        <w:rPr>
-          <w:rFonts w:ascii="Times New Roman" w:hAnsi="Times New Roman" w:cs="Times New Roman"/>
-        </w:rPr>
-        <w:t>activos</w:t>
-      </w:r>
-      <w:proofErr w:type="spellEnd"/>
-      <w:r>
-        <w:rPr>
-          <w:rFonts w:ascii="Times New Roman" w:hAnsi="Times New Roman" w:cs="Times New Roman"/>
-        </w:rPr>
-        <w:t xml:space="preserve"> </w:t>
-      </w:r>
-      <w:r>
-        <w:rPr>
-          <w:rFonts w:ascii="Times New Roman" w:hAnsi="Times New Roman" w:cs="Times New Roman"/>
-        </w:rPr>
-        <w:t xml:space="preserve">sin </w:t>
-      </w:r>
-      <w:proofErr w:type="spellStart"/>
-      <w:r>
-        <w:rPr>
-          <w:rFonts w:ascii="Times New Roman" w:hAnsi="Times New Roman" w:cs="Times New Roman"/>
-        </w:rPr>
-        <w:t>liquidez</w:t>
-      </w:r>
-      <w:proofErr w:type="spellEnd"/>
-      <w:r>
-        <w:rPr>
-          <w:rFonts w:ascii="Times New Roman" w:hAnsi="Times New Roman" w:cs="Times New Roman"/>
-        </w:rPr>
-        <w:t xml:space="preserve">). </w:t>
-      </w:r>
-      <w:proofErr w:type="spellStart"/>
-      <w:r>
-        <w:rPr>
-          <w:rFonts w:ascii="Times New Roman" w:hAnsi="Times New Roman" w:cs="Times New Roman"/>
-        </w:rPr>
-        <w:t>Estos</w:t>
-      </w:r>
-      <w:proofErr w:type="spellEnd"/>
-      <w:r>
-        <w:rPr>
-          <w:rFonts w:ascii="Times New Roman" w:hAnsi="Times New Roman" w:cs="Times New Roman"/>
-        </w:rPr>
-        <w:t xml:space="preserve"> </w:t>
-      </w:r>
-      <w:proofErr w:type="spellStart"/>
-      <w:r>
-        <w:rPr>
-          <w:rFonts w:ascii="Times New Roman" w:hAnsi="Times New Roman" w:cs="Times New Roman"/>
-        </w:rPr>
-        <w:t>valores</w:t>
-      </w:r>
-      <w:proofErr w:type="spellEnd"/>
-      <w:r>
-        <w:rPr>
-          <w:rFonts w:ascii="Times New Roman" w:hAnsi="Times New Roman" w:cs="Times New Roman"/>
-        </w:rPr>
-        <w:t xml:space="preserve"> se </w:t>
-      </w:r>
-      <w:proofErr w:type="spellStart"/>
-      <w:r>
-        <w:rPr>
-          <w:rFonts w:ascii="Times New Roman" w:hAnsi="Times New Roman" w:cs="Times New Roman"/>
-        </w:rPr>
-        <w:t>reemplazan</w:t>
-      </w:r>
-      <w:proofErr w:type="spellEnd"/>
-      <w:r>
-        <w:rPr>
-          <w:rFonts w:ascii="Times New Roman" w:hAnsi="Times New Roman" w:cs="Times New Roman"/>
-        </w:rPr>
-        <w:t xml:space="preserve"> </w:t>
-      </w:r>
-      <w:proofErr w:type="spellStart"/>
-      <w:r>
-        <w:rPr>
-          <w:rFonts w:ascii="Times New Roman" w:hAnsi="Times New Roman" w:cs="Times New Roman"/>
-        </w:rPr>
-        <w:t>por</w:t>
-      </w:r>
-      <w:proofErr w:type="spellEnd"/>
-      <w:r>
-        <w:rPr>
-          <w:rFonts w:ascii="Times New Roman" w:hAnsi="Times New Roman" w:cs="Times New Roman"/>
-        </w:rPr>
-        <w:t xml:space="preserve"> el </w:t>
-      </w:r>
-      <w:proofErr w:type="spellStart"/>
-      <w:r>
-        <w:rPr>
-          <w:rFonts w:ascii="Times New Roman" w:hAnsi="Times New Roman" w:cs="Times New Roman"/>
-        </w:rPr>
-        <w:t>máximo</w:t>
-      </w:r>
-      <w:proofErr w:type="spellEnd"/>
-      <w:r>
-        <w:rPr>
-          <w:rFonts w:ascii="Times New Roman" w:hAnsi="Times New Roman" w:cs="Times New Roman"/>
-        </w:rPr>
-        <w:t xml:space="preserve"> finito de la columna para </w:t>
-      </w:r>
-      <w:proofErr w:type="spellStart"/>
-      <w:r>
-        <w:rPr>
-          <w:rFonts w:ascii="Times New Roman" w:hAnsi="Times New Roman" w:cs="Times New Roman"/>
-        </w:rPr>
-        <w:t>evitar</w:t>
-      </w:r>
-      <w:proofErr w:type="spellEnd"/>
-      <w:r>
-        <w:rPr>
-          <w:rFonts w:ascii="Times New Roman" w:hAnsi="Times New Roman" w:cs="Times New Roman"/>
-        </w:rPr>
-        <w:t xml:space="preserve"> </w:t>
-      </w:r>
-      <w:proofErr w:type="spellStart"/>
-      <w:r>
-        <w:rPr>
-          <w:rFonts w:ascii="Times New Roman" w:hAnsi="Times New Roman" w:cs="Times New Roman"/>
-        </w:rPr>
-        <w:t>errores</w:t>
+        <w:t>fractales</w:t>
+      </w:r>
+      <w:proofErr w:type="spellEnd"/>
+      <w:r>
+        <w:rPr>
+          <w:rFonts w:ascii="Times New Roman" w:hAnsi="Times New Roman" w:cs="Times New Roman"/>
+        </w:rPr>
+        <w:t xml:space="preserve">, </w:t>
+      </w:r>
+      <w:proofErr w:type="spellStart"/>
+      <w:r>
+        <w:rPr>
+          <w:rFonts w:ascii="Times New Roman" w:hAnsi="Times New Roman" w:cs="Times New Roman"/>
+        </w:rPr>
+        <w:t>patrones</w:t>
       </w:r>
       <w:proofErr w:type="spellEnd"/>
       <w:r>
@@ -29670,7 +31074,21 @@
         <w:rPr>
           <w:rFonts w:ascii="Times New Roman" w:hAnsi="Times New Roman" w:cs="Times New Roman"/>
         </w:rPr>
-        <w:t>entrenamiento</w:t>
+        <w:t>velas</w:t>
+      </w:r>
+      <w:proofErr w:type="spellEnd"/>
+      <w:r>
+        <w:rPr>
+          <w:rFonts w:ascii="Times New Roman" w:hAnsi="Times New Roman" w:cs="Times New Roman"/>
+        </w:rPr>
+        <w:t xml:space="preserve">) </w:t>
+      </w:r>
+      <w:proofErr w:type="spellStart"/>
+      <w:r>
+        <w:rPr>
+          <w:rFonts w:ascii="Times New Roman" w:hAnsi="Times New Roman" w:cs="Times New Roman"/>
+        </w:rPr>
+        <w:t>quedan</w:t>
       </w:r>
       <w:proofErr w:type="spellEnd"/>
       <w:r>
@@ -29684,583 +31102,391 @@
         <w:rPr>
           <w:rFonts w:ascii="Times New Roman" w:hAnsi="Times New Roman" w:cs="Times New Roman"/>
         </w:rPr>
-        <w:t>eliminar</w:t>
-      </w:r>
-      <w:proofErr w:type="spellEnd"/>
-      <w:r>
-        <w:rPr>
-          <w:rFonts w:ascii="Times New Roman" w:hAnsi="Times New Roman" w:cs="Times New Roman"/>
-        </w:rPr>
-        <w:t xml:space="preserve"> la fila completa.</w:t>
+        <w:t>normalizar</w:t>
+      </w:r>
+      <w:proofErr w:type="spellEnd"/>
+      <w:r>
+        <w:rPr>
+          <w:rFonts w:ascii="Times New Roman" w:hAnsi="Times New Roman" w:cs="Times New Roman"/>
+        </w:rPr>
+        <w:t xml:space="preserve">, </w:t>
+      </w:r>
+      <w:proofErr w:type="spellStart"/>
+      <w:r>
+        <w:rPr>
+          <w:rFonts w:ascii="Times New Roman" w:hAnsi="Times New Roman" w:cs="Times New Roman"/>
+        </w:rPr>
+        <w:t>ya</w:t>
+      </w:r>
+      <w:proofErr w:type="spellEnd"/>
+      <w:r>
+        <w:rPr>
+          <w:rFonts w:ascii="Times New Roman" w:hAnsi="Times New Roman" w:cs="Times New Roman"/>
+        </w:rPr>
+        <w:t xml:space="preserve"> </w:t>
+      </w:r>
+      <w:proofErr w:type="spellStart"/>
+      <w:r>
+        <w:rPr>
+          <w:rFonts w:ascii="Times New Roman" w:hAnsi="Times New Roman" w:cs="Times New Roman"/>
+        </w:rPr>
+        <w:t>que</w:t>
+      </w:r>
+      <w:proofErr w:type="spellEnd"/>
+      <w:r>
+        <w:rPr>
+          <w:rFonts w:ascii="Times New Roman" w:hAnsi="Times New Roman" w:cs="Times New Roman"/>
+        </w:rPr>
+        <w:t xml:space="preserve"> </w:t>
+      </w:r>
+      <w:proofErr w:type="spellStart"/>
+      <w:r>
+        <w:rPr>
+          <w:rFonts w:ascii="Times New Roman" w:hAnsi="Times New Roman" w:cs="Times New Roman"/>
+        </w:rPr>
+        <w:t>su</w:t>
+      </w:r>
+      <w:proofErr w:type="spellEnd"/>
+      <w:r>
+        <w:rPr>
+          <w:rFonts w:ascii="Times New Roman" w:hAnsi="Times New Roman" w:cs="Times New Roman"/>
+        </w:rPr>
+        <w:t xml:space="preserve"> </w:t>
+      </w:r>
+      <w:proofErr w:type="spellStart"/>
+      <w:r>
+        <w:rPr>
+          <w:rFonts w:ascii="Times New Roman" w:hAnsi="Times New Roman" w:cs="Times New Roman"/>
+        </w:rPr>
+        <w:t>significado</w:t>
+      </w:r>
+      <w:proofErr w:type="spellEnd"/>
+      <w:r>
+        <w:rPr>
+          <w:rFonts w:ascii="Times New Roman" w:hAnsi="Times New Roman" w:cs="Times New Roman"/>
+        </w:rPr>
+        <w:t xml:space="preserve"> </w:t>
+      </w:r>
+      <w:proofErr w:type="spellStart"/>
+      <w:r>
+        <w:rPr>
+          <w:rFonts w:ascii="Times New Roman" w:hAnsi="Times New Roman" w:cs="Times New Roman"/>
+        </w:rPr>
+        <w:t>semántico</w:t>
+      </w:r>
+      <w:proofErr w:type="spellEnd"/>
+      <w:r>
+        <w:rPr>
+          <w:rFonts w:ascii="Times New Roman" w:hAnsi="Times New Roman" w:cs="Times New Roman"/>
+        </w:rPr>
+        <w:t xml:space="preserve"> no </w:t>
+      </w:r>
+      <w:proofErr w:type="spellStart"/>
+      <w:r>
+        <w:rPr>
+          <w:rFonts w:ascii="Times New Roman" w:hAnsi="Times New Roman" w:cs="Times New Roman"/>
+        </w:rPr>
+        <w:t>debe</w:t>
+      </w:r>
+      <w:proofErr w:type="spellEnd"/>
+      <w:r>
+        <w:rPr>
+          <w:rFonts w:ascii="Times New Roman" w:hAnsi="Times New Roman" w:cs="Times New Roman"/>
+        </w:rPr>
+        <w:t xml:space="preserve"> </w:t>
+      </w:r>
+      <w:proofErr w:type="spellStart"/>
+      <w:r>
+        <w:rPr>
+          <w:rFonts w:ascii="Times New Roman" w:hAnsi="Times New Roman" w:cs="Times New Roman"/>
+        </w:rPr>
+        <w:t>alterarse</w:t>
+      </w:r>
+      <w:proofErr w:type="spellEnd"/>
+      <w:r>
+        <w:rPr>
+          <w:rFonts w:ascii="Times New Roman" w:hAnsi="Times New Roman" w:cs="Times New Roman"/>
+        </w:rPr>
+        <w:t xml:space="preserve">. La </w:t>
+      </w:r>
+      <w:proofErr w:type="spellStart"/>
+      <w:r>
+        <w:rPr>
+          <w:rFonts w:ascii="Times New Roman" w:hAnsi="Times New Roman" w:cs="Times New Roman"/>
+        </w:rPr>
+        <w:t>fórmula</w:t>
+      </w:r>
+      <w:proofErr w:type="spellEnd"/>
+      <w:r>
+        <w:rPr>
+          <w:rFonts w:ascii="Times New Roman" w:hAnsi="Times New Roman" w:cs="Times New Roman"/>
+        </w:rPr>
+        <w:t xml:space="preserve"> de </w:t>
+      </w:r>
+      <w:proofErr w:type="spellStart"/>
+      <w:r>
+        <w:rPr>
+          <w:rFonts w:ascii="Times New Roman" w:hAnsi="Times New Roman" w:cs="Times New Roman"/>
+        </w:rPr>
+        <w:t>normalización</w:t>
+      </w:r>
+      <w:proofErr w:type="spellEnd"/>
+      <w:r>
+        <w:rPr>
+          <w:rFonts w:ascii="Times New Roman" w:hAnsi="Times New Roman" w:cs="Times New Roman"/>
+        </w:rPr>
+        <w:t xml:space="preserve"> es:</w:t>
       </w:r>
     </w:p>
     <w:p>
       <w:pPr>
         <w:ind w:left="708"/>
-        <w:jc w:val="both"/>
-        <w:rPr>
-          <w:rFonts w:ascii="Times New Roman" w:hAnsi="Times New Roman" w:cs="Times New Roman"/>
-        </w:rPr>
-      </w:pPr>
-      <w:r>
-        <w:rPr>
-          <w:rFonts w:ascii="Times New Roman" w:hAnsi="Times New Roman" w:cs="Times New Roman"/>
-        </w:rPr>
-        <w:t xml:space="preserve">3. </w:t>
-      </w:r>
-      <w:proofErr w:type="spellStart"/>
-      <w:r>
-        <w:rPr>
-          <w:rFonts w:ascii="Times New Roman" w:hAnsi="Times New Roman" w:cs="Times New Roman"/>
-          <w:b/>
-          <w:bCs/>
-        </w:rPr>
-        <w:t>Normalización</w:t>
-      </w:r>
-      <w:proofErr w:type="spellEnd"/>
-      <w:r>
-        <w:rPr>
-          <w:rFonts w:ascii="Times New Roman" w:hAnsi="Times New Roman" w:cs="Times New Roman"/>
-          <w:b/>
-          <w:bCs/>
-        </w:rPr>
-        <w:t xml:space="preserve"> </w:t>
-      </w:r>
-      <w:proofErr w:type="spellStart"/>
-      <w:r>
-        <w:rPr>
-          <w:rFonts w:ascii="Times New Roman" w:hAnsi="Times New Roman" w:cs="Times New Roman"/>
-          <w:b/>
-          <w:bCs/>
-        </w:rPr>
-        <w:t>selectiva</w:t>
-      </w:r>
-      <w:proofErr w:type="spellEnd"/>
-      <w:r>
-        <w:rPr>
-          <w:rFonts w:ascii="Times New Roman" w:hAnsi="Times New Roman" w:cs="Times New Roman"/>
-          <w:b/>
-          <w:bCs/>
-        </w:rPr>
-        <w:t xml:space="preserve"> con </w:t>
-      </w:r>
-      <w:proofErr w:type="spellStart"/>
-      <w:r>
-        <w:rPr>
-          <w:rFonts w:ascii="Times New Roman" w:hAnsi="Times New Roman" w:cs="Times New Roman"/>
-          <w:b/>
-          <w:bCs/>
-        </w:rPr>
-        <w:t>StandardScaler</w:t>
-      </w:r>
-      <w:proofErr w:type="spellEnd"/>
-      <w:r>
-        <w:rPr>
-          <w:rFonts w:ascii="Times New Roman" w:hAnsi="Times New Roman" w:cs="Times New Roman"/>
-          <w:b/>
-          <w:bCs/>
-        </w:rPr>
-        <w:t>:</w:t>
-      </w:r>
-      <w:r>
-        <w:rPr>
-          <w:rFonts w:ascii="Times New Roman" w:hAnsi="Times New Roman" w:cs="Times New Roman"/>
-        </w:rPr>
-        <w:t xml:space="preserve"> Se </w:t>
-      </w:r>
-      <w:proofErr w:type="spellStart"/>
-      <w:r>
-        <w:rPr>
-          <w:rFonts w:ascii="Times New Roman" w:hAnsi="Times New Roman" w:cs="Times New Roman"/>
-        </w:rPr>
-        <w:t>aplica</w:t>
-      </w:r>
-      <w:proofErr w:type="spellEnd"/>
-      <w:r>
-        <w:rPr>
-          <w:rFonts w:ascii="Times New Roman" w:hAnsi="Times New Roman" w:cs="Times New Roman"/>
-        </w:rPr>
-        <w:t xml:space="preserve"> </w:t>
-      </w:r>
-      <w:proofErr w:type="spellStart"/>
-      <w:r>
-        <w:rPr>
-          <w:rFonts w:ascii="Times New Roman" w:hAnsi="Times New Roman" w:cs="Times New Roman"/>
-        </w:rPr>
-        <w:t>normalización</w:t>
-      </w:r>
-      <w:proofErr w:type="spellEnd"/>
-      <w:r>
-        <w:rPr>
-          <w:rFonts w:ascii="Times New Roman" w:hAnsi="Times New Roman" w:cs="Times New Roman"/>
-        </w:rPr>
-        <w:t xml:space="preserve"> Z-score</w:t>
-      </w:r>
-      <w:r>
-        <w:rPr>
-          <w:rFonts w:ascii="Times New Roman" w:hAnsi="Times New Roman" w:cs="Times New Roman"/>
-        </w:rPr>
-        <w:t xml:space="preserve"> </w:t>
-      </w:r>
-      <w:r>
-        <w:rPr>
-          <w:rFonts w:ascii="Times New Roman" w:hAnsi="Times New Roman" w:cs="Times New Roman"/>
-        </w:rPr>
-        <w:t xml:space="preserve">(media = 0, </w:t>
-      </w:r>
-      <w:proofErr w:type="spellStart"/>
-      <w:r>
-        <w:rPr>
-          <w:rFonts w:ascii="Times New Roman" w:hAnsi="Times New Roman" w:cs="Times New Roman"/>
-        </w:rPr>
-        <w:t>desviación</w:t>
-      </w:r>
-      <w:proofErr w:type="spellEnd"/>
-      <w:r>
-        <w:rPr>
-          <w:rFonts w:ascii="Times New Roman" w:hAnsi="Times New Roman" w:cs="Times New Roman"/>
-        </w:rPr>
-        <w:t xml:space="preserve"> </w:t>
-      </w:r>
-      <w:proofErr w:type="spellStart"/>
-      <w:r>
-        <w:rPr>
-          <w:rFonts w:ascii="Times New Roman" w:hAnsi="Times New Roman" w:cs="Times New Roman"/>
-        </w:rPr>
-        <w:t>típica</w:t>
-      </w:r>
-      <w:proofErr w:type="spellEnd"/>
-      <w:r>
-        <w:rPr>
-          <w:rFonts w:ascii="Times New Roman" w:hAnsi="Times New Roman" w:cs="Times New Roman"/>
-        </w:rPr>
-        <w:t xml:space="preserve"> = 1) </w:t>
-      </w:r>
-      <w:proofErr w:type="spellStart"/>
-      <w:r>
-        <w:rPr>
-          <w:rFonts w:ascii="Times New Roman" w:hAnsi="Times New Roman" w:cs="Times New Roman"/>
-        </w:rPr>
-        <w:t>exclusivamente</w:t>
-      </w:r>
-      <w:proofErr w:type="spellEnd"/>
-      <w:r>
-        <w:rPr>
-          <w:rFonts w:ascii="Times New Roman" w:hAnsi="Times New Roman" w:cs="Times New Roman"/>
-        </w:rPr>
-        <w:t xml:space="preserve"> </w:t>
-      </w:r>
-      <w:proofErr w:type="spellStart"/>
-      <w:r>
-        <w:rPr>
-          <w:rFonts w:ascii="Times New Roman" w:hAnsi="Times New Roman" w:cs="Times New Roman"/>
-        </w:rPr>
-        <w:t>sobre</w:t>
-      </w:r>
-      <w:proofErr w:type="spellEnd"/>
-      <w:r>
-        <w:rPr>
-          <w:rFonts w:ascii="Times New Roman" w:hAnsi="Times New Roman" w:cs="Times New Roman"/>
-        </w:rPr>
-        <w:t xml:space="preserve"> </w:t>
-      </w:r>
-      <w:proofErr w:type="spellStart"/>
-      <w:r>
-        <w:rPr>
-          <w:rFonts w:ascii="Times New Roman" w:hAnsi="Times New Roman" w:cs="Times New Roman"/>
-        </w:rPr>
-        <w:t>los</w:t>
-      </w:r>
-      <w:proofErr w:type="spellEnd"/>
-      <w:r>
-        <w:rPr>
-          <w:rFonts w:ascii="Times New Roman" w:hAnsi="Times New Roman" w:cs="Times New Roman"/>
-        </w:rPr>
-        <w:t xml:space="preserve"> </w:t>
-      </w:r>
-      <w:proofErr w:type="spellStart"/>
-      <w:r>
-        <w:rPr>
-          <w:rFonts w:ascii="Times New Roman" w:hAnsi="Times New Roman" w:cs="Times New Roman"/>
-        </w:rPr>
-        <w:t>indicadores</w:t>
-      </w:r>
-      <w:proofErr w:type="spellEnd"/>
-      <w:r>
-        <w:rPr>
-          <w:rFonts w:ascii="Times New Roman" w:hAnsi="Times New Roman" w:cs="Times New Roman"/>
-        </w:rPr>
-        <w:t xml:space="preserve"> </w:t>
-      </w:r>
-      <w:proofErr w:type="spellStart"/>
-      <w:r>
-        <w:rPr>
-          <w:rFonts w:ascii="Times New Roman" w:hAnsi="Times New Roman" w:cs="Times New Roman"/>
-        </w:rPr>
-        <w:t>técnicos</w:t>
-      </w:r>
-      <w:proofErr w:type="spellEnd"/>
-      <w:r>
-        <w:rPr>
-          <w:rFonts w:ascii="Times New Roman" w:hAnsi="Times New Roman" w:cs="Times New Roman"/>
-        </w:rPr>
-        <w:t xml:space="preserve"> </w:t>
-      </w:r>
-      <w:proofErr w:type="spellStart"/>
-      <w:r>
-        <w:rPr>
-          <w:rFonts w:ascii="Times New Roman" w:hAnsi="Times New Roman" w:cs="Times New Roman"/>
-        </w:rPr>
-        <w:t>continuos</w:t>
-      </w:r>
-      <w:proofErr w:type="spellEnd"/>
-      <w:r>
-        <w:rPr>
-          <w:rFonts w:ascii="Times New Roman" w:hAnsi="Times New Roman" w:cs="Times New Roman"/>
-        </w:rPr>
-        <w:t xml:space="preserve"> </w:t>
-      </w:r>
-      <w:r>
-        <w:rPr>
-          <w:rFonts w:ascii="Times New Roman" w:hAnsi="Times New Roman" w:cs="Times New Roman"/>
-        </w:rPr>
-        <w:t xml:space="preserve">(RSI, ATR, </w:t>
-      </w:r>
-      <w:proofErr w:type="spellStart"/>
-      <w:r>
-        <w:rPr>
-          <w:rFonts w:ascii="Times New Roman" w:hAnsi="Times New Roman" w:cs="Times New Roman"/>
-        </w:rPr>
-        <w:t>distancias</w:t>
-      </w:r>
-      <w:proofErr w:type="spellEnd"/>
-      <w:r>
-        <w:rPr>
-          <w:rFonts w:ascii="Times New Roman" w:hAnsi="Times New Roman" w:cs="Times New Roman"/>
-        </w:rPr>
-        <w:t xml:space="preserve">, </w:t>
-      </w:r>
-      <w:proofErr w:type="spellStart"/>
-      <w:r>
-        <w:rPr>
-          <w:rFonts w:ascii="Times New Roman" w:hAnsi="Times New Roman" w:cs="Times New Roman"/>
-        </w:rPr>
-        <w:t>pendientes</w:t>
-      </w:r>
-      <w:proofErr w:type="spellEnd"/>
-      <w:r>
-        <w:rPr>
-          <w:rFonts w:ascii="Times New Roman" w:hAnsi="Times New Roman" w:cs="Times New Roman"/>
-        </w:rPr>
-        <w:t xml:space="preserve">). Los </w:t>
-      </w:r>
-      <w:proofErr w:type="spellStart"/>
-      <w:r>
-        <w:rPr>
-          <w:rFonts w:ascii="Times New Roman" w:hAnsi="Times New Roman" w:cs="Times New Roman"/>
-        </w:rPr>
-        <w:t>precios</w:t>
-      </w:r>
-      <w:proofErr w:type="spellEnd"/>
-      <w:r>
-        <w:rPr>
-          <w:rFonts w:ascii="Times New Roman" w:hAnsi="Times New Roman" w:cs="Times New Roman"/>
-        </w:rPr>
-        <w:t xml:space="preserve"> OHLCV </w:t>
-      </w:r>
-      <w:proofErr w:type="spellStart"/>
-      <w:r>
-        <w:rPr>
-          <w:rFonts w:ascii="Times New Roman" w:hAnsi="Times New Roman" w:cs="Times New Roman"/>
-        </w:rPr>
-        <w:t>originales</w:t>
-      </w:r>
-      <w:proofErr w:type="spellEnd"/>
-      <w:r>
-        <w:rPr>
-          <w:rFonts w:ascii="Times New Roman" w:hAnsi="Times New Roman" w:cs="Times New Roman"/>
-        </w:rPr>
-        <w:t xml:space="preserve"> y las variables </w:t>
-      </w:r>
-      <w:proofErr w:type="spellStart"/>
-      <w:r>
-        <w:rPr>
-          <w:rFonts w:ascii="Times New Roman" w:hAnsi="Times New Roman" w:cs="Times New Roman"/>
-        </w:rPr>
-        <w:t>binarias</w:t>
-      </w:r>
-      <w:proofErr w:type="spellEnd"/>
-      <w:r>
-        <w:rPr>
-          <w:rFonts w:ascii="Times New Roman" w:hAnsi="Times New Roman" w:cs="Times New Roman"/>
-        </w:rPr>
-        <w:t xml:space="preserve"> </w:t>
-      </w:r>
-      <w:r>
-        <w:rPr>
-          <w:rFonts w:ascii="Times New Roman" w:hAnsi="Times New Roman" w:cs="Times New Roman"/>
-        </w:rPr>
-        <w:t>(</w:t>
-      </w:r>
-      <w:proofErr w:type="spellStart"/>
-      <w:r>
-        <w:rPr>
-          <w:rFonts w:ascii="Times New Roman" w:hAnsi="Times New Roman" w:cs="Times New Roman"/>
-        </w:rPr>
-        <w:t>fractales</w:t>
-      </w:r>
-      <w:proofErr w:type="spellEnd"/>
-      <w:r>
-        <w:rPr>
-          <w:rFonts w:ascii="Times New Roman" w:hAnsi="Times New Roman" w:cs="Times New Roman"/>
-        </w:rPr>
-        <w:t xml:space="preserve">, </w:t>
-      </w:r>
-      <w:proofErr w:type="spellStart"/>
-      <w:r>
-        <w:rPr>
-          <w:rFonts w:ascii="Times New Roman" w:hAnsi="Times New Roman" w:cs="Times New Roman"/>
-        </w:rPr>
-        <w:t>patrones</w:t>
-      </w:r>
-      <w:proofErr w:type="spellEnd"/>
-      <w:r>
-        <w:rPr>
-          <w:rFonts w:ascii="Times New Roman" w:hAnsi="Times New Roman" w:cs="Times New Roman"/>
-        </w:rPr>
-        <w:t xml:space="preserve"> de </w:t>
-      </w:r>
-      <w:proofErr w:type="spellStart"/>
-      <w:r>
-        <w:rPr>
-          <w:rFonts w:ascii="Times New Roman" w:hAnsi="Times New Roman" w:cs="Times New Roman"/>
-        </w:rPr>
-        <w:t>velas</w:t>
-      </w:r>
-      <w:proofErr w:type="spellEnd"/>
-      <w:r>
-        <w:rPr>
-          <w:rFonts w:ascii="Times New Roman" w:hAnsi="Times New Roman" w:cs="Times New Roman"/>
-        </w:rPr>
-        <w:t xml:space="preserve">) </w:t>
-      </w:r>
-      <w:proofErr w:type="spellStart"/>
-      <w:r>
-        <w:rPr>
-          <w:rFonts w:ascii="Times New Roman" w:hAnsi="Times New Roman" w:cs="Times New Roman"/>
-        </w:rPr>
-        <w:t>quedan</w:t>
-      </w:r>
-      <w:proofErr w:type="spellEnd"/>
-      <w:r>
-        <w:rPr>
-          <w:rFonts w:ascii="Times New Roman" w:hAnsi="Times New Roman" w:cs="Times New Roman"/>
-        </w:rPr>
-        <w:t xml:space="preserve"> sin </w:t>
-      </w:r>
-      <w:proofErr w:type="spellStart"/>
-      <w:r>
-        <w:rPr>
-          <w:rFonts w:ascii="Times New Roman" w:hAnsi="Times New Roman" w:cs="Times New Roman"/>
-        </w:rPr>
-        <w:t>normalizar</w:t>
-      </w:r>
-      <w:proofErr w:type="spellEnd"/>
-      <w:r>
-        <w:rPr>
-          <w:rFonts w:ascii="Times New Roman" w:hAnsi="Times New Roman" w:cs="Times New Roman"/>
-        </w:rPr>
-        <w:t xml:space="preserve">, </w:t>
-      </w:r>
-      <w:proofErr w:type="spellStart"/>
-      <w:r>
-        <w:rPr>
-          <w:rFonts w:ascii="Times New Roman" w:hAnsi="Times New Roman" w:cs="Times New Roman"/>
-        </w:rPr>
-        <w:t>ya</w:t>
-      </w:r>
-      <w:proofErr w:type="spellEnd"/>
-      <w:r>
-        <w:rPr>
-          <w:rFonts w:ascii="Times New Roman" w:hAnsi="Times New Roman" w:cs="Times New Roman"/>
-        </w:rPr>
-        <w:t xml:space="preserve"> </w:t>
-      </w:r>
-      <w:proofErr w:type="spellStart"/>
-      <w:r>
-        <w:rPr>
-          <w:rFonts w:ascii="Times New Roman" w:hAnsi="Times New Roman" w:cs="Times New Roman"/>
-        </w:rPr>
-        <w:t>que</w:t>
-      </w:r>
-      <w:proofErr w:type="spellEnd"/>
-      <w:r>
-        <w:rPr>
-          <w:rFonts w:ascii="Times New Roman" w:hAnsi="Times New Roman" w:cs="Times New Roman"/>
-        </w:rPr>
-        <w:t xml:space="preserve"> </w:t>
-      </w:r>
-      <w:proofErr w:type="spellStart"/>
-      <w:r>
-        <w:rPr>
-          <w:rFonts w:ascii="Times New Roman" w:hAnsi="Times New Roman" w:cs="Times New Roman"/>
-        </w:rPr>
-        <w:t>su</w:t>
-      </w:r>
-      <w:proofErr w:type="spellEnd"/>
-      <w:r>
-        <w:rPr>
-          <w:rFonts w:ascii="Times New Roman" w:hAnsi="Times New Roman" w:cs="Times New Roman"/>
-        </w:rPr>
-        <w:t xml:space="preserve"> </w:t>
-      </w:r>
-      <w:proofErr w:type="spellStart"/>
-      <w:r>
-        <w:rPr>
-          <w:rFonts w:ascii="Times New Roman" w:hAnsi="Times New Roman" w:cs="Times New Roman"/>
-        </w:rPr>
-        <w:t>significado</w:t>
-      </w:r>
-      <w:proofErr w:type="spellEnd"/>
-      <w:r>
-        <w:rPr>
-          <w:rFonts w:ascii="Times New Roman" w:hAnsi="Times New Roman" w:cs="Times New Roman"/>
-        </w:rPr>
-        <w:t xml:space="preserve"> </w:t>
-      </w:r>
-      <w:proofErr w:type="spellStart"/>
-      <w:r>
-        <w:rPr>
-          <w:rFonts w:ascii="Times New Roman" w:hAnsi="Times New Roman" w:cs="Times New Roman"/>
-        </w:rPr>
-        <w:t>semántico</w:t>
-      </w:r>
-      <w:proofErr w:type="spellEnd"/>
-      <w:r>
-        <w:rPr>
-          <w:rFonts w:ascii="Times New Roman" w:hAnsi="Times New Roman" w:cs="Times New Roman"/>
-        </w:rPr>
-        <w:t xml:space="preserve"> no</w:t>
-      </w:r>
-      <w:r>
-        <w:rPr>
-          <w:rFonts w:ascii="Times New Roman" w:hAnsi="Times New Roman" w:cs="Times New Roman"/>
-        </w:rPr>
-        <w:t xml:space="preserve"> </w:t>
-      </w:r>
-      <w:proofErr w:type="spellStart"/>
-      <w:r>
-        <w:rPr>
-          <w:rFonts w:ascii="Times New Roman" w:hAnsi="Times New Roman" w:cs="Times New Roman"/>
-        </w:rPr>
-        <w:t>debe</w:t>
-      </w:r>
-      <w:proofErr w:type="spellEnd"/>
-      <w:r>
-        <w:rPr>
-          <w:rFonts w:ascii="Times New Roman" w:hAnsi="Times New Roman" w:cs="Times New Roman"/>
-        </w:rPr>
-        <w:t xml:space="preserve"> </w:t>
-      </w:r>
-      <w:proofErr w:type="spellStart"/>
-      <w:r>
-        <w:rPr>
-          <w:rFonts w:ascii="Times New Roman" w:hAnsi="Times New Roman" w:cs="Times New Roman"/>
-        </w:rPr>
-        <w:t>alterarse</w:t>
-      </w:r>
-      <w:proofErr w:type="spellEnd"/>
-      <w:r>
-        <w:rPr>
-          <w:rFonts w:ascii="Times New Roman" w:hAnsi="Times New Roman" w:cs="Times New Roman"/>
-        </w:rPr>
-        <w:t xml:space="preserve">. La </w:t>
-      </w:r>
-      <w:proofErr w:type="spellStart"/>
-      <w:r>
-        <w:rPr>
-          <w:rFonts w:ascii="Times New Roman" w:hAnsi="Times New Roman" w:cs="Times New Roman"/>
-        </w:rPr>
-        <w:t>fórmula</w:t>
-      </w:r>
-      <w:proofErr w:type="spellEnd"/>
-      <w:r>
-        <w:rPr>
-          <w:rFonts w:ascii="Times New Roman" w:hAnsi="Times New Roman" w:cs="Times New Roman"/>
-        </w:rPr>
-        <w:t xml:space="preserve"> de </w:t>
-      </w:r>
-      <w:proofErr w:type="spellStart"/>
-      <w:r>
-        <w:rPr>
-          <w:rFonts w:ascii="Times New Roman" w:hAnsi="Times New Roman" w:cs="Times New Roman"/>
-        </w:rPr>
-        <w:t>normalización</w:t>
-      </w:r>
-      <w:proofErr w:type="spellEnd"/>
-      <w:r>
-        <w:rPr>
-          <w:rFonts w:ascii="Times New Roman" w:hAnsi="Times New Roman" w:cs="Times New Roman"/>
-        </w:rPr>
-        <w:t xml:space="preserve"> es:</w:t>
-      </w:r>
+      </w:pPr>
     </w:p>
     <w:p>
       <w:pPr>
         <w:ind w:left="708"/>
       </w:pPr>
+      <w:r>
+        <w:t>   z = (x - μ) / σ</w:t>
+      </w:r>
     </w:p>
     <w:p>
       <w:pPr>
         <w:ind w:left="708"/>
-      </w:pPr>
-      <w:r>
-        <w:lastRenderedPageBreak/>
-        <w:t>   z = (x - μ) / σ</w:t>
+        <w:jc w:val="both"/>
+        <w:rPr>
+          <w:rFonts w:ascii="Times New Roman" w:hAnsi="Times New Roman" w:cs="Times New Roman"/>
+        </w:rPr>
+      </w:pPr>
+      <w:proofErr w:type="spellStart"/>
+      <w:r>
+        <w:rPr>
+          <w:rFonts w:ascii="Times New Roman" w:hAnsi="Times New Roman" w:cs="Times New Roman"/>
+        </w:rPr>
+        <w:t>donde</w:t>
+      </w:r>
+      <w:proofErr w:type="spellEnd"/>
+      <w:r>
+        <w:rPr>
+          <w:rFonts w:ascii="Times New Roman" w:hAnsi="Times New Roman" w:cs="Times New Roman"/>
+        </w:rPr>
+        <w:t xml:space="preserve"> μ es la media del </w:t>
+      </w:r>
+      <w:proofErr w:type="spellStart"/>
+      <w:r>
+        <w:rPr>
+          <w:rFonts w:ascii="Times New Roman" w:hAnsi="Times New Roman" w:cs="Times New Roman"/>
+        </w:rPr>
+        <w:t>indicador</w:t>
+      </w:r>
+      <w:proofErr w:type="spellEnd"/>
+      <w:r>
+        <w:rPr>
+          <w:rFonts w:ascii="Times New Roman" w:hAnsi="Times New Roman" w:cs="Times New Roman"/>
+        </w:rPr>
+        <w:t xml:space="preserve"> </w:t>
+      </w:r>
+      <w:proofErr w:type="spellStart"/>
+      <w:r>
+        <w:rPr>
+          <w:rFonts w:ascii="Times New Roman" w:hAnsi="Times New Roman" w:cs="Times New Roman"/>
+        </w:rPr>
+        <w:t>en</w:t>
+      </w:r>
+      <w:proofErr w:type="spellEnd"/>
+      <w:r>
+        <w:rPr>
+          <w:rFonts w:ascii="Times New Roman" w:hAnsi="Times New Roman" w:cs="Times New Roman"/>
+        </w:rPr>
+        <w:t xml:space="preserve"> el </w:t>
+      </w:r>
+      <w:proofErr w:type="spellStart"/>
+      <w:r>
+        <w:rPr>
+          <w:rFonts w:ascii="Times New Roman" w:hAnsi="Times New Roman" w:cs="Times New Roman"/>
+        </w:rPr>
+        <w:t>período</w:t>
+      </w:r>
+      <w:proofErr w:type="spellEnd"/>
+      <w:r>
+        <w:rPr>
+          <w:rFonts w:ascii="Times New Roman" w:hAnsi="Times New Roman" w:cs="Times New Roman"/>
+        </w:rPr>
+        <w:t xml:space="preserve"> de </w:t>
+      </w:r>
+      <w:proofErr w:type="spellStart"/>
+      <w:r>
+        <w:rPr>
+          <w:rFonts w:ascii="Times New Roman" w:hAnsi="Times New Roman" w:cs="Times New Roman"/>
+        </w:rPr>
+        <w:t>entrenamiento</w:t>
+      </w:r>
+      <w:proofErr w:type="spellEnd"/>
+      <w:r>
+        <w:rPr>
+          <w:rFonts w:ascii="Times New Roman" w:hAnsi="Times New Roman" w:cs="Times New Roman"/>
+        </w:rPr>
+        <w:t xml:space="preserve"> y σ </w:t>
+      </w:r>
+      <w:proofErr w:type="spellStart"/>
+      <w:r>
+        <w:rPr>
+          <w:rFonts w:ascii="Times New Roman" w:hAnsi="Times New Roman" w:cs="Times New Roman"/>
+        </w:rPr>
+        <w:t>su</w:t>
+      </w:r>
+      <w:proofErr w:type="spellEnd"/>
+      <w:r>
+        <w:rPr>
+          <w:rFonts w:ascii="Times New Roman" w:hAnsi="Times New Roman" w:cs="Times New Roman"/>
+        </w:rPr>
+        <w:t xml:space="preserve"> </w:t>
+      </w:r>
+      <w:proofErr w:type="spellStart"/>
+      <w:r>
+        <w:rPr>
+          <w:rFonts w:ascii="Times New Roman" w:hAnsi="Times New Roman" w:cs="Times New Roman"/>
+        </w:rPr>
+        <w:t>desviación</w:t>
+      </w:r>
+      <w:proofErr w:type="spellEnd"/>
+      <w:r>
+        <w:rPr>
+          <w:rFonts w:ascii="Times New Roman" w:hAnsi="Times New Roman" w:cs="Times New Roman"/>
+        </w:rPr>
+        <w:t xml:space="preserve"> </w:t>
+      </w:r>
+      <w:proofErr w:type="spellStart"/>
+      <w:r>
+        <w:rPr>
+          <w:rFonts w:ascii="Times New Roman" w:hAnsi="Times New Roman" w:cs="Times New Roman"/>
+        </w:rPr>
+        <w:t>típica</w:t>
+      </w:r>
+      <w:proofErr w:type="spellEnd"/>
+      <w:r>
+        <w:rPr>
+          <w:rFonts w:ascii="Times New Roman" w:hAnsi="Times New Roman" w:cs="Times New Roman"/>
+        </w:rPr>
+        <w:t>.</w:t>
       </w:r>
     </w:p>
     <w:p>
       <w:pPr>
-        <w:ind w:left="708"/>
         <w:jc w:val="both"/>
         <w:rPr>
           <w:rFonts w:ascii="Times New Roman" w:hAnsi="Times New Roman" w:cs="Times New Roman"/>
         </w:rPr>
       </w:pPr>
-      <w:proofErr w:type="spellStart"/>
-      <w:r>
-        <w:rPr>
-          <w:rFonts w:ascii="Times New Roman" w:hAnsi="Times New Roman" w:cs="Times New Roman"/>
-        </w:rPr>
-        <w:t>donde</w:t>
-      </w:r>
-      <w:proofErr w:type="spellEnd"/>
-      <w:r>
-        <w:rPr>
-          <w:rFonts w:ascii="Times New Roman" w:hAnsi="Times New Roman" w:cs="Times New Roman"/>
-        </w:rPr>
-        <w:t xml:space="preserve"> μ es la media del </w:t>
-      </w:r>
-      <w:proofErr w:type="spellStart"/>
-      <w:r>
-        <w:rPr>
-          <w:rFonts w:ascii="Times New Roman" w:hAnsi="Times New Roman" w:cs="Times New Roman"/>
-        </w:rPr>
-        <w:t>indicador</w:t>
-      </w:r>
-      <w:proofErr w:type="spellEnd"/>
-      <w:r>
-        <w:rPr>
-          <w:rFonts w:ascii="Times New Roman" w:hAnsi="Times New Roman" w:cs="Times New Roman"/>
-        </w:rPr>
-        <w:t xml:space="preserve"> </w:t>
-      </w:r>
-      <w:proofErr w:type="spellStart"/>
-      <w:r>
-        <w:rPr>
-          <w:rFonts w:ascii="Times New Roman" w:hAnsi="Times New Roman" w:cs="Times New Roman"/>
-        </w:rPr>
-        <w:t>en</w:t>
+      <w:r>
+        <w:rPr>
+          <w:rFonts w:ascii="Times New Roman" w:hAnsi="Times New Roman" w:cs="Times New Roman"/>
+        </w:rPr>
+        <w:t xml:space="preserve">El dataset </w:t>
+      </w:r>
+      <w:proofErr w:type="spellStart"/>
+      <w:r>
+        <w:rPr>
+          <w:rFonts w:ascii="Times New Roman" w:hAnsi="Times New Roman" w:cs="Times New Roman"/>
+        </w:rPr>
+        <w:t>resultante</w:t>
+      </w:r>
+      <w:proofErr w:type="spellEnd"/>
+      <w:r>
+        <w:rPr>
+          <w:rFonts w:ascii="Times New Roman" w:hAnsi="Times New Roman" w:cs="Times New Roman"/>
+        </w:rPr>
+        <w:t xml:space="preserve">, </w:t>
+      </w:r>
+      <w:proofErr w:type="spellStart"/>
+      <w:r>
+        <w:rPr>
+          <w:rFonts w:ascii="Times New Roman" w:hAnsi="Times New Roman" w:cs="Times New Roman"/>
+        </w:rPr>
+        <w:t>exportado</w:t>
+      </w:r>
+      <w:proofErr w:type="spellEnd"/>
+      <w:r>
+        <w:rPr>
+          <w:rFonts w:ascii="Times New Roman" w:hAnsi="Times New Roman" w:cs="Times New Roman"/>
+        </w:rPr>
+        <w:t xml:space="preserve"> </w:t>
+      </w:r>
+      <w:proofErr w:type="spellStart"/>
+      <w:r>
+        <w:rPr>
+          <w:rFonts w:ascii="Times New Roman" w:hAnsi="Times New Roman" w:cs="Times New Roman"/>
+        </w:rPr>
+        <w:t>como</w:t>
+      </w:r>
+      <w:proofErr w:type="spellEnd"/>
+      <w:r>
+        <w:rPr>
+          <w:rFonts w:ascii="Times New Roman" w:hAnsi="Times New Roman" w:cs="Times New Roman"/>
+        </w:rPr>
+        <w:t xml:space="preserve"> `data/processed/V_ML_READY.csv`, </w:t>
+      </w:r>
+      <w:proofErr w:type="spellStart"/>
+      <w:r>
+        <w:rPr>
+          <w:rFonts w:ascii="Times New Roman" w:hAnsi="Times New Roman" w:cs="Times New Roman"/>
+        </w:rPr>
+        <w:t>contiene</w:t>
+      </w:r>
+      <w:proofErr w:type="spellEnd"/>
+      <w:r>
+        <w:rPr>
+          <w:rFonts w:ascii="Times New Roman" w:hAnsi="Times New Roman" w:cs="Times New Roman"/>
+        </w:rPr>
+        <w:t xml:space="preserve"> 47 columnas</w:t>
+      </w:r>
+      <w:r>
+        <w:rPr>
+          <w:rFonts w:ascii="Times New Roman" w:hAnsi="Times New Roman" w:cs="Times New Roman"/>
+        </w:rPr>
+        <w:t xml:space="preserve"> </w:t>
+      </w:r>
+      <w:r>
+        <w:rPr>
+          <w:rFonts w:ascii="Times New Roman" w:hAnsi="Times New Roman" w:cs="Times New Roman"/>
+        </w:rPr>
+        <w:t xml:space="preserve">de </w:t>
+      </w:r>
+      <w:proofErr w:type="spellStart"/>
+      <w:r>
+        <w:rPr>
+          <w:rFonts w:ascii="Times New Roman" w:hAnsi="Times New Roman" w:cs="Times New Roman"/>
+        </w:rPr>
+        <w:t>características</w:t>
+      </w:r>
+      <w:proofErr w:type="spellEnd"/>
+      <w:r>
+        <w:rPr>
+          <w:rFonts w:ascii="Times New Roman" w:hAnsi="Times New Roman" w:cs="Times New Roman"/>
+        </w:rPr>
+        <w:t xml:space="preserve"> </w:t>
+      </w:r>
+      <w:proofErr w:type="spellStart"/>
+      <w:r>
+        <w:rPr>
+          <w:rFonts w:ascii="Times New Roman" w:hAnsi="Times New Roman" w:cs="Times New Roman"/>
+        </w:rPr>
+        <w:t>listas</w:t>
+      </w:r>
+      <w:proofErr w:type="spellEnd"/>
+      <w:r>
+        <w:rPr>
+          <w:rFonts w:ascii="Times New Roman" w:hAnsi="Times New Roman" w:cs="Times New Roman"/>
+        </w:rPr>
+        <w:t xml:space="preserve"> para </w:t>
+      </w:r>
+      <w:proofErr w:type="spellStart"/>
+      <w:r>
+        <w:rPr>
+          <w:rFonts w:ascii="Times New Roman" w:hAnsi="Times New Roman" w:cs="Times New Roman"/>
+        </w:rPr>
+        <w:t>entrenar</w:t>
       </w:r>
       <w:proofErr w:type="spellEnd"/>
       <w:r>
@@ -30274,63 +31500,7 @@
         <w:rPr>
           <w:rFonts w:ascii="Times New Roman" w:hAnsi="Times New Roman" w:cs="Times New Roman"/>
         </w:rPr>
-        <w:t>período</w:t>
-      </w:r>
-      <w:proofErr w:type="spellEnd"/>
-      <w:r>
-        <w:rPr>
-          <w:rFonts w:ascii="Times New Roman" w:hAnsi="Times New Roman" w:cs="Times New Roman"/>
-        </w:rPr>
-        <w:t xml:space="preserve"> de </w:t>
-      </w:r>
-      <w:proofErr w:type="spellStart"/>
-      <w:r>
-        <w:rPr>
-          <w:rFonts w:ascii="Times New Roman" w:hAnsi="Times New Roman" w:cs="Times New Roman"/>
-        </w:rPr>
-        <w:t>entrenamiento</w:t>
-      </w:r>
-      <w:proofErr w:type="spellEnd"/>
-      <w:r>
-        <w:rPr>
-          <w:rFonts w:ascii="Times New Roman" w:hAnsi="Times New Roman" w:cs="Times New Roman"/>
-        </w:rPr>
-        <w:t xml:space="preserve"> y σ </w:t>
-      </w:r>
-      <w:proofErr w:type="spellStart"/>
-      <w:r>
-        <w:rPr>
-          <w:rFonts w:ascii="Times New Roman" w:hAnsi="Times New Roman" w:cs="Times New Roman"/>
-        </w:rPr>
-        <w:t>su</w:t>
-      </w:r>
-      <w:proofErr w:type="spellEnd"/>
-      <w:r>
-        <w:rPr>
-          <w:rFonts w:ascii="Times New Roman" w:hAnsi="Times New Roman" w:cs="Times New Roman"/>
-        </w:rPr>
-        <w:t xml:space="preserve"> </w:t>
-      </w:r>
-      <w:proofErr w:type="spellStart"/>
-      <w:r>
-        <w:rPr>
-          <w:rFonts w:ascii="Times New Roman" w:hAnsi="Times New Roman" w:cs="Times New Roman"/>
-        </w:rPr>
-        <w:t>desviación</w:t>
-      </w:r>
-      <w:proofErr w:type="spellEnd"/>
-      <w:r>
-        <w:rPr>
-          <w:rFonts w:ascii="Times New Roman" w:hAnsi="Times New Roman" w:cs="Times New Roman"/>
-        </w:rPr>
-        <w:t xml:space="preserve"> </w:t>
-      </w:r>
-      <w:proofErr w:type="spellStart"/>
-      <w:r>
-        <w:rPr>
-          <w:rFonts w:ascii="Times New Roman" w:hAnsi="Times New Roman" w:cs="Times New Roman"/>
-        </w:rPr>
-        <w:t>típica</w:t>
+        <w:t>clasificador</w:t>
       </w:r>
       <w:proofErr w:type="spellEnd"/>
       <w:r>
@@ -30347,136 +31517,6 @@
           <w:rFonts w:ascii="Times New Roman" w:hAnsi="Times New Roman" w:cs="Times New Roman"/>
         </w:rPr>
       </w:pPr>
-      <w:r>
-        <w:rPr>
-          <w:rFonts w:ascii="Times New Roman" w:hAnsi="Times New Roman" w:cs="Times New Roman"/>
-        </w:rPr>
-        <w:t xml:space="preserve">El dataset </w:t>
-      </w:r>
-      <w:proofErr w:type="spellStart"/>
-      <w:r>
-        <w:rPr>
-          <w:rFonts w:ascii="Times New Roman" w:hAnsi="Times New Roman" w:cs="Times New Roman"/>
-        </w:rPr>
-        <w:t>resultante</w:t>
-      </w:r>
-      <w:proofErr w:type="spellEnd"/>
-      <w:r>
-        <w:rPr>
-          <w:rFonts w:ascii="Times New Roman" w:hAnsi="Times New Roman" w:cs="Times New Roman"/>
-        </w:rPr>
-        <w:t xml:space="preserve">, </w:t>
-      </w:r>
-      <w:proofErr w:type="spellStart"/>
-      <w:r>
-        <w:rPr>
-          <w:rFonts w:ascii="Times New Roman" w:hAnsi="Times New Roman" w:cs="Times New Roman"/>
-        </w:rPr>
-        <w:t>exportado</w:t>
-      </w:r>
-      <w:proofErr w:type="spellEnd"/>
-      <w:r>
-        <w:rPr>
-          <w:rFonts w:ascii="Times New Roman" w:hAnsi="Times New Roman" w:cs="Times New Roman"/>
-        </w:rPr>
-        <w:t xml:space="preserve"> </w:t>
-      </w:r>
-      <w:proofErr w:type="spellStart"/>
-      <w:r>
-        <w:rPr>
-          <w:rFonts w:ascii="Times New Roman" w:hAnsi="Times New Roman" w:cs="Times New Roman"/>
-        </w:rPr>
-        <w:t>como</w:t>
-      </w:r>
-      <w:proofErr w:type="spellEnd"/>
-      <w:r>
-        <w:rPr>
-          <w:rFonts w:ascii="Times New Roman" w:hAnsi="Times New Roman" w:cs="Times New Roman"/>
-        </w:rPr>
-        <w:t xml:space="preserve"> `data/processed/V_ML_READY.csv`, </w:t>
-      </w:r>
-      <w:proofErr w:type="spellStart"/>
-      <w:r>
-        <w:rPr>
-          <w:rFonts w:ascii="Times New Roman" w:hAnsi="Times New Roman" w:cs="Times New Roman"/>
-        </w:rPr>
-        <w:t>contiene</w:t>
-      </w:r>
-      <w:proofErr w:type="spellEnd"/>
-      <w:r>
-        <w:rPr>
-          <w:rFonts w:ascii="Times New Roman" w:hAnsi="Times New Roman" w:cs="Times New Roman"/>
-        </w:rPr>
-        <w:t xml:space="preserve"> 47 columnas</w:t>
-      </w:r>
-      <w:r>
-        <w:rPr>
-          <w:rFonts w:ascii="Times New Roman" w:hAnsi="Times New Roman" w:cs="Times New Roman"/>
-        </w:rPr>
-        <w:t xml:space="preserve"> </w:t>
-      </w:r>
-      <w:r>
-        <w:rPr>
-          <w:rFonts w:ascii="Times New Roman" w:hAnsi="Times New Roman" w:cs="Times New Roman"/>
-        </w:rPr>
-        <w:t xml:space="preserve">de </w:t>
-      </w:r>
-      <w:proofErr w:type="spellStart"/>
-      <w:r>
-        <w:rPr>
-          <w:rFonts w:ascii="Times New Roman" w:hAnsi="Times New Roman" w:cs="Times New Roman"/>
-        </w:rPr>
-        <w:t>características</w:t>
-      </w:r>
-      <w:proofErr w:type="spellEnd"/>
-      <w:r>
-        <w:rPr>
-          <w:rFonts w:ascii="Times New Roman" w:hAnsi="Times New Roman" w:cs="Times New Roman"/>
-        </w:rPr>
-        <w:t xml:space="preserve"> </w:t>
-      </w:r>
-      <w:proofErr w:type="spellStart"/>
-      <w:r>
-        <w:rPr>
-          <w:rFonts w:ascii="Times New Roman" w:hAnsi="Times New Roman" w:cs="Times New Roman"/>
-        </w:rPr>
-        <w:t>listas</w:t>
-      </w:r>
-      <w:proofErr w:type="spellEnd"/>
-      <w:r>
-        <w:rPr>
-          <w:rFonts w:ascii="Times New Roman" w:hAnsi="Times New Roman" w:cs="Times New Roman"/>
-        </w:rPr>
-        <w:t xml:space="preserve"> para </w:t>
-      </w:r>
-      <w:proofErr w:type="spellStart"/>
-      <w:r>
-        <w:rPr>
-          <w:rFonts w:ascii="Times New Roman" w:hAnsi="Times New Roman" w:cs="Times New Roman"/>
-        </w:rPr>
-        <w:t>entrenar</w:t>
-      </w:r>
-      <w:proofErr w:type="spellEnd"/>
-      <w:r>
-        <w:rPr>
-          <w:rFonts w:ascii="Times New Roman" w:hAnsi="Times New Roman" w:cs="Times New Roman"/>
-        </w:rPr>
-        <w:t xml:space="preserve"> el </w:t>
-      </w:r>
-      <w:proofErr w:type="spellStart"/>
-      <w:r>
-        <w:rPr>
-          <w:rFonts w:ascii="Times New Roman" w:hAnsi="Times New Roman" w:cs="Times New Roman"/>
-        </w:rPr>
-        <w:t>clasificador</w:t>
-      </w:r>
-      <w:proofErr w:type="spellEnd"/>
-      <w:r>
-        <w:rPr>
-          <w:rFonts w:ascii="Times New Roman" w:hAnsi="Times New Roman" w:cs="Times New Roman"/>
-        </w:rPr>
-        <w:t>.</w:t>
-      </w:r>
     </w:p>
     <w:p>
       <w:pPr>
@@ -31173,7 +32213,7 @@
   <w:abstractNum w:abstractNumId="0" w15:restartNumberingAfterBreak="0">
     <w:nsid w:val="01B10787"/>
     <w:multiLevelType w:val="hybridMultilevel"/>
-    <w:tmpl w:val="84E4AD42"/>
+    <w:tmpl w:val="8974CECA"/>
     <w:lvl w:ilvl="0" w:tplc="0C0A000F">
       <w:start w:val="1"/>
       <w:numFmt w:val="decimal"/>
@@ -31186,7 +32226,7 @@
         <w:rFonts w:hint="default"/>
       </w:rPr>
     </w:lvl>
-    <w:lvl w:ilvl="1" w:tplc="0C0A0019" w:tentative="1">
+    <w:lvl w:ilvl="1" w:tplc="0C0A0019">
       <w:start w:val="1"/>
       <w:numFmt w:val="lowerLetter"/>
       <w:lvlText w:val="%2."/>
@@ -31375,7 +32415,7 @@
   <w:abstractNum w:abstractNumId="2" w15:restartNumberingAfterBreak="0">
     <w:nsid w:val="04A270EA"/>
     <w:multiLevelType w:val="hybridMultilevel"/>
-    <w:tmpl w:val="124C4CC4"/>
+    <w:tmpl w:val="40568FAC"/>
     <w:lvl w:ilvl="0" w:tplc="0409000F">
       <w:start w:val="1"/>
       <w:numFmt w:val="decimal"/>
@@ -33817,6 +34857,32 @@
       <w:spacing w:val="5"/>
     </w:rPr>
   </w:style>
+  <w:style w:type="paragraph" w:styleId="TOC2">
+    <w:name w:val="toc 2"/>
+    <w:basedOn w:val="Normal"/>
+    <w:next w:val="Normal"/>
+    <w:autoRedefine/>
+    <w:uiPriority w:val="39"/>
+    <w:unhideWhenUsed/>
+    <w:rsid w:val="00235DB9"/>
+    <w:pPr>
+      <w:spacing w:after="100"/>
+      <w:ind w:left="220"/>
+    </w:pPr>
+  </w:style>
+  <w:style w:type="paragraph" w:styleId="TOC3">
+    <w:name w:val="toc 3"/>
+    <w:basedOn w:val="Normal"/>
+    <w:next w:val="Normal"/>
+    <w:autoRedefine/>
+    <w:uiPriority w:val="39"/>
+    <w:unhideWhenUsed/>
+    <w:rsid w:val="00235DB9"/>
+    <w:pPr>
+      <w:spacing w:after="100"/>
+      <w:ind w:left="440"/>
+    </w:pPr>
+  </w:style>
 </w:styles>
 </file>
 
@@ -33985,8 +35051,10 @@
   <w:rsids>
     <w:rsidRoot w:val="007F7322"/>
     <w:rsid w:val="001F1D20"/>
+    <w:rsid w:val="0024723E"/>
     <w:rsid w:val="002F47D2"/>
     <w:rsid w:val="003226DD"/>
+    <w:rsid w:val="004A4E8A"/>
     <w:rsid w:val="004F742A"/>
     <w:rsid w:val="0050480F"/>
     <w:rsid w:val="0072172C"/>
@@ -33996,7 +35064,9 @@
     <w:rsid w:val="008A5BC4"/>
     <w:rsid w:val="00901FD6"/>
     <w:rsid w:val="009515E3"/>
+    <w:rsid w:val="00972F41"/>
     <w:rsid w:val="00A60693"/>
+    <w:rsid w:val="00B1056D"/>
     <w:rsid w:val="00B70657"/>
   </w:rsids>
   <m:mathPr>
